--- a/assignments/hira-javed/Core_Management_Skills_Hira_Javed.docx
+++ b/assignments/hira-javed/Core_Management_Skills_Hira_Javed.docx
@@ -4,7 +4,7 @@
   <w:body>
     <w:p>
       <w:pPr>
-        <w:spacing w:after="1600"/>
+        <w:spacing w:after="700"/>
       </w:pPr>
     </w:p>
     <w:p>
@@ -177,7 +177,7 @@
     </w:p>
     <w:p>
       <w:pPr>
-        <w:spacing w:after="300"/>
+        <w:spacing w:after="300" w:line="240" w:lineRule="auto"/>
         <w:jc w:val="center"/>
       </w:pPr>
       <w:r>
@@ -329,6 +329,7 @@
           </w:tcPr>
           <w:p>
             <w:pPr>
+              <w:spacing w:line="240" w:lineRule="auto"/>
               <w:jc w:val="center"/>
             </w:pPr>
             <w:r>
@@ -363,6 +364,7 @@
           </w:tcPr>
           <w:p>
             <w:pPr>
+              <w:spacing w:line="240" w:lineRule="auto"/>
               <w:jc w:val="center"/>
             </w:pPr>
             <w:r>
@@ -397,6 +399,7 @@
           </w:tcPr>
           <w:p>
             <w:pPr>
+              <w:spacing w:line="240" w:lineRule="auto"/>
               <w:jc w:val="center"/>
             </w:pPr>
             <w:r>
@@ -435,6 +438,7 @@
           </w:tcPr>
           <w:p>
             <w:pPr>
+              <w:spacing w:line="240" w:lineRule="auto"/>
               <w:jc w:val="center"/>
             </w:pPr>
             <w:r>
@@ -468,6 +472,7 @@
           </w:tcPr>
           <w:p>
             <w:pPr>
+              <w:spacing w:line="240" w:lineRule="auto"/>
               <w:jc w:val="left"/>
             </w:pPr>
             <w:r>
@@ -501,6 +506,7 @@
           </w:tcPr>
           <w:p>
             <w:pPr>
+              <w:spacing w:line="240" w:lineRule="auto"/>
               <w:jc w:val="center"/>
             </w:pPr>
             <w:r>
@@ -539,6 +545,7 @@
           </w:tcPr>
           <w:p>
             <w:pPr>
+              <w:spacing w:line="240" w:lineRule="auto"/>
               <w:jc w:val="center"/>
             </w:pPr>
             <w:r>
@@ -572,6 +579,7 @@
           </w:tcPr>
           <w:p>
             <w:pPr>
+              <w:spacing w:line="240" w:lineRule="auto"/>
               <w:jc w:val="left"/>
             </w:pPr>
             <w:r>
@@ -605,6 +613,7 @@
           </w:tcPr>
           <w:p>
             <w:pPr>
+              <w:spacing w:line="240" w:lineRule="auto"/>
               <w:jc w:val="center"/>
             </w:pPr>
             <w:r>
@@ -643,6 +652,7 @@
           </w:tcPr>
           <w:p>
             <w:pPr>
+              <w:spacing w:line="240" w:lineRule="auto"/>
               <w:jc w:val="center"/>
             </w:pPr>
             <w:r>
@@ -676,6 +686,7 @@
           </w:tcPr>
           <w:p>
             <w:pPr>
+              <w:spacing w:line="240" w:lineRule="auto"/>
               <w:jc w:val="left"/>
             </w:pPr>
             <w:r>
@@ -709,6 +720,7 @@
           </w:tcPr>
           <w:p>
             <w:pPr>
+              <w:spacing w:line="240" w:lineRule="auto"/>
               <w:jc w:val="center"/>
             </w:pPr>
             <w:r>
@@ -747,6 +759,7 @@
           </w:tcPr>
           <w:p>
             <w:pPr>
+              <w:spacing w:line="240" w:lineRule="auto"/>
               <w:jc w:val="center"/>
             </w:pPr>
             <w:r>
@@ -780,6 +793,7 @@
           </w:tcPr>
           <w:p>
             <w:pPr>
+              <w:spacing w:line="240" w:lineRule="auto"/>
               <w:jc w:val="left"/>
             </w:pPr>
             <w:r>
@@ -813,6 +827,7 @@
           </w:tcPr>
           <w:p>
             <w:pPr>
+              <w:spacing w:line="240" w:lineRule="auto"/>
               <w:jc w:val="center"/>
             </w:pPr>
             <w:r>
@@ -823,7 +838,7 @@
                 <w:sz w:val="24"/>
                 <w:szCs w:val="24"/>
               </w:rPr>
-              <w:t xml:space="preserve">1</w:t>
+              <w:t xml:space="preserve">2</w:t>
             </w:r>
           </w:p>
         </w:tc>
@@ -851,6 +866,7 @@
           </w:tcPr>
           <w:p>
             <w:pPr>
+              <w:spacing w:line="240" w:lineRule="auto"/>
               <w:jc w:val="center"/>
             </w:pPr>
             <w:r>
@@ -884,6 +900,7 @@
           </w:tcPr>
           <w:p>
             <w:pPr>
+              <w:spacing w:line="240" w:lineRule="auto"/>
               <w:jc w:val="left"/>
             </w:pPr>
             <w:r>
@@ -917,6 +934,7 @@
           </w:tcPr>
           <w:p>
             <w:pPr>
+              <w:spacing w:line="240" w:lineRule="auto"/>
               <w:jc w:val="center"/>
             </w:pPr>
             <w:r>
@@ -927,7 +945,7 @@
                 <w:sz w:val="24"/>
                 <w:szCs w:val="24"/>
               </w:rPr>
-              <w:t xml:space="preserve">2</w:t>
+              <w:t xml:space="preserve">3</w:t>
             </w:r>
           </w:p>
         </w:tc>
@@ -955,6 +973,7 @@
           </w:tcPr>
           <w:p>
             <w:pPr>
+              <w:spacing w:line="240" w:lineRule="auto"/>
               <w:jc w:val="center"/>
             </w:pPr>
             <w:r>
@@ -988,6 +1007,7 @@
           </w:tcPr>
           <w:p>
             <w:pPr>
+              <w:spacing w:line="240" w:lineRule="auto"/>
               <w:jc w:val="left"/>
             </w:pPr>
             <w:r>
@@ -1021,6 +1041,7 @@
           </w:tcPr>
           <w:p>
             <w:pPr>
+              <w:spacing w:line="240" w:lineRule="auto"/>
               <w:jc w:val="center"/>
             </w:pPr>
             <w:r>
@@ -1031,7 +1052,7 @@
                 <w:sz w:val="24"/>
                 <w:szCs w:val="24"/>
               </w:rPr>
-              <w:t xml:space="preserve">5</w:t>
+              <w:t xml:space="preserve">6</w:t>
             </w:r>
           </w:p>
         </w:tc>
@@ -1059,6 +1080,7 @@
           </w:tcPr>
           <w:p>
             <w:pPr>
+              <w:spacing w:line="240" w:lineRule="auto"/>
               <w:jc w:val="center"/>
             </w:pPr>
             <w:r>
@@ -1092,6 +1114,7 @@
           </w:tcPr>
           <w:p>
             <w:pPr>
+              <w:spacing w:line="240" w:lineRule="auto"/>
               <w:jc w:val="left"/>
             </w:pPr>
             <w:r>
@@ -1125,6 +1148,7 @@
           </w:tcPr>
           <w:p>
             <w:pPr>
+              <w:spacing w:line="240" w:lineRule="auto"/>
               <w:jc w:val="center"/>
             </w:pPr>
             <w:r>
@@ -1135,7 +1159,7 @@
                 <w:sz w:val="24"/>
                 <w:szCs w:val="24"/>
               </w:rPr>
-              <w:t xml:space="preserve">5</w:t>
+              <w:t xml:space="preserve">7</w:t>
             </w:r>
           </w:p>
         </w:tc>
@@ -1163,6 +1187,7 @@
           </w:tcPr>
           <w:p>
             <w:pPr>
+              <w:spacing w:line="240" w:lineRule="auto"/>
               <w:jc w:val="center"/>
             </w:pPr>
             <w:r>
@@ -1196,6 +1221,7 @@
           </w:tcPr>
           <w:p>
             <w:pPr>
+              <w:spacing w:line="240" w:lineRule="auto"/>
               <w:jc w:val="left"/>
             </w:pPr>
             <w:r>
@@ -1229,6 +1255,7 @@
           </w:tcPr>
           <w:p>
             <w:pPr>
+              <w:spacing w:line="240" w:lineRule="auto"/>
               <w:jc w:val="center"/>
             </w:pPr>
             <w:r>
@@ -1239,7 +1266,7 @@
                 <w:sz w:val="24"/>
                 <w:szCs w:val="24"/>
               </w:rPr>
-              <w:t xml:space="preserve">6</w:t>
+              <w:t xml:space="preserve">8</w:t>
             </w:r>
           </w:p>
         </w:tc>
@@ -1267,6 +1294,7 @@
           </w:tcPr>
           <w:p>
             <w:pPr>
+              <w:spacing w:line="240" w:lineRule="auto"/>
               <w:jc w:val="center"/>
             </w:pPr>
             <w:r>
@@ -1300,6 +1328,7 @@
           </w:tcPr>
           <w:p>
             <w:pPr>
+              <w:spacing w:line="240" w:lineRule="auto"/>
               <w:jc w:val="left"/>
             </w:pPr>
             <w:r>
@@ -1333,6 +1362,7 @@
           </w:tcPr>
           <w:p>
             <w:pPr>
+              <w:spacing w:line="240" w:lineRule="auto"/>
               <w:jc w:val="center"/>
             </w:pPr>
             <w:r>
@@ -1343,7 +1373,7 @@
                 <w:sz w:val="24"/>
                 <w:szCs w:val="24"/>
               </w:rPr>
-              <w:t xml:space="preserve">7</w:t>
+              <w:t xml:space="preserve">9</w:t>
             </w:r>
           </w:p>
         </w:tc>
@@ -1377,7 +1407,7 @@
     </w:p>
     <w:p>
       <w:pPr>
-        <w:spacing w:after="140" w:line="276"/>
+        <w:spacing w:after="140" w:line="360" w:lineRule="auto"/>
       </w:pPr>
       <w:r>
         <w:rPr>
@@ -1408,15 +1438,15 @@
           <w:rFonts w:ascii="Times New Roman" w:cs="Times New Roman" w:eastAsia="Times New Roman" w:hAnsi="Times New Roman"/>
           <w:b/>
           <w:bCs/>
-          <w:sz w:val="24"/>
-          <w:szCs w:val="24"/>
+          <w:sz w:val="28"/>
+          <w:szCs w:val="28"/>
         </w:rPr>
         <w:t xml:space="preserve">1. INTRODUCTION</w:t>
       </w:r>
     </w:p>
     <w:p>
       <w:pPr>
-        <w:spacing w:after="140" w:line="276"/>
+        <w:spacing w:after="140" w:line="360" w:lineRule="auto"/>
       </w:pPr>
       <w:r>
         <w:rPr>
@@ -1429,7 +1459,7 @@
     </w:p>
     <w:p>
       <w:pPr>
-        <w:spacing w:after="140" w:line="276"/>
+        <w:spacing w:after="140" w:line="360" w:lineRule="auto"/>
       </w:pPr>
       <w:r>
         <w:rPr>
@@ -1442,7 +1472,7 @@
     </w:p>
     <w:p>
       <w:pPr>
-        <w:spacing w:after="140" w:line="276"/>
+        <w:spacing w:after="140" w:line="360" w:lineRule="auto"/>
       </w:pPr>
       <w:r>
         <w:rPr>
@@ -1463,15 +1493,15 @@
           <w:rFonts w:ascii="Times New Roman" w:cs="Times New Roman" w:eastAsia="Times New Roman" w:hAnsi="Times New Roman"/>
           <w:b/>
           <w:bCs/>
-          <w:sz w:val="24"/>
-          <w:szCs w:val="24"/>
+          <w:sz w:val="28"/>
+          <w:szCs w:val="28"/>
         </w:rPr>
         <w:t xml:space="preserve">2. MEANING OF MANAGEMENT AND MANAGEMENT SKILLS</w:t>
       </w:r>
     </w:p>
     <w:p>
       <w:pPr>
-        <w:spacing w:after="140" w:line="276"/>
+        <w:spacing w:after="140" w:line="360" w:lineRule="auto"/>
       </w:pPr>
       <w:r>
         <w:rPr>
@@ -1484,7 +1514,7 @@
     </w:p>
     <w:p>
       <w:pPr>
-        <w:spacing w:after="140" w:line="276"/>
+        <w:spacing w:after="140" w:line="360" w:lineRule="auto"/>
       </w:pPr>
       <w:r>
         <w:rPr>
@@ -1497,7 +1527,7 @@
     </w:p>
     <w:p>
       <w:pPr>
-        <w:spacing w:after="140" w:line="276"/>
+        <w:spacing w:after="140" w:line="360" w:lineRule="auto"/>
       </w:pPr>
       <w:r>
         <w:rPr>
@@ -1518,15 +1548,15 @@
           <w:rFonts w:ascii="Times New Roman" w:cs="Times New Roman" w:eastAsia="Times New Roman" w:hAnsi="Times New Roman"/>
           <w:b/>
           <w:bCs/>
-          <w:sz w:val="24"/>
-          <w:szCs w:val="24"/>
+          <w:sz w:val="28"/>
+          <w:szCs w:val="28"/>
         </w:rPr>
         <w:t xml:space="preserve">3. IMPORTANCE OF MANAGEMENT SKILLS FOR TEACHERS</w:t>
       </w:r>
     </w:p>
     <w:p>
       <w:pPr>
-        <w:spacing w:after="60" w:line="276"/>
+        <w:spacing w:after="60" w:line="360" w:lineRule="auto"/>
       </w:pPr>
       <w:r>
         <w:rPr>
@@ -1544,7 +1574,7 @@
           <w:ilvl w:val="0"/>
           <w:numId w:val="2"/>
         </w:numPr>
-        <w:spacing w:after="60" w:line="276"/>
+        <w:spacing w:after="60" w:line="360" w:lineRule="auto"/>
       </w:pPr>
       <w:r>
         <w:rPr>
@@ -1562,7 +1592,7 @@
           <w:ilvl w:val="0"/>
           <w:numId w:val="2"/>
         </w:numPr>
-        <w:spacing w:after="60" w:line="276"/>
+        <w:spacing w:after="60" w:line="360" w:lineRule="auto"/>
       </w:pPr>
       <w:r>
         <w:rPr>
@@ -1580,7 +1610,7 @@
           <w:ilvl w:val="0"/>
           <w:numId w:val="2"/>
         </w:numPr>
-        <w:spacing w:after="60" w:line="276"/>
+        <w:spacing w:after="60" w:line="360" w:lineRule="auto"/>
       </w:pPr>
       <w:r>
         <w:rPr>
@@ -1598,7 +1628,7 @@
           <w:ilvl w:val="0"/>
           <w:numId w:val="2"/>
         </w:numPr>
-        <w:spacing w:after="60" w:line="276"/>
+        <w:spacing w:after="60" w:line="360" w:lineRule="auto"/>
       </w:pPr>
       <w:r>
         <w:rPr>
@@ -1616,7 +1646,7 @@
           <w:ilvl w:val="0"/>
           <w:numId w:val="2"/>
         </w:numPr>
-        <w:spacing w:after="60" w:line="276"/>
+        <w:spacing w:after="60" w:line="360" w:lineRule="auto"/>
       </w:pPr>
       <w:r>
         <w:rPr>
@@ -1634,7 +1664,7 @@
           <w:ilvl w:val="0"/>
           <w:numId w:val="2"/>
         </w:numPr>
-        <w:spacing w:after="60" w:line="276"/>
+        <w:spacing w:after="60" w:line="360" w:lineRule="auto"/>
       </w:pPr>
       <w:r>
         <w:rPr>
@@ -1652,7 +1682,7 @@
           <w:ilvl w:val="0"/>
           <w:numId w:val="2"/>
         </w:numPr>
-        <w:spacing w:after="60" w:line="276"/>
+        <w:spacing w:after="60" w:line="360" w:lineRule="auto"/>
       </w:pPr>
       <w:r>
         <w:rPr>
@@ -1673,15 +1703,15 @@
           <w:rFonts w:ascii="Times New Roman" w:cs="Times New Roman" w:eastAsia="Times New Roman" w:hAnsi="Times New Roman"/>
           <w:b/>
           <w:bCs/>
-          <w:sz w:val="24"/>
-          <w:szCs w:val="24"/>
+          <w:sz w:val="28"/>
+          <w:szCs w:val="28"/>
         </w:rPr>
         <w:t xml:space="preserve">4. THEORIES RELATED TO MANAGEMENT SKILLS</w:t>
       </w:r>
     </w:p>
     <w:p>
       <w:pPr>
-        <w:spacing w:after="140" w:line="276"/>
+        <w:spacing w:after="140" w:line="360" w:lineRule="auto"/>
       </w:pPr>
       <w:r>
         <w:rPr>
@@ -1702,15 +1732,15 @@
           <w:rFonts w:ascii="Times New Roman" w:cs="Times New Roman" w:eastAsia="Times New Roman" w:hAnsi="Times New Roman"/>
           <w:b/>
           <w:bCs/>
-          <w:sz w:val="24"/>
-          <w:szCs w:val="24"/>
+          <w:sz w:val="26"/>
+          <w:szCs w:val="26"/>
         </w:rPr>
         <w:t xml:space="preserve">Katz's Three Skills Model (1955)</w:t>
       </w:r>
     </w:p>
     <w:p>
       <w:pPr>
-        <w:spacing w:after="140" w:line="276"/>
+        <w:spacing w:after="140" w:line="360" w:lineRule="auto"/>
       </w:pPr>
       <w:r>
         <w:rPr>
@@ -1731,15 +1761,15 @@
           <w:rFonts w:ascii="Times New Roman" w:cs="Times New Roman" w:eastAsia="Times New Roman" w:hAnsi="Times New Roman"/>
           <w:b/>
           <w:bCs/>
-          <w:sz w:val="24"/>
-          <w:szCs w:val="24"/>
+          <w:sz w:val="26"/>
+          <w:szCs w:val="26"/>
         </w:rPr>
         <w:t xml:space="preserve">Fayol's Functions of Management (1949)</w:t>
       </w:r>
     </w:p>
     <w:p>
       <w:pPr>
-        <w:spacing w:after="140" w:line="276"/>
+        <w:spacing w:after="140" w:line="360" w:lineRule="auto"/>
       </w:pPr>
       <w:r>
         <w:rPr>
@@ -1760,15 +1790,15 @@
           <w:rFonts w:ascii="Times New Roman" w:cs="Times New Roman" w:eastAsia="Times New Roman" w:hAnsi="Times New Roman"/>
           <w:b/>
           <w:bCs/>
-          <w:sz w:val="24"/>
-          <w:szCs w:val="24"/>
+          <w:sz w:val="26"/>
+          <w:szCs w:val="26"/>
         </w:rPr>
         <w:t xml:space="preserve">Kounin's Classroom Management Theory (1970)</w:t>
       </w:r>
     </w:p>
     <w:p>
       <w:pPr>
-        <w:spacing w:after="140" w:line="276"/>
+        <w:spacing w:after="140" w:line="360" w:lineRule="auto"/>
       </w:pPr>
       <w:r>
         <w:rPr>
@@ -1789,15 +1819,15 @@
           <w:rFonts w:ascii="Times New Roman" w:cs="Times New Roman" w:eastAsia="Times New Roman" w:hAnsi="Times New Roman"/>
           <w:b/>
           <w:bCs/>
-          <w:sz w:val="24"/>
-          <w:szCs w:val="24"/>
+          <w:sz w:val="26"/>
+          <w:szCs w:val="26"/>
         </w:rPr>
         <w:t xml:space="preserve">McGregor's Theory X and Theory Y (1960)</w:t>
       </w:r>
     </w:p>
     <w:p>
       <w:pPr>
-        <w:spacing w:after="140" w:line="276"/>
+        <w:spacing w:after="140" w:line="360" w:lineRule="auto"/>
       </w:pPr>
       <w:r>
         <w:rPr>
@@ -1818,15 +1848,15 @@
           <w:rFonts w:ascii="Times New Roman" w:cs="Times New Roman" w:eastAsia="Times New Roman" w:hAnsi="Times New Roman"/>
           <w:b/>
           <w:bCs/>
-          <w:sz w:val="24"/>
-          <w:szCs w:val="24"/>
+          <w:sz w:val="26"/>
+          <w:szCs w:val="26"/>
         </w:rPr>
         <w:t xml:space="preserve">Maslow's Hierarchy of Needs (1943)</w:t>
       </w:r>
     </w:p>
     <w:p>
       <w:pPr>
-        <w:spacing w:after="140" w:line="276"/>
+        <w:spacing w:after="140" w:line="360" w:lineRule="auto"/>
       </w:pPr>
       <w:r>
         <w:rPr>
@@ -1847,15 +1877,15 @@
           <w:rFonts w:ascii="Times New Roman" w:cs="Times New Roman" w:eastAsia="Times New Roman" w:hAnsi="Times New Roman"/>
           <w:b/>
           <w:bCs/>
-          <w:sz w:val="24"/>
-          <w:szCs w:val="24"/>
+          <w:sz w:val="28"/>
+          <w:szCs w:val="28"/>
         </w:rPr>
         <w:t xml:space="preserve">5. CORE MANAGEMENT SKILLS FOR TEACHERS</w:t>
       </w:r>
     </w:p>
     <w:p>
       <w:pPr>
-        <w:spacing w:after="140" w:line="276"/>
+        <w:spacing w:after="140" w:line="360" w:lineRule="auto"/>
       </w:pPr>
       <w:r>
         <w:rPr>
@@ -1876,15 +1906,15 @@
           <w:rFonts w:ascii="Times New Roman" w:cs="Times New Roman" w:eastAsia="Times New Roman" w:hAnsi="Times New Roman"/>
           <w:b/>
           <w:bCs/>
-          <w:sz w:val="24"/>
-          <w:szCs w:val="24"/>
+          <w:sz w:val="26"/>
+          <w:szCs w:val="26"/>
         </w:rPr>
         <w:t xml:space="preserve">5.1 Planning Skill</w:t>
       </w:r>
     </w:p>
     <w:p>
       <w:pPr>
-        <w:spacing w:after="140" w:line="276"/>
+        <w:spacing w:after="140" w:line="360" w:lineRule="auto"/>
       </w:pPr>
       <w:r>
         <w:rPr>
@@ -1905,15 +1935,15 @@
           <w:rFonts w:ascii="Times New Roman" w:cs="Times New Roman" w:eastAsia="Times New Roman" w:hAnsi="Times New Roman"/>
           <w:b/>
           <w:bCs/>
-          <w:sz w:val="24"/>
-          <w:szCs w:val="24"/>
+          <w:sz w:val="26"/>
+          <w:szCs w:val="26"/>
         </w:rPr>
         <w:t xml:space="preserve">5.2 Organizing Skill</w:t>
       </w:r>
     </w:p>
     <w:p>
       <w:pPr>
-        <w:spacing w:after="140" w:line="276"/>
+        <w:spacing w:after="140" w:line="360" w:lineRule="auto"/>
       </w:pPr>
       <w:r>
         <w:rPr>
@@ -1934,15 +1964,15 @@
           <w:rFonts w:ascii="Times New Roman" w:cs="Times New Roman" w:eastAsia="Times New Roman" w:hAnsi="Times New Roman"/>
           <w:b/>
           <w:bCs/>
-          <w:sz w:val="24"/>
-          <w:szCs w:val="24"/>
+          <w:sz w:val="26"/>
+          <w:szCs w:val="26"/>
         </w:rPr>
         <w:t xml:space="preserve">5.3 Classroom Management and Discipline Skill</w:t>
       </w:r>
     </w:p>
     <w:p>
       <w:pPr>
-        <w:spacing w:after="140" w:line="276"/>
+        <w:spacing w:after="140" w:line="360" w:lineRule="auto"/>
       </w:pPr>
       <w:r>
         <w:rPr>
@@ -1963,15 +1993,15 @@
           <w:rFonts w:ascii="Times New Roman" w:cs="Times New Roman" w:eastAsia="Times New Roman" w:hAnsi="Times New Roman"/>
           <w:b/>
           <w:bCs/>
-          <w:sz w:val="24"/>
-          <w:szCs w:val="24"/>
+          <w:sz w:val="26"/>
+          <w:szCs w:val="26"/>
         </w:rPr>
         <w:t xml:space="preserve">5.4 Time Management Skill</w:t>
       </w:r>
     </w:p>
     <w:p>
       <w:pPr>
-        <w:spacing w:after="140" w:line="276"/>
+        <w:spacing w:after="140" w:line="360" w:lineRule="auto"/>
       </w:pPr>
       <w:r>
         <w:rPr>
@@ -1992,15 +2022,15 @@
           <w:rFonts w:ascii="Times New Roman" w:cs="Times New Roman" w:eastAsia="Times New Roman" w:hAnsi="Times New Roman"/>
           <w:b/>
           <w:bCs/>
-          <w:sz w:val="24"/>
-          <w:szCs w:val="24"/>
+          <w:sz w:val="26"/>
+          <w:szCs w:val="26"/>
         </w:rPr>
         <w:t xml:space="preserve">5.5 Communication Skill</w:t>
       </w:r>
     </w:p>
     <w:p>
       <w:pPr>
-        <w:spacing w:after="140" w:line="276"/>
+        <w:spacing w:after="140" w:line="360" w:lineRule="auto"/>
       </w:pPr>
       <w:r>
         <w:rPr>
@@ -2021,15 +2051,15 @@
           <w:rFonts w:ascii="Times New Roman" w:cs="Times New Roman" w:eastAsia="Times New Roman" w:hAnsi="Times New Roman"/>
           <w:b/>
           <w:bCs/>
-          <w:sz w:val="24"/>
-          <w:szCs w:val="24"/>
+          <w:sz w:val="26"/>
+          <w:szCs w:val="26"/>
         </w:rPr>
         <w:t xml:space="preserve">5.6 Leadership Skill</w:t>
       </w:r>
     </w:p>
     <w:p>
       <w:pPr>
-        <w:spacing w:after="140" w:line="276"/>
+        <w:spacing w:after="140" w:line="360" w:lineRule="auto"/>
       </w:pPr>
       <w:r>
         <w:rPr>
@@ -2050,15 +2080,15 @@
           <w:rFonts w:ascii="Times New Roman" w:cs="Times New Roman" w:eastAsia="Times New Roman" w:hAnsi="Times New Roman"/>
           <w:b/>
           <w:bCs/>
-          <w:sz w:val="24"/>
-          <w:szCs w:val="24"/>
+          <w:sz w:val="26"/>
+          <w:szCs w:val="26"/>
         </w:rPr>
         <w:t xml:space="preserve">5.7 Decision-Making and Problem-Solving Skill</w:t>
       </w:r>
     </w:p>
     <w:p>
       <w:pPr>
-        <w:spacing w:after="140" w:line="276"/>
+        <w:spacing w:after="140" w:line="360" w:lineRule="auto"/>
       </w:pPr>
       <w:r>
         <w:rPr>
@@ -2079,15 +2109,15 @@
           <w:rFonts w:ascii="Times New Roman" w:cs="Times New Roman" w:eastAsia="Times New Roman" w:hAnsi="Times New Roman"/>
           <w:b/>
           <w:bCs/>
-          <w:sz w:val="24"/>
-          <w:szCs w:val="24"/>
+          <w:sz w:val="26"/>
+          <w:szCs w:val="26"/>
         </w:rPr>
         <w:t xml:space="preserve">5.8 Human Relations and Teamwork Skill</w:t>
       </w:r>
     </w:p>
     <w:p>
       <w:pPr>
-        <w:spacing w:after="140" w:line="276"/>
+        <w:spacing w:after="140" w:line="360" w:lineRule="auto"/>
       </w:pPr>
       <w:r>
         <w:rPr>
@@ -2108,15 +2138,15 @@
           <w:rFonts w:ascii="Times New Roman" w:cs="Times New Roman" w:eastAsia="Times New Roman" w:hAnsi="Times New Roman"/>
           <w:b/>
           <w:bCs/>
-          <w:sz w:val="24"/>
-          <w:szCs w:val="24"/>
+          <w:sz w:val="26"/>
+          <w:szCs w:val="26"/>
         </w:rPr>
         <w:t xml:space="preserve">5.9 Motivation Skill</w:t>
       </w:r>
     </w:p>
     <w:p>
       <w:pPr>
-        <w:spacing w:after="140" w:line="276"/>
+        <w:spacing w:after="140" w:line="360" w:lineRule="auto"/>
       </w:pPr>
       <w:r>
         <w:rPr>
@@ -2137,15 +2167,15 @@
           <w:rFonts w:ascii="Times New Roman" w:cs="Times New Roman" w:eastAsia="Times New Roman" w:hAnsi="Times New Roman"/>
           <w:b/>
           <w:bCs/>
-          <w:sz w:val="24"/>
-          <w:szCs w:val="24"/>
+          <w:sz w:val="26"/>
+          <w:szCs w:val="26"/>
         </w:rPr>
         <w:t xml:space="preserve">5.10 Conflict Management Skill</w:t>
       </w:r>
     </w:p>
     <w:p>
       <w:pPr>
-        <w:spacing w:after="140" w:line="276"/>
+        <w:spacing w:after="140" w:line="360" w:lineRule="auto"/>
       </w:pPr>
       <w:r>
         <w:rPr>
@@ -2166,15 +2196,15 @@
           <w:rFonts w:ascii="Times New Roman" w:cs="Times New Roman" w:eastAsia="Times New Roman" w:hAnsi="Times New Roman"/>
           <w:b/>
           <w:bCs/>
-          <w:sz w:val="24"/>
-          <w:szCs w:val="24"/>
+          <w:sz w:val="26"/>
+          <w:szCs w:val="26"/>
         </w:rPr>
         <w:t xml:space="preserve">5.11 Record Keeping and Evaluation Skill</w:t>
       </w:r>
     </w:p>
     <w:p>
       <w:pPr>
-        <w:spacing w:after="140" w:line="276"/>
+        <w:spacing w:after="140" w:line="360" w:lineRule="auto"/>
       </w:pPr>
       <w:r>
         <w:rPr>
@@ -2195,15 +2225,15 @@
           <w:rFonts w:ascii="Times New Roman" w:cs="Times New Roman" w:eastAsia="Times New Roman" w:hAnsi="Times New Roman"/>
           <w:b/>
           <w:bCs/>
-          <w:sz w:val="24"/>
-          <w:szCs w:val="24"/>
+          <w:sz w:val="26"/>
+          <w:szCs w:val="26"/>
         </w:rPr>
         <w:t xml:space="preserve">5.12 Self-Management and Stress Control Skill</w:t>
       </w:r>
     </w:p>
     <w:p>
       <w:pPr>
-        <w:spacing w:after="140" w:line="276"/>
+        <w:spacing w:after="140" w:line="360" w:lineRule="auto"/>
       </w:pPr>
       <w:r>
         <w:rPr>
@@ -2217,7 +2247,7 @@
     <w:p>
       <w:pPr>
         <w:keepNext/>
-        <w:spacing w:after="60" w:line="276"/>
+        <w:spacing w:after="60" w:line="360" w:lineRule="auto"/>
       </w:pPr>
       <w:r>
         <w:rPr>
@@ -2287,6 +2317,7 @@
           </w:tcPr>
           <w:p>
             <w:pPr>
+              <w:spacing w:line="240" w:lineRule="auto"/>
               <w:jc w:val="center"/>
             </w:pPr>
             <w:r>
@@ -2294,8 +2325,8 @@
                 <w:rFonts w:ascii="Times New Roman" w:cs="Times New Roman" w:eastAsia="Times New Roman" w:hAnsi="Times New Roman"/>
                 <w:b/>
                 <w:bCs/>
-                <w:sz w:val="22"/>
-                <w:szCs w:val="22"/>
+                <w:sz w:val="24"/>
+                <w:szCs w:val="24"/>
               </w:rPr>
               <w:t xml:space="preserve">Skill</w:t>
             </w:r>
@@ -2321,6 +2352,7 @@
           </w:tcPr>
           <w:p>
             <w:pPr>
+              <w:spacing w:line="240" w:lineRule="auto"/>
               <w:jc w:val="center"/>
             </w:pPr>
             <w:r>
@@ -2328,8 +2360,8 @@
                 <w:rFonts w:ascii="Times New Roman" w:cs="Times New Roman" w:eastAsia="Times New Roman" w:hAnsi="Times New Roman"/>
                 <w:b/>
                 <w:bCs/>
-                <w:sz w:val="22"/>
-                <w:szCs w:val="22"/>
+                <w:sz w:val="24"/>
+                <w:szCs w:val="24"/>
               </w:rPr>
               <w:t xml:space="preserve">Simple Meaning</w:t>
             </w:r>
@@ -2355,6 +2387,7 @@
           </w:tcPr>
           <w:p>
             <w:pPr>
+              <w:spacing w:line="240" w:lineRule="auto"/>
               <w:jc w:val="center"/>
             </w:pPr>
             <w:r>
@@ -2362,8 +2395,8 @@
                 <w:rFonts w:ascii="Times New Roman" w:cs="Times New Roman" w:eastAsia="Times New Roman" w:hAnsi="Times New Roman"/>
                 <w:b/>
                 <w:bCs/>
-                <w:sz w:val="22"/>
-                <w:szCs w:val="22"/>
+                <w:sz w:val="24"/>
+                <w:szCs w:val="24"/>
               </w:rPr>
               <w:t xml:space="preserve">Classroom Example</w:t>
             </w:r>
@@ -2393,6 +2426,7 @@
           </w:tcPr>
           <w:p>
             <w:pPr>
+              <w:spacing w:line="240" w:lineRule="auto"/>
               <w:jc w:val="left"/>
             </w:pPr>
             <w:r>
@@ -2400,8 +2434,8 @@
                 <w:rFonts w:ascii="Times New Roman" w:cs="Times New Roman" w:eastAsia="Times New Roman" w:hAnsi="Times New Roman"/>
                 <w:b/>
                 <w:bCs/>
-                <w:sz w:val="22"/>
-                <w:szCs w:val="22"/>
+                <w:sz w:val="24"/>
+                <w:szCs w:val="24"/>
               </w:rPr>
               <w:t xml:space="preserve">Planning</w:t>
             </w:r>
@@ -2426,15 +2460,16 @@
           </w:tcPr>
           <w:p>
             <w:pPr>
-              <w:jc w:val="left"/>
-            </w:pPr>
-            <w:r>
-              <w:rPr>
-                <w:rFonts w:ascii="Times New Roman" w:cs="Times New Roman" w:eastAsia="Times New Roman" w:hAnsi="Times New Roman"/>
-                <w:b w:val="false"/>
-                <w:bCs w:val="false"/>
-                <w:sz w:val="22"/>
-                <w:szCs w:val="22"/>
+              <w:spacing w:line="240" w:lineRule="auto"/>
+              <w:jc w:val="left"/>
+            </w:pPr>
+            <w:r>
+              <w:rPr>
+                <w:rFonts w:ascii="Times New Roman" w:cs="Times New Roman" w:eastAsia="Times New Roman" w:hAnsi="Times New Roman"/>
+                <w:b w:val="false"/>
+                <w:bCs w:val="false"/>
+                <w:sz w:val="24"/>
+                <w:szCs w:val="24"/>
               </w:rPr>
               <w:t xml:space="preserve">Deciding in advance what, how and when</w:t>
             </w:r>
@@ -2459,15 +2494,16 @@
           </w:tcPr>
           <w:p>
             <w:pPr>
-              <w:jc w:val="left"/>
-            </w:pPr>
-            <w:r>
-              <w:rPr>
-                <w:rFonts w:ascii="Times New Roman" w:cs="Times New Roman" w:eastAsia="Times New Roman" w:hAnsi="Times New Roman"/>
-                <w:b w:val="false"/>
-                <w:bCs w:val="false"/>
-                <w:sz w:val="22"/>
-                <w:szCs w:val="22"/>
+              <w:spacing w:line="240" w:lineRule="auto"/>
+              <w:jc w:val="left"/>
+            </w:pPr>
+            <w:r>
+              <w:rPr>
+                <w:rFonts w:ascii="Times New Roman" w:cs="Times New Roman" w:eastAsia="Times New Roman" w:hAnsi="Times New Roman"/>
+                <w:b w:val="false"/>
+                <w:bCs w:val="false"/>
+                <w:sz w:val="24"/>
+                <w:szCs w:val="24"/>
               </w:rPr>
               <w:t xml:space="preserve">Dividing the syllabus into weekly parts</w:t>
             </w:r>
@@ -2497,6 +2533,7 @@
           </w:tcPr>
           <w:p>
             <w:pPr>
+              <w:spacing w:line="240" w:lineRule="auto"/>
               <w:jc w:val="left"/>
             </w:pPr>
             <w:r>
@@ -2504,8 +2541,8 @@
                 <w:rFonts w:ascii="Times New Roman" w:cs="Times New Roman" w:eastAsia="Times New Roman" w:hAnsi="Times New Roman"/>
                 <w:b/>
                 <w:bCs/>
-                <w:sz w:val="22"/>
-                <w:szCs w:val="22"/>
+                <w:sz w:val="24"/>
+                <w:szCs w:val="24"/>
               </w:rPr>
               <w:t xml:space="preserve">Organizing</w:t>
             </w:r>
@@ -2530,15 +2567,16 @@
           </w:tcPr>
           <w:p>
             <w:pPr>
-              <w:jc w:val="left"/>
-            </w:pPr>
-            <w:r>
-              <w:rPr>
-                <w:rFonts w:ascii="Times New Roman" w:cs="Times New Roman" w:eastAsia="Times New Roman" w:hAnsi="Times New Roman"/>
-                <w:b w:val="false"/>
-                <w:bCs w:val="false"/>
-                <w:sz w:val="22"/>
-                <w:szCs w:val="22"/>
+              <w:spacing w:line="240" w:lineRule="auto"/>
+              <w:jc w:val="left"/>
+            </w:pPr>
+            <w:r>
+              <w:rPr>
+                <w:rFonts w:ascii="Times New Roman" w:cs="Times New Roman" w:eastAsia="Times New Roman" w:hAnsi="Times New Roman"/>
+                <w:b w:val="false"/>
+                <w:bCs w:val="false"/>
+                <w:sz w:val="24"/>
+                <w:szCs w:val="24"/>
               </w:rPr>
               <w:t xml:space="preserve">Arranging people and things</w:t>
             </w:r>
@@ -2563,15 +2601,16 @@
           </w:tcPr>
           <w:p>
             <w:pPr>
-              <w:jc w:val="left"/>
-            </w:pPr>
-            <w:r>
-              <w:rPr>
-                <w:rFonts w:ascii="Times New Roman" w:cs="Times New Roman" w:eastAsia="Times New Roman" w:hAnsi="Times New Roman"/>
-                <w:b w:val="false"/>
-                <w:bCs w:val="false"/>
-                <w:sz w:val="22"/>
-                <w:szCs w:val="22"/>
+              <w:spacing w:line="240" w:lineRule="auto"/>
+              <w:jc w:val="left"/>
+            </w:pPr>
+            <w:r>
+              <w:rPr>
+                <w:rFonts w:ascii="Times New Roman" w:cs="Times New Roman" w:eastAsia="Times New Roman" w:hAnsi="Times New Roman"/>
+                <w:b w:val="false"/>
+                <w:bCs w:val="false"/>
+                <w:sz w:val="24"/>
+                <w:szCs w:val="24"/>
               </w:rPr>
               <w:t xml:space="preserve">Seating plan, groups, class monitors</w:t>
             </w:r>
@@ -2601,6 +2640,7 @@
           </w:tcPr>
           <w:p>
             <w:pPr>
+              <w:spacing w:line="240" w:lineRule="auto"/>
               <w:jc w:val="left"/>
             </w:pPr>
             <w:r>
@@ -2608,8 +2648,8 @@
                 <w:rFonts w:ascii="Times New Roman" w:cs="Times New Roman" w:eastAsia="Times New Roman" w:hAnsi="Times New Roman"/>
                 <w:b/>
                 <w:bCs/>
-                <w:sz w:val="22"/>
-                <w:szCs w:val="22"/>
+                <w:sz w:val="24"/>
+                <w:szCs w:val="24"/>
               </w:rPr>
               <w:t xml:space="preserve">Classroom Management</w:t>
             </w:r>
@@ -2634,15 +2674,16 @@
           </w:tcPr>
           <w:p>
             <w:pPr>
-              <w:jc w:val="left"/>
-            </w:pPr>
-            <w:r>
-              <w:rPr>
-                <w:rFonts w:ascii="Times New Roman" w:cs="Times New Roman" w:eastAsia="Times New Roman" w:hAnsi="Times New Roman"/>
-                <w:b w:val="false"/>
-                <w:bCs w:val="false"/>
-                <w:sz w:val="22"/>
-                <w:szCs w:val="22"/>
+              <w:spacing w:line="240" w:lineRule="auto"/>
+              <w:jc w:val="left"/>
+            </w:pPr>
+            <w:r>
+              <w:rPr>
+                <w:rFonts w:ascii="Times New Roman" w:cs="Times New Roman" w:eastAsia="Times New Roman" w:hAnsi="Times New Roman"/>
+                <w:b w:val="false"/>
+                <w:bCs w:val="false"/>
+                <w:sz w:val="24"/>
+                <w:szCs w:val="24"/>
               </w:rPr>
               <w:t xml:space="preserve">Keeping the class calm and ready to learn</w:t>
             </w:r>
@@ -2667,15 +2708,16 @@
           </w:tcPr>
           <w:p>
             <w:pPr>
-              <w:jc w:val="left"/>
-            </w:pPr>
-            <w:r>
-              <w:rPr>
-                <w:rFonts w:ascii="Times New Roman" w:cs="Times New Roman" w:eastAsia="Times New Roman" w:hAnsi="Times New Roman"/>
-                <w:b w:val="false"/>
-                <w:bCs w:val="false"/>
-                <w:sz w:val="22"/>
-                <w:szCs w:val="22"/>
+              <w:spacing w:line="240" w:lineRule="auto"/>
+              <w:jc w:val="left"/>
+            </w:pPr>
+            <w:r>
+              <w:rPr>
+                <w:rFonts w:ascii="Times New Roman" w:cs="Times New Roman" w:eastAsia="Times New Roman" w:hAnsi="Times New Roman"/>
+                <w:b w:val="false"/>
+                <w:bCs w:val="false"/>
+                <w:sz w:val="24"/>
+                <w:szCs w:val="24"/>
               </w:rPr>
               <w:t xml:space="preserve">Clear rules made on the first day</w:t>
             </w:r>
@@ -2705,6 +2747,7 @@
           </w:tcPr>
           <w:p>
             <w:pPr>
+              <w:spacing w:line="240" w:lineRule="auto"/>
               <w:jc w:val="left"/>
             </w:pPr>
             <w:r>
@@ -2712,8 +2755,8 @@
                 <w:rFonts w:ascii="Times New Roman" w:cs="Times New Roman" w:eastAsia="Times New Roman" w:hAnsi="Times New Roman"/>
                 <w:b/>
                 <w:bCs/>
-                <w:sz w:val="22"/>
-                <w:szCs w:val="22"/>
+                <w:sz w:val="24"/>
+                <w:szCs w:val="24"/>
               </w:rPr>
               <w:t xml:space="preserve">Time Management</w:t>
             </w:r>
@@ -2738,15 +2781,16 @@
           </w:tcPr>
           <w:p>
             <w:pPr>
-              <w:jc w:val="left"/>
-            </w:pPr>
-            <w:r>
-              <w:rPr>
-                <w:rFonts w:ascii="Times New Roman" w:cs="Times New Roman" w:eastAsia="Times New Roman" w:hAnsi="Times New Roman"/>
-                <w:b w:val="false"/>
-                <w:bCs w:val="false"/>
-                <w:sz w:val="22"/>
-                <w:szCs w:val="22"/>
+              <w:spacing w:line="240" w:lineRule="auto"/>
+              <w:jc w:val="left"/>
+            </w:pPr>
+            <w:r>
+              <w:rPr>
+                <w:rFonts w:ascii="Times New Roman" w:cs="Times New Roman" w:eastAsia="Times New Roman" w:hAnsi="Times New Roman"/>
+                <w:b w:val="false"/>
+                <w:bCs w:val="false"/>
+                <w:sz w:val="24"/>
+                <w:szCs w:val="24"/>
               </w:rPr>
               <w:t xml:space="preserve">Using every minute well</w:t>
             </w:r>
@@ -2771,15 +2815,16 @@
           </w:tcPr>
           <w:p>
             <w:pPr>
-              <w:jc w:val="left"/>
-            </w:pPr>
-            <w:r>
-              <w:rPr>
-                <w:rFonts w:ascii="Times New Roman" w:cs="Times New Roman" w:eastAsia="Times New Roman" w:hAnsi="Times New Roman"/>
-                <w:b w:val="false"/>
-                <w:bCs w:val="false"/>
-                <w:sz w:val="22"/>
-                <w:szCs w:val="22"/>
+              <w:spacing w:line="240" w:lineRule="auto"/>
+              <w:jc w:val="left"/>
+            </w:pPr>
+            <w:r>
+              <w:rPr>
+                <w:rFonts w:ascii="Times New Roman" w:cs="Times New Roman" w:eastAsia="Times New Roman" w:hAnsi="Times New Roman"/>
+                <w:b w:val="false"/>
+                <w:bCs w:val="false"/>
+                <w:sz w:val="24"/>
+                <w:szCs w:val="24"/>
               </w:rPr>
               <w:t xml:space="preserve">Dividing the period into fixed parts</w:t>
             </w:r>
@@ -2809,6 +2854,7 @@
           </w:tcPr>
           <w:p>
             <w:pPr>
+              <w:spacing w:line="240" w:lineRule="auto"/>
               <w:jc w:val="left"/>
             </w:pPr>
             <w:r>
@@ -2816,8 +2862,8 @@
                 <w:rFonts w:ascii="Times New Roman" w:cs="Times New Roman" w:eastAsia="Times New Roman" w:hAnsi="Times New Roman"/>
                 <w:b/>
                 <w:bCs/>
-                <w:sz w:val="22"/>
-                <w:szCs w:val="22"/>
+                <w:sz w:val="24"/>
+                <w:szCs w:val="24"/>
               </w:rPr>
               <w:t xml:space="preserve">Communication</w:t>
             </w:r>
@@ -2842,15 +2888,16 @@
           </w:tcPr>
           <w:p>
             <w:pPr>
-              <w:jc w:val="left"/>
-            </w:pPr>
-            <w:r>
-              <w:rPr>
-                <w:rFonts w:ascii="Times New Roman" w:cs="Times New Roman" w:eastAsia="Times New Roman" w:hAnsi="Times New Roman"/>
-                <w:b w:val="false"/>
-                <w:bCs w:val="false"/>
-                <w:sz w:val="22"/>
-                <w:szCs w:val="22"/>
+              <w:spacing w:line="240" w:lineRule="auto"/>
+              <w:jc w:val="left"/>
+            </w:pPr>
+            <w:r>
+              <w:rPr>
+                <w:rFonts w:ascii="Times New Roman" w:cs="Times New Roman" w:eastAsia="Times New Roman" w:hAnsi="Times New Roman"/>
+                <w:b w:val="false"/>
+                <w:bCs w:val="false"/>
+                <w:sz w:val="24"/>
+                <w:szCs w:val="24"/>
               </w:rPr>
               <w:t xml:space="preserve">Sharing ideas clearly, both ways</w:t>
             </w:r>
@@ -2875,15 +2922,16 @@
           </w:tcPr>
           <w:p>
             <w:pPr>
-              <w:jc w:val="left"/>
-            </w:pPr>
-            <w:r>
-              <w:rPr>
-                <w:rFonts w:ascii="Times New Roman" w:cs="Times New Roman" w:eastAsia="Times New Roman" w:hAnsi="Times New Roman"/>
-                <w:b w:val="false"/>
-                <w:bCs w:val="false"/>
-                <w:sz w:val="22"/>
-                <w:szCs w:val="22"/>
+              <w:spacing w:line="240" w:lineRule="auto"/>
+              <w:jc w:val="left"/>
+            </w:pPr>
+            <w:r>
+              <w:rPr>
+                <w:rFonts w:ascii="Times New Roman" w:cs="Times New Roman" w:eastAsia="Times New Roman" w:hAnsi="Times New Roman"/>
+                <w:b w:val="false"/>
+                <w:bCs w:val="false"/>
+                <w:sz w:val="24"/>
+                <w:szCs w:val="24"/>
               </w:rPr>
               <w:t xml:space="preserve">Polite talk in a parent-teacher meeting</w:t>
             </w:r>
@@ -2913,6 +2961,7 @@
           </w:tcPr>
           <w:p>
             <w:pPr>
+              <w:spacing w:line="240" w:lineRule="auto"/>
               <w:jc w:val="left"/>
             </w:pPr>
             <w:r>
@@ -2920,8 +2969,8 @@
                 <w:rFonts w:ascii="Times New Roman" w:cs="Times New Roman" w:eastAsia="Times New Roman" w:hAnsi="Times New Roman"/>
                 <w:b/>
                 <w:bCs/>
-                <w:sz w:val="22"/>
-                <w:szCs w:val="22"/>
+                <w:sz w:val="24"/>
+                <w:szCs w:val="24"/>
               </w:rPr>
               <w:t xml:space="preserve">Leadership</w:t>
             </w:r>
@@ -2946,15 +2995,16 @@
           </w:tcPr>
           <w:p>
             <w:pPr>
-              <w:jc w:val="left"/>
-            </w:pPr>
-            <w:r>
-              <w:rPr>
-                <w:rFonts w:ascii="Times New Roman" w:cs="Times New Roman" w:eastAsia="Times New Roman" w:hAnsi="Times New Roman"/>
-                <w:b w:val="false"/>
-                <w:bCs w:val="false"/>
-                <w:sz w:val="22"/>
-                <w:szCs w:val="22"/>
+              <w:spacing w:line="240" w:lineRule="auto"/>
+              <w:jc w:val="left"/>
+            </w:pPr>
+            <w:r>
+              <w:rPr>
+                <w:rFonts w:ascii="Times New Roman" w:cs="Times New Roman" w:eastAsia="Times New Roman" w:hAnsi="Times New Roman"/>
+                <w:b w:val="false"/>
+                <w:bCs w:val="false"/>
+                <w:sz w:val="24"/>
+                <w:szCs w:val="24"/>
               </w:rPr>
               <w:t xml:space="preserve">Guiding others by example</w:t>
             </w:r>
@@ -2979,15 +3029,16 @@
           </w:tcPr>
           <w:p>
             <w:pPr>
-              <w:jc w:val="left"/>
-            </w:pPr>
-            <w:r>
-              <w:rPr>
-                <w:rFonts w:ascii="Times New Roman" w:cs="Times New Roman" w:eastAsia="Times New Roman" w:hAnsi="Times New Roman"/>
-                <w:b w:val="false"/>
-                <w:bCs w:val="false"/>
-                <w:sz w:val="22"/>
-                <w:szCs w:val="22"/>
+              <w:spacing w:line="240" w:lineRule="auto"/>
+              <w:jc w:val="left"/>
+            </w:pPr>
+            <w:r>
+              <w:rPr>
+                <w:rFonts w:ascii="Times New Roman" w:cs="Times New Roman" w:eastAsia="Times New Roman" w:hAnsi="Times New Roman"/>
+                <w:b w:val="false"/>
+                <w:bCs w:val="false"/>
+                <w:sz w:val="24"/>
+                <w:szCs w:val="24"/>
               </w:rPr>
               <w:t xml:space="preserve">Coming on time, making group leaders</w:t>
             </w:r>
@@ -3017,6 +3068,7 @@
           </w:tcPr>
           <w:p>
             <w:pPr>
+              <w:spacing w:line="240" w:lineRule="auto"/>
               <w:jc w:val="left"/>
             </w:pPr>
             <w:r>
@@ -3024,8 +3076,8 @@
                 <w:rFonts w:ascii="Times New Roman" w:cs="Times New Roman" w:eastAsia="Times New Roman" w:hAnsi="Times New Roman"/>
                 <w:b/>
                 <w:bCs/>
-                <w:sz w:val="22"/>
-                <w:szCs w:val="22"/>
+                <w:sz w:val="24"/>
+                <w:szCs w:val="24"/>
               </w:rPr>
               <w:t xml:space="preserve">Decision-Making</w:t>
             </w:r>
@@ -3050,15 +3102,16 @@
           </w:tcPr>
           <w:p>
             <w:pPr>
-              <w:jc w:val="left"/>
-            </w:pPr>
-            <w:r>
-              <w:rPr>
-                <w:rFonts w:ascii="Times New Roman" w:cs="Times New Roman" w:eastAsia="Times New Roman" w:hAnsi="Times New Roman"/>
-                <w:b w:val="false"/>
-                <w:bCs w:val="false"/>
-                <w:sz w:val="22"/>
-                <w:szCs w:val="22"/>
+              <w:spacing w:line="240" w:lineRule="auto"/>
+              <w:jc w:val="left"/>
+            </w:pPr>
+            <w:r>
+              <w:rPr>
+                <w:rFonts w:ascii="Times New Roman" w:cs="Times New Roman" w:eastAsia="Times New Roman" w:hAnsi="Times New Roman"/>
+                <w:b w:val="false"/>
+                <w:bCs w:val="false"/>
+                <w:sz w:val="24"/>
+                <w:szCs w:val="24"/>
               </w:rPr>
               <w:t xml:space="preserve">Choosing the best option fairly</w:t>
             </w:r>
@@ -3083,15 +3136,16 @@
           </w:tcPr>
           <w:p>
             <w:pPr>
-              <w:jc w:val="left"/>
-            </w:pPr>
-            <w:r>
-              <w:rPr>
-                <w:rFonts w:ascii="Times New Roman" w:cs="Times New Roman" w:eastAsia="Times New Roman" w:hAnsi="Times New Roman"/>
-                <w:b w:val="false"/>
-                <w:bCs w:val="false"/>
-                <w:sz w:val="22"/>
-                <w:szCs w:val="22"/>
+              <w:spacing w:line="240" w:lineRule="auto"/>
+              <w:jc w:val="left"/>
+            </w:pPr>
+            <w:r>
+              <w:rPr>
+                <w:rFonts w:ascii="Times New Roman" w:cs="Times New Roman" w:eastAsia="Times New Roman" w:hAnsi="Times New Roman"/>
+                <w:b w:val="false"/>
+                <w:bCs w:val="false"/>
+                <w:sz w:val="24"/>
+                <w:szCs w:val="24"/>
               </w:rPr>
               <w:t xml:space="preserve">Deciding about missing homework</w:t>
             </w:r>
@@ -3121,6 +3175,7 @@
           </w:tcPr>
           <w:p>
             <w:pPr>
+              <w:spacing w:line="240" w:lineRule="auto"/>
               <w:jc w:val="left"/>
             </w:pPr>
             <w:r>
@@ -3128,8 +3183,8 @@
                 <w:rFonts w:ascii="Times New Roman" w:cs="Times New Roman" w:eastAsia="Times New Roman" w:hAnsi="Times New Roman"/>
                 <w:b/>
                 <w:bCs/>
-                <w:sz w:val="22"/>
-                <w:szCs w:val="22"/>
+                <w:sz w:val="24"/>
+                <w:szCs w:val="24"/>
               </w:rPr>
               <w:t xml:space="preserve">Human Relations</w:t>
             </w:r>
@@ -3154,15 +3209,16 @@
           </w:tcPr>
           <w:p>
             <w:pPr>
-              <w:jc w:val="left"/>
-            </w:pPr>
-            <w:r>
-              <w:rPr>
-                <w:rFonts w:ascii="Times New Roman" w:cs="Times New Roman" w:eastAsia="Times New Roman" w:hAnsi="Times New Roman"/>
-                <w:b w:val="false"/>
-                <w:bCs w:val="false"/>
-                <w:sz w:val="22"/>
-                <w:szCs w:val="22"/>
+              <w:spacing w:line="240" w:lineRule="auto"/>
+              <w:jc w:val="left"/>
+            </w:pPr>
+            <w:r>
+              <w:rPr>
+                <w:rFonts w:ascii="Times New Roman" w:cs="Times New Roman" w:eastAsia="Times New Roman" w:hAnsi="Times New Roman"/>
+                <w:b w:val="false"/>
+                <w:bCs w:val="false"/>
+                <w:sz w:val="24"/>
+                <w:szCs w:val="24"/>
               </w:rPr>
               <w:t xml:space="preserve">Working well with others</w:t>
             </w:r>
@@ -3187,15 +3243,16 @@
           </w:tcPr>
           <w:p>
             <w:pPr>
-              <w:jc w:val="left"/>
-            </w:pPr>
-            <w:r>
-              <w:rPr>
-                <w:rFonts w:ascii="Times New Roman" w:cs="Times New Roman" w:eastAsia="Times New Roman" w:hAnsi="Times New Roman"/>
-                <w:b w:val="false"/>
-                <w:bCs w:val="false"/>
-                <w:sz w:val="22"/>
-                <w:szCs w:val="22"/>
+              <w:spacing w:line="240" w:lineRule="auto"/>
+              <w:jc w:val="left"/>
+            </w:pPr>
+            <w:r>
+              <w:rPr>
+                <w:rFonts w:ascii="Times New Roman" w:cs="Times New Roman" w:eastAsia="Times New Roman" w:hAnsi="Times New Roman"/>
+                <w:b w:val="false"/>
+                <w:bCs w:val="false"/>
+                <w:sz w:val="24"/>
+                <w:szCs w:val="24"/>
               </w:rPr>
               <w:t xml:space="preserve">Preparing tests with colleagues</w:t>
             </w:r>
@@ -3225,6 +3282,7 @@
           </w:tcPr>
           <w:p>
             <w:pPr>
+              <w:spacing w:line="240" w:lineRule="auto"/>
               <w:jc w:val="left"/>
             </w:pPr>
             <w:r>
@@ -3232,8 +3290,8 @@
                 <w:rFonts w:ascii="Times New Roman" w:cs="Times New Roman" w:eastAsia="Times New Roman" w:hAnsi="Times New Roman"/>
                 <w:b/>
                 <w:bCs/>
-                <w:sz w:val="22"/>
-                <w:szCs w:val="22"/>
+                <w:sz w:val="24"/>
+                <w:szCs w:val="24"/>
               </w:rPr>
               <w:t xml:space="preserve">Motivation</w:t>
             </w:r>
@@ -3258,15 +3316,16 @@
           </w:tcPr>
           <w:p>
             <w:pPr>
-              <w:jc w:val="left"/>
-            </w:pPr>
-            <w:r>
-              <w:rPr>
-                <w:rFonts w:ascii="Times New Roman" w:cs="Times New Roman" w:eastAsia="Times New Roman" w:hAnsi="Times New Roman"/>
-                <w:b w:val="false"/>
-                <w:bCs w:val="false"/>
-                <w:sz w:val="22"/>
-                <w:szCs w:val="22"/>
+              <w:spacing w:line="240" w:lineRule="auto"/>
+              <w:jc w:val="left"/>
+            </w:pPr>
+            <w:r>
+              <w:rPr>
+                <w:rFonts w:ascii="Times New Roman" w:cs="Times New Roman" w:eastAsia="Times New Roman" w:hAnsi="Times New Roman"/>
+                <w:b w:val="false"/>
+                <w:bCs w:val="false"/>
+                <w:sz w:val="24"/>
+                <w:szCs w:val="24"/>
               </w:rPr>
               <w:t xml:space="preserve">Creating a wish to learn</w:t>
             </w:r>
@@ -3291,15 +3350,16 @@
           </w:tcPr>
           <w:p>
             <w:pPr>
-              <w:jc w:val="left"/>
-            </w:pPr>
-            <w:r>
-              <w:rPr>
-                <w:rFonts w:ascii="Times New Roman" w:cs="Times New Roman" w:eastAsia="Times New Roman" w:hAnsi="Times New Roman"/>
-                <w:b w:val="false"/>
-                <w:bCs w:val="false"/>
-                <w:sz w:val="22"/>
-                <w:szCs w:val="22"/>
+              <w:spacing w:line="240" w:lineRule="auto"/>
+              <w:jc w:val="left"/>
+            </w:pPr>
+            <w:r>
+              <w:rPr>
+                <w:rFonts w:ascii="Times New Roman" w:cs="Times New Roman" w:eastAsia="Times New Roman" w:hAnsi="Times New Roman"/>
+                <w:b w:val="false"/>
+                <w:bCs w:val="false"/>
+                <w:sz w:val="24"/>
+                <w:szCs w:val="24"/>
               </w:rPr>
               <w:t xml:space="preserve">Praise, stars, student of the week</w:t>
             </w:r>
@@ -3329,6 +3389,7 @@
           </w:tcPr>
           <w:p>
             <w:pPr>
+              <w:spacing w:line="240" w:lineRule="auto"/>
               <w:jc w:val="left"/>
             </w:pPr>
             <w:r>
@@ -3336,8 +3397,8 @@
                 <w:rFonts w:ascii="Times New Roman" w:cs="Times New Roman" w:eastAsia="Times New Roman" w:hAnsi="Times New Roman"/>
                 <w:b/>
                 <w:bCs/>
-                <w:sz w:val="22"/>
-                <w:szCs w:val="22"/>
+                <w:sz w:val="24"/>
+                <w:szCs w:val="24"/>
               </w:rPr>
               <w:t xml:space="preserve">Conflict Management</w:t>
             </w:r>
@@ -3362,15 +3423,16 @@
           </w:tcPr>
           <w:p>
             <w:pPr>
-              <w:jc w:val="left"/>
-            </w:pPr>
-            <w:r>
-              <w:rPr>
-                <w:rFonts w:ascii="Times New Roman" w:cs="Times New Roman" w:eastAsia="Times New Roman" w:hAnsi="Times New Roman"/>
-                <w:b w:val="false"/>
-                <w:bCs w:val="false"/>
-                <w:sz w:val="22"/>
-                <w:szCs w:val="22"/>
+              <w:spacing w:line="240" w:lineRule="auto"/>
+              <w:jc w:val="left"/>
+            </w:pPr>
+            <w:r>
+              <w:rPr>
+                <w:rFonts w:ascii="Times New Roman" w:cs="Times New Roman" w:eastAsia="Times New Roman" w:hAnsi="Times New Roman"/>
+                <w:b w:val="false"/>
+                <w:bCs w:val="false"/>
+                <w:sz w:val="24"/>
+                <w:szCs w:val="24"/>
               </w:rPr>
               <w:t xml:space="preserve">Solving disagreements fairly</w:t>
             </w:r>
@@ -3395,15 +3457,16 @@
           </w:tcPr>
           <w:p>
             <w:pPr>
-              <w:jc w:val="left"/>
-            </w:pPr>
-            <w:r>
-              <w:rPr>
-                <w:rFonts w:ascii="Times New Roman" w:cs="Times New Roman" w:eastAsia="Times New Roman" w:hAnsi="Times New Roman"/>
-                <w:b w:val="false"/>
-                <w:bCs w:val="false"/>
-                <w:sz w:val="22"/>
-                <w:szCs w:val="22"/>
+              <w:spacing w:line="240" w:lineRule="auto"/>
+              <w:jc w:val="left"/>
+            </w:pPr>
+            <w:r>
+              <w:rPr>
+                <w:rFonts w:ascii="Times New Roman" w:cs="Times New Roman" w:eastAsia="Times New Roman" w:hAnsi="Times New Roman"/>
+                <w:b w:val="false"/>
+                <w:bCs w:val="false"/>
+                <w:sz w:val="24"/>
+                <w:szCs w:val="24"/>
               </w:rPr>
               <w:t xml:space="preserve">Two students quarreling over a seat</w:t>
             </w:r>
@@ -3433,6 +3496,7 @@
           </w:tcPr>
           <w:p>
             <w:pPr>
+              <w:spacing w:line="240" w:lineRule="auto"/>
               <w:jc w:val="left"/>
             </w:pPr>
             <w:r>
@@ -3440,8 +3504,8 @@
                 <w:rFonts w:ascii="Times New Roman" w:cs="Times New Roman" w:eastAsia="Times New Roman" w:hAnsi="Times New Roman"/>
                 <w:b/>
                 <w:bCs/>
-                <w:sz w:val="22"/>
-                <w:szCs w:val="22"/>
+                <w:sz w:val="24"/>
+                <w:szCs w:val="24"/>
               </w:rPr>
               <w:t xml:space="preserve">Record Keeping</w:t>
             </w:r>
@@ -3466,15 +3530,16 @@
           </w:tcPr>
           <w:p>
             <w:pPr>
-              <w:jc w:val="left"/>
-            </w:pPr>
-            <w:r>
-              <w:rPr>
-                <w:rFonts w:ascii="Times New Roman" w:cs="Times New Roman" w:eastAsia="Times New Roman" w:hAnsi="Times New Roman"/>
-                <w:b w:val="false"/>
-                <w:bCs w:val="false"/>
-                <w:sz w:val="22"/>
-                <w:szCs w:val="22"/>
+              <w:spacing w:line="240" w:lineRule="auto"/>
+              <w:jc w:val="left"/>
+            </w:pPr>
+            <w:r>
+              <w:rPr>
+                <w:rFonts w:ascii="Times New Roman" w:cs="Times New Roman" w:eastAsia="Times New Roman" w:hAnsi="Times New Roman"/>
+                <w:b w:val="false"/>
+                <w:bCs w:val="false"/>
+                <w:sz w:val="24"/>
+                <w:szCs w:val="24"/>
               </w:rPr>
               <w:t xml:space="preserve">Keeping records and checking learning</w:t>
             </w:r>
@@ -3499,15 +3564,16 @@
           </w:tcPr>
           <w:p>
             <w:pPr>
-              <w:jc w:val="left"/>
-            </w:pPr>
-            <w:r>
-              <w:rPr>
-                <w:rFonts w:ascii="Times New Roman" w:cs="Times New Roman" w:eastAsia="Times New Roman" w:hAnsi="Times New Roman"/>
-                <w:b w:val="false"/>
-                <w:bCs w:val="false"/>
-                <w:sz w:val="22"/>
-                <w:szCs w:val="22"/>
+              <w:spacing w:line="240" w:lineRule="auto"/>
+              <w:jc w:val="left"/>
+            </w:pPr>
+            <w:r>
+              <w:rPr>
+                <w:rFonts w:ascii="Times New Roman" w:cs="Times New Roman" w:eastAsia="Times New Roman" w:hAnsi="Times New Roman"/>
+                <w:b w:val="false"/>
+                <w:bCs w:val="false"/>
+                <w:sz w:val="24"/>
+                <w:szCs w:val="24"/>
               </w:rPr>
               <w:t xml:space="preserve">Attendance register, result sheet</w:t>
             </w:r>
@@ -3537,6 +3603,7 @@
           </w:tcPr>
           <w:p>
             <w:pPr>
+              <w:spacing w:line="240" w:lineRule="auto"/>
               <w:jc w:val="left"/>
             </w:pPr>
             <w:r>
@@ -3544,8 +3611,8 @@
                 <w:rFonts w:ascii="Times New Roman" w:cs="Times New Roman" w:eastAsia="Times New Roman" w:hAnsi="Times New Roman"/>
                 <w:b/>
                 <w:bCs/>
-                <w:sz w:val="22"/>
-                <w:szCs w:val="22"/>
+                <w:sz w:val="24"/>
+                <w:szCs w:val="24"/>
               </w:rPr>
               <w:t xml:space="preserve">Self-Management</w:t>
             </w:r>
@@ -3570,15 +3637,16 @@
           </w:tcPr>
           <w:p>
             <w:pPr>
-              <w:jc w:val="left"/>
-            </w:pPr>
-            <w:r>
-              <w:rPr>
-                <w:rFonts w:ascii="Times New Roman" w:cs="Times New Roman" w:eastAsia="Times New Roman" w:hAnsi="Times New Roman"/>
-                <w:b w:val="false"/>
-                <w:bCs w:val="false"/>
-                <w:sz w:val="22"/>
-                <w:szCs w:val="22"/>
+              <w:spacing w:line="240" w:lineRule="auto"/>
+              <w:jc w:val="left"/>
+            </w:pPr>
+            <w:r>
+              <w:rPr>
+                <w:rFonts w:ascii="Times New Roman" w:cs="Times New Roman" w:eastAsia="Times New Roman" w:hAnsi="Times New Roman"/>
+                <w:b w:val="false"/>
+                <w:bCs w:val="false"/>
+                <w:sz w:val="24"/>
+                <w:szCs w:val="24"/>
               </w:rPr>
               <w:t xml:space="preserve">Controlling own feelings, time, health</w:t>
             </w:r>
@@ -3603,15 +3671,16 @@
           </w:tcPr>
           <w:p>
             <w:pPr>
-              <w:jc w:val="left"/>
-            </w:pPr>
-            <w:r>
-              <w:rPr>
-                <w:rFonts w:ascii="Times New Roman" w:cs="Times New Roman" w:eastAsia="Times New Roman" w:hAnsi="Times New Roman"/>
-                <w:b w:val="false"/>
-                <w:bCs w:val="false"/>
-                <w:sz w:val="22"/>
-                <w:szCs w:val="22"/>
+              <w:spacing w:line="240" w:lineRule="auto"/>
+              <w:jc w:val="left"/>
+            </w:pPr>
+            <w:r>
+              <w:rPr>
+                <w:rFonts w:ascii="Times New Roman" w:cs="Times New Roman" w:eastAsia="Times New Roman" w:hAnsi="Times New Roman"/>
+                <w:b w:val="false"/>
+                <w:bCs w:val="false"/>
+                <w:sz w:val="24"/>
+                <w:szCs w:val="24"/>
               </w:rPr>
               <w:t xml:space="preserve">Staying calm under pressure</w:t>
             </w:r>
@@ -3634,15 +3703,15 @@
           <w:rFonts w:ascii="Times New Roman" w:cs="Times New Roman" w:eastAsia="Times New Roman" w:hAnsi="Times New Roman"/>
           <w:b/>
           <w:bCs/>
-          <w:sz w:val="24"/>
-          <w:szCs w:val="24"/>
+          <w:sz w:val="28"/>
+          <w:szCs w:val="28"/>
         </w:rPr>
         <w:t xml:space="preserve">6. PROBLEMS TEACHERS FACE IN USING MANAGEMENT SKILLS</w:t>
       </w:r>
     </w:p>
     <w:p>
       <w:pPr>
-        <w:spacing w:after="60" w:line="276"/>
+        <w:spacing w:after="60" w:line="360" w:lineRule="auto"/>
       </w:pPr>
       <w:r>
         <w:rPr>
@@ -3660,7 +3729,7 @@
           <w:ilvl w:val="0"/>
           <w:numId w:val="2"/>
         </w:numPr>
-        <w:spacing w:after="60" w:line="276"/>
+        <w:spacing w:after="60" w:line="360" w:lineRule="auto"/>
       </w:pPr>
       <w:r>
         <w:rPr>
@@ -3678,7 +3747,7 @@
           <w:ilvl w:val="0"/>
           <w:numId w:val="2"/>
         </w:numPr>
-        <w:spacing w:after="60" w:line="276"/>
+        <w:spacing w:after="60" w:line="360" w:lineRule="auto"/>
       </w:pPr>
       <w:r>
         <w:rPr>
@@ -3696,7 +3765,7 @@
           <w:ilvl w:val="0"/>
           <w:numId w:val="2"/>
         </w:numPr>
-        <w:spacing w:after="60" w:line="276"/>
+        <w:spacing w:after="60" w:line="360" w:lineRule="auto"/>
       </w:pPr>
       <w:r>
         <w:rPr>
@@ -3714,7 +3783,7 @@
           <w:ilvl w:val="0"/>
           <w:numId w:val="2"/>
         </w:numPr>
-        <w:spacing w:after="60" w:line="276"/>
+        <w:spacing w:after="60" w:line="360" w:lineRule="auto"/>
       </w:pPr>
       <w:r>
         <w:rPr>
@@ -3732,7 +3801,7 @@
           <w:ilvl w:val="0"/>
           <w:numId w:val="2"/>
         </w:numPr>
-        <w:spacing w:after="60" w:line="276"/>
+        <w:spacing w:after="60" w:line="360" w:lineRule="auto"/>
       </w:pPr>
       <w:r>
         <w:rPr>
@@ -3750,7 +3819,7 @@
           <w:ilvl w:val="0"/>
           <w:numId w:val="2"/>
         </w:numPr>
-        <w:spacing w:after="60" w:line="276"/>
+        <w:spacing w:after="60" w:line="360" w:lineRule="auto"/>
       </w:pPr>
       <w:r>
         <w:rPr>
@@ -3768,7 +3837,7 @@
           <w:ilvl w:val="0"/>
           <w:numId w:val="2"/>
         </w:numPr>
-        <w:spacing w:after="60" w:line="276"/>
+        <w:spacing w:after="60" w:line="360" w:lineRule="auto"/>
       </w:pPr>
       <w:r>
         <w:rPr>
@@ -3786,7 +3855,7 @@
           <w:ilvl w:val="0"/>
           <w:numId w:val="2"/>
         </w:numPr>
-        <w:spacing w:after="60" w:line="276"/>
+        <w:spacing w:after="60" w:line="360" w:lineRule="auto"/>
       </w:pPr>
       <w:r>
         <w:rPr>
@@ -3807,8 +3876,8 @@
           <w:rFonts w:ascii="Times New Roman" w:cs="Times New Roman" w:eastAsia="Times New Roman" w:hAnsi="Times New Roman"/>
           <w:b/>
           <w:bCs/>
-          <w:sz w:val="24"/>
-          <w:szCs w:val="24"/>
+          <w:sz w:val="28"/>
+          <w:szCs w:val="28"/>
         </w:rPr>
         <w:t xml:space="preserve">7. HOW TEACHERS CAN IMPROVE THEIR MANAGEMENT SKILLS</w:t>
       </w:r>
@@ -3823,15 +3892,15 @@
           <w:rFonts w:ascii="Times New Roman" w:cs="Times New Roman" w:eastAsia="Times New Roman" w:hAnsi="Times New Roman"/>
           <w:b/>
           <w:bCs/>
-          <w:sz w:val="24"/>
-          <w:szCs w:val="24"/>
+          <w:sz w:val="26"/>
+          <w:szCs w:val="26"/>
         </w:rPr>
         <w:t xml:space="preserve">7.1 Training and Workshops</w:t>
       </w:r>
     </w:p>
     <w:p>
       <w:pPr>
-        <w:spacing w:after="140" w:line="276"/>
+        <w:spacing w:after="140" w:line="360" w:lineRule="auto"/>
       </w:pPr>
       <w:r>
         <w:rPr>
@@ -3852,15 +3921,15 @@
           <w:rFonts w:ascii="Times New Roman" w:cs="Times New Roman" w:eastAsia="Times New Roman" w:hAnsi="Times New Roman"/>
           <w:b/>
           <w:bCs/>
-          <w:sz w:val="24"/>
-          <w:szCs w:val="24"/>
+          <w:sz w:val="26"/>
+          <w:szCs w:val="26"/>
         </w:rPr>
         <w:t xml:space="preserve">7.2 Learning from Senior Teachers</w:t>
       </w:r>
     </w:p>
     <w:p>
       <w:pPr>
-        <w:spacing w:after="140" w:line="276"/>
+        <w:spacing w:after="140" w:line="360" w:lineRule="auto"/>
       </w:pPr>
       <w:r>
         <w:rPr>
@@ -3881,15 +3950,15 @@
           <w:rFonts w:ascii="Times New Roman" w:cs="Times New Roman" w:eastAsia="Times New Roman" w:hAnsi="Times New Roman"/>
           <w:b/>
           <w:bCs/>
-          <w:sz w:val="24"/>
-          <w:szCs w:val="24"/>
+          <w:sz w:val="26"/>
+          <w:szCs w:val="26"/>
         </w:rPr>
         <w:t xml:space="preserve">7.3 Reflection and Self-Evaluation</w:t>
       </w:r>
     </w:p>
     <w:p>
       <w:pPr>
-        <w:spacing w:after="140" w:line="276"/>
+        <w:spacing w:after="140" w:line="360" w:lineRule="auto"/>
       </w:pPr>
       <w:r>
         <w:rPr>
@@ -3910,15 +3979,15 @@
           <w:rFonts w:ascii="Times New Roman" w:cs="Times New Roman" w:eastAsia="Times New Roman" w:hAnsi="Times New Roman"/>
           <w:b/>
           <w:bCs/>
-          <w:sz w:val="24"/>
-          <w:szCs w:val="24"/>
+          <w:sz w:val="26"/>
+          <w:szCs w:val="26"/>
         </w:rPr>
         <w:t xml:space="preserve">7.4 Setting Clear Rules and Routines</w:t>
       </w:r>
     </w:p>
     <w:p>
       <w:pPr>
-        <w:spacing w:after="140" w:line="276"/>
+        <w:spacing w:after="140" w:line="360" w:lineRule="auto"/>
       </w:pPr>
       <w:r>
         <w:rPr>
@@ -3939,15 +4008,15 @@
           <w:rFonts w:ascii="Times New Roman" w:cs="Times New Roman" w:eastAsia="Times New Roman" w:hAnsi="Times New Roman"/>
           <w:b/>
           <w:bCs/>
-          <w:sz w:val="24"/>
-          <w:szCs w:val="24"/>
+          <w:sz w:val="26"/>
+          <w:szCs w:val="26"/>
         </w:rPr>
         <w:t xml:space="preserve">7.5 Using Simple Tools and Technology</w:t>
       </w:r>
     </w:p>
     <w:p>
       <w:pPr>
-        <w:spacing w:after="140" w:line="276"/>
+        <w:spacing w:after="140" w:line="360" w:lineRule="auto"/>
       </w:pPr>
       <w:r>
         <w:rPr>
@@ -3968,15 +4037,15 @@
           <w:rFonts w:ascii="Times New Roman" w:cs="Times New Roman" w:eastAsia="Times New Roman" w:hAnsi="Times New Roman"/>
           <w:b/>
           <w:bCs/>
-          <w:sz w:val="24"/>
-          <w:szCs w:val="24"/>
+          <w:sz w:val="26"/>
+          <w:szCs w:val="26"/>
         </w:rPr>
         <w:t xml:space="preserve">7.6 Support from the Head Teacher</w:t>
       </w:r>
     </w:p>
     <w:p>
       <w:pPr>
-        <w:spacing w:after="140" w:line="276"/>
+        <w:spacing w:after="140" w:line="360" w:lineRule="auto"/>
       </w:pPr>
       <w:r>
         <w:rPr>
@@ -3997,15 +4066,15 @@
           <w:rFonts w:ascii="Times New Roman" w:cs="Times New Roman" w:eastAsia="Times New Roman" w:hAnsi="Times New Roman"/>
           <w:b/>
           <w:bCs/>
-          <w:sz w:val="24"/>
-          <w:szCs w:val="24"/>
+          <w:sz w:val="26"/>
+          <w:szCs w:val="26"/>
         </w:rPr>
         <w:t xml:space="preserve">7.7 Caring for One's Own Health</w:t>
       </w:r>
     </w:p>
     <w:p>
       <w:pPr>
-        <w:spacing w:after="140" w:line="276"/>
+        <w:spacing w:after="140" w:line="360" w:lineRule="auto"/>
       </w:pPr>
       <w:r>
         <w:rPr>
@@ -4019,7 +4088,7 @@
     <w:p>
       <w:pPr>
         <w:keepNext/>
-        <w:spacing w:after="60" w:line="276"/>
+        <w:spacing w:after="60" w:line="360" w:lineRule="auto"/>
       </w:pPr>
       <w:r>
         <w:rPr>
@@ -4089,6 +4158,7 @@
           </w:tcPr>
           <w:p>
             <w:pPr>
+              <w:spacing w:line="240" w:lineRule="auto"/>
               <w:jc w:val="center"/>
             </w:pPr>
             <w:r>
@@ -4096,8 +4166,8 @@
                 <w:rFonts w:ascii="Times New Roman" w:cs="Times New Roman" w:eastAsia="Times New Roman" w:hAnsi="Times New Roman"/>
                 <w:b/>
                 <w:bCs/>
-                <w:sz w:val="22"/>
-                <w:szCs w:val="22"/>
+                <w:sz w:val="24"/>
+                <w:szCs w:val="24"/>
               </w:rPr>
               <w:t xml:space="preserve">Problem</w:t>
             </w:r>
@@ -4123,6 +4193,7 @@
           </w:tcPr>
           <w:p>
             <w:pPr>
+              <w:spacing w:line="240" w:lineRule="auto"/>
               <w:jc w:val="center"/>
             </w:pPr>
             <w:r>
@@ -4130,8 +4201,8 @@
                 <w:rFonts w:ascii="Times New Roman" w:cs="Times New Roman" w:eastAsia="Times New Roman" w:hAnsi="Times New Roman"/>
                 <w:b/>
                 <w:bCs/>
-                <w:sz w:val="22"/>
-                <w:szCs w:val="22"/>
+                <w:sz w:val="24"/>
+                <w:szCs w:val="24"/>
               </w:rPr>
               <w:t xml:space="preserve">Skill Needed</w:t>
             </w:r>
@@ -4157,6 +4228,7 @@
           </w:tcPr>
           <w:p>
             <w:pPr>
+              <w:spacing w:line="240" w:lineRule="auto"/>
               <w:jc w:val="center"/>
             </w:pPr>
             <w:r>
@@ -4164,8 +4236,8 @@
                 <w:rFonts w:ascii="Times New Roman" w:cs="Times New Roman" w:eastAsia="Times New Roman" w:hAnsi="Times New Roman"/>
                 <w:b/>
                 <w:bCs/>
-                <w:sz w:val="22"/>
-                <w:szCs w:val="22"/>
+                <w:sz w:val="24"/>
+                <w:szCs w:val="24"/>
               </w:rPr>
               <w:t xml:space="preserve">Simple Solution</w:t>
             </w:r>
@@ -4195,6 +4267,7 @@
           </w:tcPr>
           <w:p>
             <w:pPr>
+              <w:spacing w:line="240" w:lineRule="auto"/>
               <w:jc w:val="left"/>
             </w:pPr>
             <w:r>
@@ -4202,8 +4275,8 @@
                 <w:rFonts w:ascii="Times New Roman" w:cs="Times New Roman" w:eastAsia="Times New Roman" w:hAnsi="Times New Roman"/>
                 <w:b/>
                 <w:bCs/>
-                <w:sz w:val="22"/>
-                <w:szCs w:val="22"/>
+                <w:sz w:val="24"/>
+                <w:szCs w:val="24"/>
               </w:rPr>
               <w:t xml:space="preserve">Noisy class</w:t>
             </w:r>
@@ -4228,15 +4301,16 @@
           </w:tcPr>
           <w:p>
             <w:pPr>
-              <w:jc w:val="left"/>
-            </w:pPr>
-            <w:r>
-              <w:rPr>
-                <w:rFonts w:ascii="Times New Roman" w:cs="Times New Roman" w:eastAsia="Times New Roman" w:hAnsi="Times New Roman"/>
-                <w:b w:val="false"/>
-                <w:bCs w:val="false"/>
-                <w:sz w:val="22"/>
-                <w:szCs w:val="22"/>
+              <w:spacing w:line="240" w:lineRule="auto"/>
+              <w:jc w:val="left"/>
+            </w:pPr>
+            <w:r>
+              <w:rPr>
+                <w:rFonts w:ascii="Times New Roman" w:cs="Times New Roman" w:eastAsia="Times New Roman" w:hAnsi="Times New Roman"/>
+                <w:b w:val="false"/>
+                <w:bCs w:val="false"/>
+                <w:sz w:val="24"/>
+                <w:szCs w:val="24"/>
               </w:rPr>
               <w:t xml:space="preserve">Classroom management</w:t>
             </w:r>
@@ -4261,15 +4335,16 @@
           </w:tcPr>
           <w:p>
             <w:pPr>
-              <w:jc w:val="left"/>
-            </w:pPr>
-            <w:r>
-              <w:rPr>
-                <w:rFonts w:ascii="Times New Roman" w:cs="Times New Roman" w:eastAsia="Times New Roman" w:hAnsi="Times New Roman"/>
-                <w:b w:val="false"/>
-                <w:bCs w:val="false"/>
-                <w:sz w:val="22"/>
-                <w:szCs w:val="22"/>
+              <w:spacing w:line="240" w:lineRule="auto"/>
+              <w:jc w:val="left"/>
+            </w:pPr>
+            <w:r>
+              <w:rPr>
+                <w:rFonts w:ascii="Times New Roman" w:cs="Times New Roman" w:eastAsia="Times New Roman" w:hAnsi="Times New Roman"/>
+                <w:b w:val="false"/>
+                <w:bCs w:val="false"/>
+                <w:sz w:val="24"/>
+                <w:szCs w:val="24"/>
               </w:rPr>
               <w:t xml:space="preserve">Clear rules, eye contact, moving around</w:t>
             </w:r>
@@ -4299,6 +4374,7 @@
           </w:tcPr>
           <w:p>
             <w:pPr>
+              <w:spacing w:line="240" w:lineRule="auto"/>
               <w:jc w:val="left"/>
             </w:pPr>
             <w:r>
@@ -4306,8 +4382,8 @@
                 <w:rFonts w:ascii="Times New Roman" w:cs="Times New Roman" w:eastAsia="Times New Roman" w:hAnsi="Times New Roman"/>
                 <w:b/>
                 <w:bCs/>
-                <w:sz w:val="22"/>
-                <w:szCs w:val="22"/>
+                <w:sz w:val="24"/>
+                <w:szCs w:val="24"/>
               </w:rPr>
               <w:t xml:space="preserve">Syllabus not complete</w:t>
             </w:r>
@@ -4332,15 +4408,16 @@
           </w:tcPr>
           <w:p>
             <w:pPr>
-              <w:jc w:val="left"/>
-            </w:pPr>
-            <w:r>
-              <w:rPr>
-                <w:rFonts w:ascii="Times New Roman" w:cs="Times New Roman" w:eastAsia="Times New Roman" w:hAnsi="Times New Roman"/>
-                <w:b w:val="false"/>
-                <w:bCs w:val="false"/>
-                <w:sz w:val="22"/>
-                <w:szCs w:val="22"/>
+              <w:spacing w:line="240" w:lineRule="auto"/>
+              <w:jc w:val="left"/>
+            </w:pPr>
+            <w:r>
+              <w:rPr>
+                <w:rFonts w:ascii="Times New Roman" w:cs="Times New Roman" w:eastAsia="Times New Roman" w:hAnsi="Times New Roman"/>
+                <w:b w:val="false"/>
+                <w:bCs w:val="false"/>
+                <w:sz w:val="24"/>
+                <w:szCs w:val="24"/>
               </w:rPr>
               <w:t xml:space="preserve">Planning and time management</w:t>
             </w:r>
@@ -4365,15 +4442,16 @@
           </w:tcPr>
           <w:p>
             <w:pPr>
-              <w:jc w:val="left"/>
-            </w:pPr>
-            <w:r>
-              <w:rPr>
-                <w:rFonts w:ascii="Times New Roman" w:cs="Times New Roman" w:eastAsia="Times New Roman" w:hAnsi="Times New Roman"/>
-                <w:b w:val="false"/>
-                <w:bCs w:val="false"/>
-                <w:sz w:val="22"/>
-                <w:szCs w:val="22"/>
+              <w:spacing w:line="240" w:lineRule="auto"/>
+              <w:jc w:val="left"/>
+            </w:pPr>
+            <w:r>
+              <w:rPr>
+                <w:rFonts w:ascii="Times New Roman" w:cs="Times New Roman" w:eastAsia="Times New Roman" w:hAnsi="Times New Roman"/>
+                <w:b w:val="false"/>
+                <w:bCs w:val="false"/>
+                <w:sz w:val="24"/>
+                <w:szCs w:val="24"/>
               </w:rPr>
               <w:t xml:space="preserve">Weekly targets, fixed plan for each period</w:t>
             </w:r>
@@ -4403,6 +4481,7 @@
           </w:tcPr>
           <w:p>
             <w:pPr>
+              <w:spacing w:line="240" w:lineRule="auto"/>
               <w:jc w:val="left"/>
             </w:pPr>
             <w:r>
@@ -4410,8 +4489,8 @@
                 <w:rFonts w:ascii="Times New Roman" w:cs="Times New Roman" w:eastAsia="Times New Roman" w:hAnsi="Times New Roman"/>
                 <w:b/>
                 <w:bCs/>
-                <w:sz w:val="22"/>
-                <w:szCs w:val="22"/>
+                <w:sz w:val="24"/>
+                <w:szCs w:val="24"/>
               </w:rPr>
               <w:t xml:space="preserve">Students not interested</w:t>
             </w:r>
@@ -4436,15 +4515,16 @@
           </w:tcPr>
           <w:p>
             <w:pPr>
-              <w:jc w:val="left"/>
-            </w:pPr>
-            <w:r>
-              <w:rPr>
-                <w:rFonts w:ascii="Times New Roman" w:cs="Times New Roman" w:eastAsia="Times New Roman" w:hAnsi="Times New Roman"/>
-                <w:b w:val="false"/>
-                <w:bCs w:val="false"/>
-                <w:sz w:val="22"/>
-                <w:szCs w:val="22"/>
+              <w:spacing w:line="240" w:lineRule="auto"/>
+              <w:jc w:val="left"/>
+            </w:pPr>
+            <w:r>
+              <w:rPr>
+                <w:rFonts w:ascii="Times New Roman" w:cs="Times New Roman" w:eastAsia="Times New Roman" w:hAnsi="Times New Roman"/>
+                <w:b w:val="false"/>
+                <w:bCs w:val="false"/>
+                <w:sz w:val="24"/>
+                <w:szCs w:val="24"/>
               </w:rPr>
               <w:t xml:space="preserve">Motivation</w:t>
             </w:r>
@@ -4469,15 +4549,16 @@
           </w:tcPr>
           <w:p>
             <w:pPr>
-              <w:jc w:val="left"/>
-            </w:pPr>
-            <w:r>
-              <w:rPr>
-                <w:rFonts w:ascii="Times New Roman" w:cs="Times New Roman" w:eastAsia="Times New Roman" w:hAnsi="Times New Roman"/>
-                <w:b w:val="false"/>
-                <w:bCs w:val="false"/>
-                <w:sz w:val="22"/>
-                <w:szCs w:val="22"/>
+              <w:spacing w:line="240" w:lineRule="auto"/>
+              <w:jc w:val="left"/>
+            </w:pPr>
+            <w:r>
+              <w:rPr>
+                <w:rFonts w:ascii="Times New Roman" w:cs="Times New Roman" w:eastAsia="Times New Roman" w:hAnsi="Times New Roman"/>
+                <w:b w:val="false"/>
+                <w:bCs w:val="false"/>
+                <w:sz w:val="24"/>
+                <w:szCs w:val="24"/>
               </w:rPr>
               <w:t xml:space="preserve">Praise, activities, real-life examples</w:t>
             </w:r>
@@ -4507,6 +4588,7 @@
           </w:tcPr>
           <w:p>
             <w:pPr>
+              <w:spacing w:line="240" w:lineRule="auto"/>
               <w:jc w:val="left"/>
             </w:pPr>
             <w:r>
@@ -4514,8 +4596,8 @@
                 <w:rFonts w:ascii="Times New Roman" w:cs="Times New Roman" w:eastAsia="Times New Roman" w:hAnsi="Times New Roman"/>
                 <w:b/>
                 <w:bCs/>
-                <w:sz w:val="22"/>
-                <w:szCs w:val="22"/>
+                <w:sz w:val="24"/>
+                <w:szCs w:val="24"/>
               </w:rPr>
               <w:t xml:space="preserve">Parents not cooperating</w:t>
             </w:r>
@@ -4540,15 +4622,16 @@
           </w:tcPr>
           <w:p>
             <w:pPr>
-              <w:jc w:val="left"/>
-            </w:pPr>
-            <w:r>
-              <w:rPr>
-                <w:rFonts w:ascii="Times New Roman" w:cs="Times New Roman" w:eastAsia="Times New Roman" w:hAnsi="Times New Roman"/>
-                <w:b w:val="false"/>
-                <w:bCs w:val="false"/>
-                <w:sz w:val="22"/>
-                <w:szCs w:val="22"/>
+              <w:spacing w:line="240" w:lineRule="auto"/>
+              <w:jc w:val="left"/>
+            </w:pPr>
+            <w:r>
+              <w:rPr>
+                <w:rFonts w:ascii="Times New Roman" w:cs="Times New Roman" w:eastAsia="Times New Roman" w:hAnsi="Times New Roman"/>
+                <w:b w:val="false"/>
+                <w:bCs w:val="false"/>
+                <w:sz w:val="24"/>
+                <w:szCs w:val="24"/>
               </w:rPr>
               <w:t xml:space="preserve">Communication</w:t>
             </w:r>
@@ -4573,15 +4656,16 @@
           </w:tcPr>
           <w:p>
             <w:pPr>
-              <w:jc w:val="left"/>
-            </w:pPr>
-            <w:r>
-              <w:rPr>
-                <w:rFonts w:ascii="Times New Roman" w:cs="Times New Roman" w:eastAsia="Times New Roman" w:hAnsi="Times New Roman"/>
-                <w:b w:val="false"/>
-                <w:bCs w:val="false"/>
-                <w:sz w:val="22"/>
-                <w:szCs w:val="22"/>
+              <w:spacing w:line="240" w:lineRule="auto"/>
+              <w:jc w:val="left"/>
+            </w:pPr>
+            <w:r>
+              <w:rPr>
+                <w:rFonts w:ascii="Times New Roman" w:cs="Times New Roman" w:eastAsia="Times New Roman" w:hAnsi="Times New Roman"/>
+                <w:b w:val="false"/>
+                <w:bCs w:val="false"/>
+                <w:sz w:val="24"/>
+                <w:szCs w:val="24"/>
               </w:rPr>
               <w:t xml:space="preserve">Polite meetings and regular updates</w:t>
             </w:r>
@@ -4611,6 +4695,7 @@
           </w:tcPr>
           <w:p>
             <w:pPr>
+              <w:spacing w:line="240" w:lineRule="auto"/>
               <w:jc w:val="left"/>
             </w:pPr>
             <w:r>
@@ -4618,8 +4703,8 @@
                 <w:rFonts w:ascii="Times New Roman" w:cs="Times New Roman" w:eastAsia="Times New Roman" w:hAnsi="Times New Roman"/>
                 <w:b/>
                 <w:bCs/>
-                <w:sz w:val="22"/>
-                <w:szCs w:val="22"/>
+                <w:sz w:val="24"/>
+                <w:szCs w:val="24"/>
               </w:rPr>
               <w:t xml:space="preserve">Fights among students</w:t>
             </w:r>
@@ -4644,15 +4729,16 @@
           </w:tcPr>
           <w:p>
             <w:pPr>
-              <w:jc w:val="left"/>
-            </w:pPr>
-            <w:r>
-              <w:rPr>
-                <w:rFonts w:ascii="Times New Roman" w:cs="Times New Roman" w:eastAsia="Times New Roman" w:hAnsi="Times New Roman"/>
-                <w:b w:val="false"/>
-                <w:bCs w:val="false"/>
-                <w:sz w:val="22"/>
-                <w:szCs w:val="22"/>
+              <w:spacing w:line="240" w:lineRule="auto"/>
+              <w:jc w:val="left"/>
+            </w:pPr>
+            <w:r>
+              <w:rPr>
+                <w:rFonts w:ascii="Times New Roman" w:cs="Times New Roman" w:eastAsia="Times New Roman" w:hAnsi="Times New Roman"/>
+                <w:b w:val="false"/>
+                <w:bCs w:val="false"/>
+                <w:sz w:val="24"/>
+                <w:szCs w:val="24"/>
               </w:rPr>
               <w:t xml:space="preserve">Conflict management</w:t>
             </w:r>
@@ -4677,15 +4763,16 @@
           </w:tcPr>
           <w:p>
             <w:pPr>
-              <w:jc w:val="left"/>
-            </w:pPr>
-            <w:r>
-              <w:rPr>
-                <w:rFonts w:ascii="Times New Roman" w:cs="Times New Roman" w:eastAsia="Times New Roman" w:hAnsi="Times New Roman"/>
-                <w:b w:val="false"/>
-                <w:bCs w:val="false"/>
-                <w:sz w:val="22"/>
-                <w:szCs w:val="22"/>
+              <w:spacing w:line="240" w:lineRule="auto"/>
+              <w:jc w:val="left"/>
+            </w:pPr>
+            <w:r>
+              <w:rPr>
+                <w:rFonts w:ascii="Times New Roman" w:cs="Times New Roman" w:eastAsia="Times New Roman" w:hAnsi="Times New Roman"/>
+                <w:b w:val="false"/>
+                <w:bCs w:val="false"/>
+                <w:sz w:val="24"/>
+                <w:szCs w:val="24"/>
               </w:rPr>
               <w:t xml:space="preserve">Listen to both sides, agree on a fair rule</w:t>
             </w:r>
@@ -4715,6 +4802,7 @@
           </w:tcPr>
           <w:p>
             <w:pPr>
+              <w:spacing w:line="240" w:lineRule="auto"/>
               <w:jc w:val="left"/>
             </w:pPr>
             <w:r>
@@ -4722,8 +4810,8 @@
                 <w:rFonts w:ascii="Times New Roman" w:cs="Times New Roman" w:eastAsia="Times New Roman" w:hAnsi="Times New Roman"/>
                 <w:b/>
                 <w:bCs/>
-                <w:sz w:val="22"/>
-                <w:szCs w:val="22"/>
+                <w:sz w:val="24"/>
+                <w:szCs w:val="24"/>
               </w:rPr>
               <w:t xml:space="preserve">Too much paperwork</w:t>
             </w:r>
@@ -4748,15 +4836,16 @@
           </w:tcPr>
           <w:p>
             <w:pPr>
-              <w:jc w:val="left"/>
-            </w:pPr>
-            <w:r>
-              <w:rPr>
-                <w:rFonts w:ascii="Times New Roman" w:cs="Times New Roman" w:eastAsia="Times New Roman" w:hAnsi="Times New Roman"/>
-                <w:b w:val="false"/>
-                <w:bCs w:val="false"/>
-                <w:sz w:val="22"/>
-                <w:szCs w:val="22"/>
+              <w:spacing w:line="240" w:lineRule="auto"/>
+              <w:jc w:val="left"/>
+            </w:pPr>
+            <w:r>
+              <w:rPr>
+                <w:rFonts w:ascii="Times New Roman" w:cs="Times New Roman" w:eastAsia="Times New Roman" w:hAnsi="Times New Roman"/>
+                <w:b w:val="false"/>
+                <w:bCs w:val="false"/>
+                <w:sz w:val="24"/>
+                <w:szCs w:val="24"/>
               </w:rPr>
               <w:t xml:space="preserve">Record keeping</w:t>
             </w:r>
@@ -4781,15 +4870,16 @@
           </w:tcPr>
           <w:p>
             <w:pPr>
-              <w:jc w:val="left"/>
-            </w:pPr>
-            <w:r>
-              <w:rPr>
-                <w:rFonts w:ascii="Times New Roman" w:cs="Times New Roman" w:eastAsia="Times New Roman" w:hAnsi="Times New Roman"/>
-                <w:b w:val="false"/>
-                <w:bCs w:val="false"/>
-                <w:sz w:val="22"/>
-                <w:szCs w:val="22"/>
+              <w:spacing w:line="240" w:lineRule="auto"/>
+              <w:jc w:val="left"/>
+            </w:pPr>
+            <w:r>
+              <w:rPr>
+                <w:rFonts w:ascii="Times New Roman" w:cs="Times New Roman" w:eastAsia="Times New Roman" w:hAnsi="Times New Roman"/>
+                <w:b w:val="false"/>
+                <w:bCs w:val="false"/>
+                <w:sz w:val="24"/>
+                <w:szCs w:val="24"/>
               </w:rPr>
               <w:t xml:space="preserve">Update registers daily, use simple formats</w:t>
             </w:r>
@@ -4819,6 +4909,7 @@
           </w:tcPr>
           <w:p>
             <w:pPr>
+              <w:spacing w:line="240" w:lineRule="auto"/>
               <w:jc w:val="left"/>
             </w:pPr>
             <w:r>
@@ -4826,8 +4917,8 @@
                 <w:rFonts w:ascii="Times New Roman" w:cs="Times New Roman" w:eastAsia="Times New Roman" w:hAnsi="Times New Roman"/>
                 <w:b/>
                 <w:bCs/>
-                <w:sz w:val="22"/>
-                <w:szCs w:val="22"/>
+                <w:sz w:val="24"/>
+                <w:szCs w:val="24"/>
               </w:rPr>
               <w:t xml:space="preserve">Very large class</w:t>
             </w:r>
@@ -4852,15 +4943,16 @@
           </w:tcPr>
           <w:p>
             <w:pPr>
-              <w:jc w:val="left"/>
-            </w:pPr>
-            <w:r>
-              <w:rPr>
-                <w:rFonts w:ascii="Times New Roman" w:cs="Times New Roman" w:eastAsia="Times New Roman" w:hAnsi="Times New Roman"/>
-                <w:b w:val="false"/>
-                <w:bCs w:val="false"/>
-                <w:sz w:val="22"/>
-                <w:szCs w:val="22"/>
+              <w:spacing w:line="240" w:lineRule="auto"/>
+              <w:jc w:val="left"/>
+            </w:pPr>
+            <w:r>
+              <w:rPr>
+                <w:rFonts w:ascii="Times New Roman" w:cs="Times New Roman" w:eastAsia="Times New Roman" w:hAnsi="Times New Roman"/>
+                <w:b w:val="false"/>
+                <w:bCs w:val="false"/>
+                <w:sz w:val="24"/>
+                <w:szCs w:val="24"/>
               </w:rPr>
               <w:t xml:space="preserve">Organizing</w:t>
             </w:r>
@@ -4885,15 +4977,16 @@
           </w:tcPr>
           <w:p>
             <w:pPr>
-              <w:jc w:val="left"/>
-            </w:pPr>
-            <w:r>
-              <w:rPr>
-                <w:rFonts w:ascii="Times New Roman" w:cs="Times New Roman" w:eastAsia="Times New Roman" w:hAnsi="Times New Roman"/>
-                <w:b w:val="false"/>
-                <w:bCs w:val="false"/>
-                <w:sz w:val="22"/>
-                <w:szCs w:val="22"/>
+              <w:spacing w:line="240" w:lineRule="auto"/>
+              <w:jc w:val="left"/>
+            </w:pPr>
+            <w:r>
+              <w:rPr>
+                <w:rFonts w:ascii="Times New Roman" w:cs="Times New Roman" w:eastAsia="Times New Roman" w:hAnsi="Times New Roman"/>
+                <w:b w:val="false"/>
+                <w:bCs w:val="false"/>
+                <w:sz w:val="24"/>
+                <w:szCs w:val="24"/>
               </w:rPr>
               <w:t xml:space="preserve">Small groups with group leaders</w:t>
             </w:r>
@@ -4923,6 +5016,7 @@
           </w:tcPr>
           <w:p>
             <w:pPr>
+              <w:spacing w:line="240" w:lineRule="auto"/>
               <w:jc w:val="left"/>
             </w:pPr>
             <w:r>
@@ -4930,8 +5024,8 @@
                 <w:rFonts w:ascii="Times New Roman" w:cs="Times New Roman" w:eastAsia="Times New Roman" w:hAnsi="Times New Roman"/>
                 <w:b/>
                 <w:bCs/>
-                <w:sz w:val="22"/>
-                <w:szCs w:val="22"/>
+                <w:sz w:val="24"/>
+                <w:szCs w:val="24"/>
               </w:rPr>
               <w:t xml:space="preserve">Teacher feeling stressed</w:t>
             </w:r>
@@ -4956,15 +5050,16 @@
           </w:tcPr>
           <w:p>
             <w:pPr>
-              <w:jc w:val="left"/>
-            </w:pPr>
-            <w:r>
-              <w:rPr>
-                <w:rFonts w:ascii="Times New Roman" w:cs="Times New Roman" w:eastAsia="Times New Roman" w:hAnsi="Times New Roman"/>
-                <w:b w:val="false"/>
-                <w:bCs w:val="false"/>
-                <w:sz w:val="22"/>
-                <w:szCs w:val="22"/>
+              <w:spacing w:line="240" w:lineRule="auto"/>
+              <w:jc w:val="left"/>
+            </w:pPr>
+            <w:r>
+              <w:rPr>
+                <w:rFonts w:ascii="Times New Roman" w:cs="Times New Roman" w:eastAsia="Times New Roman" w:hAnsi="Times New Roman"/>
+                <w:b w:val="false"/>
+                <w:bCs w:val="false"/>
+                <w:sz w:val="24"/>
+                <w:szCs w:val="24"/>
               </w:rPr>
               <w:t xml:space="preserve">Self-management</w:t>
             </w:r>
@@ -4989,15 +5084,16 @@
           </w:tcPr>
           <w:p>
             <w:pPr>
-              <w:jc w:val="left"/>
-            </w:pPr>
-            <w:r>
-              <w:rPr>
-                <w:rFonts w:ascii="Times New Roman" w:cs="Times New Roman" w:eastAsia="Times New Roman" w:hAnsi="Times New Roman"/>
-                <w:b w:val="false"/>
-                <w:bCs w:val="false"/>
-                <w:sz w:val="22"/>
-                <w:szCs w:val="22"/>
+              <w:spacing w:line="240" w:lineRule="auto"/>
+              <w:jc w:val="left"/>
+            </w:pPr>
+            <w:r>
+              <w:rPr>
+                <w:rFonts w:ascii="Times New Roman" w:cs="Times New Roman" w:eastAsia="Times New Roman" w:hAnsi="Times New Roman"/>
+                <w:b w:val="false"/>
+                <w:bCs w:val="false"/>
+                <w:sz w:val="24"/>
+                <w:szCs w:val="24"/>
               </w:rPr>
               <w:t xml:space="preserve">Rest, weekly planning, positive attitude</w:t>
             </w:r>
@@ -5020,15 +5116,15 @@
           <w:rFonts w:ascii="Times New Roman" w:cs="Times New Roman" w:eastAsia="Times New Roman" w:hAnsi="Times New Roman"/>
           <w:b/>
           <w:bCs/>
-          <w:sz w:val="24"/>
-          <w:szCs w:val="24"/>
+          <w:sz w:val="28"/>
+          <w:szCs w:val="28"/>
         </w:rPr>
         <w:t xml:space="preserve">8. CONCLUSION</w:t>
       </w:r>
     </w:p>
     <w:p>
       <w:pPr>
-        <w:spacing w:after="140" w:line="276"/>
+        <w:spacing w:after="140" w:line="360" w:lineRule="auto"/>
       </w:pPr>
       <w:r>
         <w:rPr>
@@ -5041,7 +5137,7 @@
     </w:p>
     <w:p>
       <w:pPr>
-        <w:spacing w:after="140" w:line="276"/>
+        <w:spacing w:after="140" w:line="360" w:lineRule="auto"/>
       </w:pPr>
       <w:r>
         <w:rPr>
@@ -5067,15 +5163,15 @@
           <w:rFonts w:ascii="Times New Roman" w:cs="Times New Roman" w:eastAsia="Times New Roman" w:hAnsi="Times New Roman"/>
           <w:b/>
           <w:bCs/>
-          <w:sz w:val="24"/>
-          <w:szCs w:val="24"/>
+          <w:sz w:val="28"/>
+          <w:szCs w:val="28"/>
         </w:rPr>
         <w:t xml:space="preserve">REFERENCES</w:t>
       </w:r>
     </w:p>
     <w:p>
       <w:pPr>
-        <w:spacing w:after="120" w:line="276"/>
+        <w:spacing w:after="120" w:line="360" w:lineRule="auto"/>
         <w:ind w:left="720" w:hanging="720"/>
       </w:pPr>
       <w:r>
@@ -5089,7 +5185,7 @@
     </w:p>
     <w:p>
       <w:pPr>
-        <w:spacing w:after="120" w:line="276"/>
+        <w:spacing w:after="120" w:line="360" w:lineRule="auto"/>
         <w:ind w:left="720" w:hanging="720"/>
       </w:pPr>
       <w:r>
@@ -5103,7 +5199,7 @@
     </w:p>
     <w:p>
       <w:pPr>
-        <w:spacing w:after="120" w:line="276"/>
+        <w:spacing w:after="120" w:line="360" w:lineRule="auto"/>
         <w:ind w:left="720" w:hanging="720"/>
       </w:pPr>
       <w:r>
@@ -5117,7 +5213,7 @@
     </w:p>
     <w:p>
       <w:pPr>
-        <w:spacing w:after="120" w:line="276"/>
+        <w:spacing w:after="120" w:line="360" w:lineRule="auto"/>
         <w:ind w:left="720" w:hanging="720"/>
       </w:pPr>
       <w:r>
@@ -5131,7 +5227,7 @@
     </w:p>
     <w:p>
       <w:pPr>
-        <w:spacing w:after="120" w:line="276"/>
+        <w:spacing w:after="120" w:line="360" w:lineRule="auto"/>
         <w:ind w:left="720" w:hanging="720"/>
       </w:pPr>
       <w:r>
@@ -5145,7 +5241,7 @@
     </w:p>
     <w:p>
       <w:pPr>
-        <w:spacing w:after="120" w:line="276"/>
+        <w:spacing w:after="120" w:line="360" w:lineRule="auto"/>
         <w:ind w:left="720" w:hanging="720"/>
       </w:pPr>
       <w:r>
@@ -5159,7 +5255,7 @@
     </w:p>
     <w:p>
       <w:pPr>
-        <w:spacing w:after="120" w:line="276"/>
+        <w:spacing w:after="120" w:line="360" w:lineRule="auto"/>
         <w:ind w:left="720" w:hanging="720"/>
       </w:pPr>
       <w:r>
@@ -5173,7 +5269,7 @@
     </w:p>
     <w:p>
       <w:pPr>
-        <w:spacing w:after="120" w:line="276"/>
+        <w:spacing w:after="120" w:line="360" w:lineRule="auto"/>
         <w:ind w:left="720" w:hanging="720"/>
       </w:pPr>
       <w:r>
@@ -5187,7 +5283,7 @@
     </w:p>
     <w:p>
       <w:pPr>
-        <w:spacing w:after="120" w:line="276"/>
+        <w:spacing w:after="120" w:line="360" w:lineRule="auto"/>
         <w:ind w:left="720" w:hanging="720"/>
       </w:pPr>
       <w:r>
@@ -5260,8 +5356,8 @@
     <w:r>
       <w:rPr>
         <w:rFonts w:ascii="Times New Roman" w:cs="Times New Roman" w:eastAsia="Times New Roman" w:hAnsi="Times New Roman"/>
-        <w:sz w:val="22"/>
-        <w:szCs w:val="22"/>
+        <w:sz w:val="24"/>
+        <w:szCs w:val="24"/>
       </w:rPr>
       <w:fldChar w:fldCharType="begin"/>
       <w:instrText xml:space="preserve">PAGE</w:instrText>
@@ -5432,7 +5528,11 @@
         <w:szCs w:val="24"/>
       </w:rPr>
     </w:rPrDefault>
-    <w:pPrDefault/>
+    <w:pPrDefault>
+      <w:pPr>
+        <w:spacing w:line="360" w:lineRule="auto"/>
+      </w:pPr>
+    </w:pPrDefault>
   </w:docDefaults>
   <w:style w:type="paragraph" w:styleId="Title">
     <w:name w:val="Title"/>
@@ -5619,8 +5719,8 @@
       <w:b/>
       <w:bCs/>
       <w:color w:val="000000"/>
-      <w:sz w:val="24"/>
-      <w:szCs w:val="24"/>
+      <w:sz w:val="28"/>
+      <w:szCs w:val="28"/>
     </w:rPr>
   </w:style>
   <w:style w:type="paragraph" w:styleId="Heading2">
@@ -5637,8 +5737,8 @@
       <w:b/>
       <w:bCs/>
       <w:color w:val="000000"/>
-      <w:sz w:val="24"/>
-      <w:szCs w:val="24"/>
+      <w:sz w:val="26"/>
+      <w:szCs w:val="26"/>
     </w:rPr>
   </w:style>
 </w:styles>

--- a/assignments/hira-javed/Core_Management_Skills_Hira_Javed.docx
+++ b/assignments/hira-javed/Core_Management_Skills_Hira_Javed.docx
@@ -590,7 +590,7 @@
                 <w:sz w:val="24"/>
                 <w:szCs w:val="24"/>
               </w:rPr>
-              <w:t xml:space="preserve">MEANING OF MANAGEMENT AND MANAGEMENT SKILLS</w:t>
+              <w:t xml:space="preserve">MEANING OF MANAGEMENT SKILLS</w:t>
             </w:r>
           </w:p>
         </w:tc>
@@ -697,7 +697,7 @@
                 <w:sz w:val="24"/>
                 <w:szCs w:val="24"/>
               </w:rPr>
-              <w:t xml:space="preserve">IMPORTANCE OF MANAGEMENT SKILLS FOR TEACHERS</w:t>
+              <w:t xml:space="preserve">IMPORTANCE OF MANAGEMENT SKILLS</w:t>
             </w:r>
           </w:p>
         </w:tc>
@@ -804,7 +804,7 @@
                 <w:sz w:val="24"/>
                 <w:szCs w:val="24"/>
               </w:rPr>
-              <w:t xml:space="preserve">THEORIES RELATED TO MANAGEMENT SKILLS</w:t>
+              <w:t xml:space="preserve">THEORIES OF MANAGEMENT SKILLS</w:t>
             </w:r>
           </w:p>
         </w:tc>
@@ -838,7 +838,7 @@
                 <w:sz w:val="24"/>
                 <w:szCs w:val="24"/>
               </w:rPr>
-              <w:t xml:space="preserve">2</w:t>
+              <w:t xml:space="preserve">1</w:t>
             </w:r>
           </w:p>
         </w:tc>
@@ -945,7 +945,7 @@
                 <w:sz w:val="24"/>
                 <w:szCs w:val="24"/>
               </w:rPr>
-              <w:t xml:space="preserve">3</w:t>
+              <w:t xml:space="preserve">2</w:t>
             </w:r>
           </w:p>
         </w:tc>
@@ -1018,7 +1018,7 @@
                 <w:sz w:val="24"/>
                 <w:szCs w:val="24"/>
               </w:rPr>
-              <w:t xml:space="preserve">PROBLEMS TEACHERS FACE IN USING MANAGEMENT SKILLS</w:t>
+              <w:t xml:space="preserve">PROBLEMS TEACHERS FACE</w:t>
             </w:r>
           </w:p>
         </w:tc>
@@ -1052,7 +1052,7 @@
                 <w:sz w:val="24"/>
                 <w:szCs w:val="24"/>
               </w:rPr>
-              <w:t xml:space="preserve">6</w:t>
+              <w:t xml:space="preserve">3</w:t>
             </w:r>
           </w:p>
         </w:tc>
@@ -1125,7 +1125,7 @@
                 <w:sz w:val="24"/>
                 <w:szCs w:val="24"/>
               </w:rPr>
-              <w:t xml:space="preserve">HOW TEACHERS CAN IMPROVE THEIR MANAGEMENT SKILLS</w:t>
+              <w:t xml:space="preserve">HOW TO IMPROVE MANAGEMENT SKILLS</w:t>
             </w:r>
           </w:p>
         </w:tc>
@@ -1159,7 +1159,7 @@
                 <w:sz w:val="24"/>
                 <w:szCs w:val="24"/>
               </w:rPr>
-              <w:t xml:space="preserve">7</w:t>
+              <w:t xml:space="preserve">3</w:t>
             </w:r>
           </w:p>
         </w:tc>
@@ -1266,7 +1266,7 @@
                 <w:sz w:val="24"/>
                 <w:szCs w:val="24"/>
               </w:rPr>
-              <w:t xml:space="preserve">8</w:t>
+              <w:t xml:space="preserve">4</w:t>
             </w:r>
           </w:p>
         </w:tc>
@@ -1373,7 +1373,7 @@
                 <w:sz w:val="24"/>
                 <w:szCs w:val="24"/>
               </w:rPr>
-              <w:t xml:space="preserve">9</w:t>
+              <w:t xml:space="preserve">5</w:t>
             </w:r>
           </w:p>
         </w:tc>
@@ -1407,29 +1407,6 @@
     </w:p>
     <w:p>
       <w:pPr>
-        <w:spacing w:after="140" w:line="360" w:lineRule="auto"/>
-      </w:pPr>
-      <w:r>
-        <w:rPr>
-          <w:rFonts w:ascii="Times New Roman" w:cs="Times New Roman" w:eastAsia="Times New Roman" w:hAnsi="Times New Roman"/>
-          <w:b/>
-          <w:bCs/>
-          <w:sz w:val="24"/>
-          <w:szCs w:val="24"/>
-        </w:rPr>
-        <w:t xml:space="preserve">Harry Wong and Rosemary Wong (2009)</w:t>
-      </w:r>
-      <w:r>
-        <w:rPr>
-          <w:rFonts w:ascii="Times New Roman" w:cs="Times New Roman" w:eastAsia="Times New Roman" w:hAnsi="Times New Roman"/>
-          <w:sz w:val="24"/>
-          <w:szCs w:val="24"/>
-        </w:rPr>
-        <w:t xml:space="preserve"> point out that the biggest problem in most classrooms is not bad behavior. The real problem is that the class has no clear procedures and routines. In simple words, a teacher must know the subject, but the teacher must also know how to manage.</w:t>
-      </w:r>
-    </w:p>
-    <w:p>
-      <w:pPr>
         <w:pStyle w:val="Heading1"/>
         <w:keepNext/>
       </w:pPr>
@@ -1454,33 +1431,7 @@
           <w:sz w:val="24"/>
           <w:szCs w:val="24"/>
         </w:rPr>
-        <w:t xml:space="preserve">A teacher does many jobs in a single day. The teacher plans lessons, keeps the class in order, checks copies, talks to parents, fills registers and works with other staff members. Each of these jobs needs management.</w:t>
-      </w:r>
-    </w:p>
-    <w:p>
-      <w:pPr>
-        <w:spacing w:after="140" w:line="360" w:lineRule="auto"/>
-      </w:pPr>
-      <w:r>
-        <w:rPr>
-          <w:rFonts w:ascii="Times New Roman" w:cs="Times New Roman" w:eastAsia="Times New Roman" w:hAnsi="Times New Roman"/>
-          <w:sz w:val="24"/>
-          <w:szCs w:val="24"/>
-        </w:rPr>
-        <w:t xml:space="preserve">Many people think management is only the job of the principal. This is not true. Every teacher is the manager of his or her own classroom. A classroom has people (students), time (periods), things (books, board, charts) and a goal (learning). The teacher has to use all of these in the right way. The abilities that help a teacher do this are called management skills.</w:t>
-      </w:r>
-    </w:p>
-    <w:p>
-      <w:pPr>
-        <w:spacing w:after="140" w:line="360" w:lineRule="auto"/>
-      </w:pPr>
-      <w:r>
-        <w:rPr>
-          <w:rFonts w:ascii="Times New Roman" w:cs="Times New Roman" w:eastAsia="Times New Roman" w:hAnsi="Times New Roman"/>
-          <w:sz w:val="24"/>
-          <w:szCs w:val="24"/>
-        </w:rPr>
-        <w:t xml:space="preserve">This assignment explains the meaning of management skills, why teachers need them, the theories behind them, the core skills a teacher should have, the problems teachers face, and the ways teachers can improve these skills.</w:t>
+        <w:t xml:space="preserve">A teacher does many jobs every day. The teacher plans lessons, controls the class, checks work and meets parents. All these jobs need management. So every teacher is the manager of his or her own classroom. The abilities that help a teacher do this well are called management skills.</w:t>
       </w:r>
     </w:p>
     <w:p>
@@ -1496,7 +1447,7 @@
           <w:sz w:val="28"/>
           <w:szCs w:val="28"/>
         </w:rPr>
-        <w:t xml:space="preserve">2. MEANING OF MANAGEMENT AND MANAGEMENT SKILLS</w:t>
+        <w:t xml:space="preserve">2. MEANING OF MANAGEMENT SKILLS</w:t>
       </w:r>
     </w:p>
     <w:p>
@@ -1509,33 +1460,7 @@
           <w:sz w:val="24"/>
           <w:szCs w:val="24"/>
         </w:rPr>
-        <w:t xml:space="preserve">Management means getting work done in an organized way by making good use of people, time and resources. Henri Fayol (1949) explained that management has five main functions: planning, organizing, commanding, coordinating and controlling.</w:t>
-      </w:r>
-    </w:p>
-    <w:p>
-      <w:pPr>
-        <w:spacing w:after="140" w:line="360" w:lineRule="auto"/>
-      </w:pPr>
-      <w:r>
-        <w:rPr>
-          <w:rFonts w:ascii="Times New Roman" w:cs="Times New Roman" w:eastAsia="Times New Roman" w:hAnsi="Times New Roman"/>
-          <w:sz w:val="24"/>
-          <w:szCs w:val="24"/>
-        </w:rPr>
-        <w:t xml:space="preserve">A skill is an ability that we learn and improve with practice. So management skills are the abilities that help a person plan, organize, guide and check work.</w:t>
-      </w:r>
-    </w:p>
-    <w:p>
-      <w:pPr>
-        <w:spacing w:after="140" w:line="360" w:lineRule="auto"/>
-      </w:pPr>
-      <w:r>
-        <w:rPr>
-          <w:rFonts w:ascii="Times New Roman" w:cs="Times New Roman" w:eastAsia="Times New Roman" w:hAnsi="Times New Roman"/>
-          <w:sz w:val="24"/>
-          <w:szCs w:val="24"/>
-        </w:rPr>
-        <w:t xml:space="preserve">For a teacher, management skills are the abilities that help him or her run the classroom smoothly, use time and material wisely, guide students and reach the learning goals. Nobody is born with these skills. A teacher learns them through training, practice and experience.</w:t>
+        <w:t xml:space="preserve">Management means getting work done in an organized way by using people, time and things well. Management skills are the abilities that help a teacher plan, organize, guide and check work in the classroom. Nobody is born with these skills. A teacher learns them with training and practice.</w:t>
       </w:r>
     </w:p>
     <w:p>
@@ -1551,7 +1476,7 @@
           <w:sz w:val="28"/>
           <w:szCs w:val="28"/>
         </w:rPr>
-        <w:t xml:space="preserve">3. IMPORTANCE OF MANAGEMENT SKILLS FOR TEACHERS</w:t>
+        <w:t xml:space="preserve">3. IMPORTANCE OF MANAGEMENT SKILLS</w:t>
       </w:r>
     </w:p>
     <w:p>
@@ -1564,7 +1489,7 @@
           <w:sz w:val="24"/>
           <w:szCs w:val="24"/>
         </w:rPr>
-        <w:t xml:space="preserve">Management skills are important for teachers because:</w:t>
+        <w:t xml:space="preserve">Management skills help a teacher to:</w:t>
       </w:r>
     </w:p>
     <w:p>
@@ -1582,7 +1507,7 @@
           <w:sz w:val="24"/>
           <w:szCs w:val="24"/>
         </w:rPr>
-        <w:t xml:space="preserve">They save time, so more time is left for actual teaching.</w:t>
+        <w:t xml:space="preserve">save time for teaching</w:t>
       </w:r>
     </w:p>
     <w:p>
@@ -1600,7 +1525,7 @@
           <w:sz w:val="24"/>
           <w:szCs w:val="24"/>
         </w:rPr>
-        <w:t xml:space="preserve">They keep discipline in the class without shouting or punishment.</w:t>
+        <w:t xml:space="preserve">keep discipline in the class</w:t>
       </w:r>
     </w:p>
     <w:p>
@@ -1618,7 +1543,7 @@
           <w:sz w:val="24"/>
           <w:szCs w:val="24"/>
         </w:rPr>
-        <w:t xml:space="preserve">They make students feel safe, and safe students learn better.</w:t>
+        <w:t xml:space="preserve">complete the syllabus on time</w:t>
       </w:r>
     </w:p>
     <w:p>
@@ -1636,7 +1561,7 @@
           <w:sz w:val="24"/>
           <w:szCs w:val="24"/>
         </w:rPr>
-        <w:t xml:space="preserve">They help the teacher complete the syllabus on time.</w:t>
+        <w:t xml:space="preserve">build good relations with students and parents</w:t>
       </w:r>
     </w:p>
     <w:p>
@@ -1654,43 +1579,7 @@
           <w:sz w:val="24"/>
           <w:szCs w:val="24"/>
         </w:rPr>
-        <w:t xml:space="preserve">They build good relations with students, parents and colleagues.</w:t>
-      </w:r>
-    </w:p>
-    <w:p>
-      <w:pPr>
-        <w:pStyle w:val="ListParagraph"/>
-        <w:numPr>
-          <w:ilvl w:val="0"/>
-          <w:numId w:val="2"/>
-        </w:numPr>
-        <w:spacing w:after="60" w:line="360" w:lineRule="auto"/>
-      </w:pPr>
-      <w:r>
-        <w:rPr>
-          <w:rFonts w:ascii="Times New Roman" w:cs="Times New Roman" w:eastAsia="Times New Roman" w:hAnsi="Times New Roman"/>
-          <w:sz w:val="24"/>
-          <w:szCs w:val="24"/>
-        </w:rPr>
-        <w:t xml:space="preserve">They reduce the teacher's own stress and tiredness.</w:t>
-      </w:r>
-    </w:p>
-    <w:p>
-      <w:pPr>
-        <w:pStyle w:val="ListParagraph"/>
-        <w:numPr>
-          <w:ilvl w:val="0"/>
-          <w:numId w:val="2"/>
-        </w:numPr>
-        <w:spacing w:after="60" w:line="360" w:lineRule="auto"/>
-      </w:pPr>
-      <w:r>
-        <w:rPr>
-          <w:rFonts w:ascii="Times New Roman" w:cs="Times New Roman" w:eastAsia="Times New Roman" w:hAnsi="Times New Roman"/>
-          <w:sz w:val="24"/>
-          <w:szCs w:val="24"/>
-        </w:rPr>
-        <w:t xml:space="preserve">They help the whole school run smoothly.</w:t>
+        <w:t xml:space="preserve">reduce stress</w:t>
       </w:r>
     </w:p>
     <w:p>
@@ -1706,20 +1595,7 @@
           <w:sz w:val="28"/>
           <w:szCs w:val="28"/>
         </w:rPr>
-        <w:t xml:space="preserve">4. THEORIES RELATED TO MANAGEMENT SKILLS</w:t>
-      </w:r>
-    </w:p>
-    <w:p>
-      <w:pPr>
-        <w:spacing w:after="140" w:line="360" w:lineRule="auto"/>
-      </w:pPr>
-      <w:r>
-        <w:rPr>
-          <w:rFonts w:ascii="Times New Roman" w:cs="Times New Roman" w:eastAsia="Times New Roman" w:hAnsi="Times New Roman"/>
-          <w:sz w:val="24"/>
-          <w:szCs w:val="24"/>
-        </w:rPr>
-        <w:t xml:space="preserve">A few well-known theories help us understand which skills a teacher needs and why.</w:t>
+        <w:t xml:space="preserve">4. THEORIES OF MANAGEMENT SKILLS</w:t>
       </w:r>
     </w:p>
     <w:p>
@@ -1735,7 +1611,7 @@
           <w:sz w:val="26"/>
           <w:szCs w:val="26"/>
         </w:rPr>
-        <w:t xml:space="preserve">Katz's Three Skills Model (1955)</w:t>
+        <w:t xml:space="preserve">Fayol's Theory (1949)</w:t>
       </w:r>
     </w:p>
     <w:p>
@@ -1748,7 +1624,7 @@
           <w:sz w:val="24"/>
           <w:szCs w:val="24"/>
         </w:rPr>
-        <w:t xml:space="preserve">Robert Katz said that every manager needs three kinds of skills. Technical skills mean knowing how to do the job, such as knowing the subject and the methods of teaching. Human skills mean working well with people. Conceptual skills mean seeing the whole picture and understanding how the parts are linked. A teacher needs all three. Katz said human skills are needed at every level, and this is especially true for teachers because they deal with people all day.</w:t>
+        <w:t xml:space="preserve">Henri Fayol gave five functions of management: planning, organizing, commanding, coordinating and controlling. A teacher uses all five in the classroom every day.</w:t>
       </w:r>
     </w:p>
     <w:p>
@@ -1764,7 +1640,7 @@
           <w:sz w:val="26"/>
           <w:szCs w:val="26"/>
         </w:rPr>
-        <w:t xml:space="preserve">Fayol's Functions of Management (1949)</w:t>
+        <w:t xml:space="preserve">Katz's Three Skills (1955)</w:t>
       </w:r>
     </w:p>
     <w:p>
@@ -1777,7 +1653,7 @@
           <w:sz w:val="24"/>
           <w:szCs w:val="24"/>
         </w:rPr>
-        <w:t xml:space="preserve">Fayol's five functions also fit the classroom. The teacher plans the lesson, organizes the class and material, gives directions to students (commanding), links different activities together (coordinating), and checks whether students have learned (controlling).</w:t>
+        <w:t xml:space="preserve">Robert Katz said a manager needs three skills: technical skill (knowing the work), human skill (working with people) and conceptual skill (seeing the whole picture). A teacher needs all three.</w:t>
       </w:r>
     </w:p>
     <w:p>
@@ -1793,7 +1669,7 @@
           <w:sz w:val="26"/>
           <w:szCs w:val="26"/>
         </w:rPr>
-        <w:t xml:space="preserve">Kounin's Classroom Management Theory (1970)</w:t>
+        <w:t xml:space="preserve">Kounin's Theory (1970)</w:t>
       </w:r>
     </w:p>
     <w:p>
@@ -1806,7 +1682,23 @@
           <w:sz w:val="24"/>
           <w:szCs w:val="24"/>
         </w:rPr>
-        <w:t xml:space="preserve">Jacob Kounin observed many classrooms and found that good teachers stop problems before they start. He called this “withitness”, which means the teacher knows what is going on in every corner of the room. He also talked about “overlapping”, which means dealing with two things at once, and about moving smoothly from one activity to the next without breaks.</w:t>
+        <w:t xml:space="preserve">Jacob Kounin said a good teacher stops problems before they grow. He called this “withitness”, which means the teacher knows what is happening in every part of the class.</w:t>
+      </w:r>
+    </w:p>
+    <w:p>
+      <w:pPr>
+        <w:pStyle w:val="Heading1"/>
+        <w:keepNext/>
+      </w:pPr>
+      <w:r>
+        <w:rPr>
+          <w:rFonts w:ascii="Times New Roman" w:cs="Times New Roman" w:eastAsia="Times New Roman" w:hAnsi="Times New Roman"/>
+          <w:b/>
+          <w:bCs/>
+          <w:sz w:val="28"/>
+          <w:szCs w:val="28"/>
+        </w:rPr>
+        <w:t xml:space="preserve">5. CORE MANAGEMENT SKILLS FOR TEACHERS</w:t>
       </w:r>
     </w:p>
     <w:p>
@@ -1822,7 +1714,7 @@
           <w:sz w:val="26"/>
           <w:szCs w:val="26"/>
         </w:rPr>
-        <w:t xml:space="preserve">McGregor's Theory X and Theory Y (1960)</w:t>
+        <w:t xml:space="preserve">5.1 Planning Skill</w:t>
       </w:r>
     </w:p>
     <w:p>
@@ -1835,7 +1727,7 @@
           <w:sz w:val="24"/>
           <w:szCs w:val="24"/>
         </w:rPr>
-        <w:t xml:space="preserve">Douglas McGregor said that managers see people in two ways. Theory X says people are lazy and need strict control. Theory Y says people like to work and will take responsibility if they are trusted. A teacher who believes in Theory Y gives students some responsibility, for example as class monitors or group leaders, and this builds their confidence.</w:t>
+        <w:t xml:space="preserve">Planning means deciding before the work what to do, how to do it and when. A teacher makes lesson plans and divides the syllabus into weeks. Good planning saves time and the syllabus is completed on time.</w:t>
       </w:r>
     </w:p>
     <w:p>
@@ -1851,7 +1743,7 @@
           <w:sz w:val="26"/>
           <w:szCs w:val="26"/>
         </w:rPr>
-        <w:t xml:space="preserve">Maslow's Hierarchy of Needs (1943)</w:t>
+        <w:t xml:space="preserve">5.2 Organizing Skill</w:t>
       </w:r>
     </w:p>
     <w:p>
@@ -1864,36 +1756,7 @@
           <w:sz w:val="24"/>
           <w:szCs w:val="24"/>
         </w:rPr>
-        <w:t xml:space="preserve">Abraham Maslow said that human needs come in steps: body needs (food, rest), safety, love and belonging, respect, and finally self-actualization, which means becoming the best person one can be. A child who is hungry, scared or ignored cannot learn well. So a good teacher first makes students feel safe and respected, and then learning becomes easier.</w:t>
-      </w:r>
-    </w:p>
-    <w:p>
-      <w:pPr>
-        <w:pStyle w:val="Heading1"/>
-        <w:keepNext/>
-      </w:pPr>
-      <w:r>
-        <w:rPr>
-          <w:rFonts w:ascii="Times New Roman" w:cs="Times New Roman" w:eastAsia="Times New Roman" w:hAnsi="Times New Roman"/>
-          <w:b/>
-          <w:bCs/>
-          <w:sz w:val="28"/>
-          <w:szCs w:val="28"/>
-        </w:rPr>
-        <w:t xml:space="preserve">5. CORE MANAGEMENT SKILLS FOR TEACHERS</w:t>
-      </w:r>
-    </w:p>
-    <w:p>
-      <w:pPr>
-        <w:spacing w:after="140" w:line="360" w:lineRule="auto"/>
-      </w:pPr>
-      <w:r>
-        <w:rPr>
-          <w:rFonts w:ascii="Times New Roman" w:cs="Times New Roman" w:eastAsia="Times New Roman" w:hAnsi="Times New Roman"/>
-          <w:sz w:val="24"/>
-          <w:szCs w:val="24"/>
-        </w:rPr>
-        <w:t xml:space="preserve">The main management skills that every teacher needs are explained below with simple school examples.</w:t>
+        <w:t xml:space="preserve">Organizing means arranging people and things. The teacher makes a seating plan, makes groups and gives duties like class monitor. Charts, books and other things are kept in a fixed place.</w:t>
       </w:r>
     </w:p>
     <w:p>
@@ -1909,7 +1772,7 @@
           <w:sz w:val="26"/>
           <w:szCs w:val="26"/>
         </w:rPr>
-        <w:t xml:space="preserve">5.1 Planning Skill</w:t>
+        <w:t xml:space="preserve">5.3 Classroom Management Skill</w:t>
       </w:r>
     </w:p>
     <w:p>
@@ -1922,7 +1785,7 @@
           <w:sz w:val="24"/>
           <w:szCs w:val="24"/>
         </w:rPr>
-        <w:t xml:space="preserve">Planning means deciding in advance what to do, how to do it and when to do it. A teacher makes a yearly scheme of work, monthly targets and daily lesson plans. A good lesson plan has clear objectives, teaching aids, activities and a way to check learning. Without planning, time is wasted and the syllabus is left incomplete before the exams. For example, a teacher who divides the syllabus into weekly parts at the start of the term can finish it on time and still have time for revision.</w:t>
+        <w:t xml:space="preserve">This skill means keeping the class calm and ready to learn. The teacher makes a few clear rules and follows them every day. The teacher uses eye contact and a calm voice instead of shouting.</w:t>
       </w:r>
     </w:p>
     <w:p>
@@ -1938,7 +1801,7 @@
           <w:sz w:val="26"/>
           <w:szCs w:val="26"/>
         </w:rPr>
-        <w:t xml:space="preserve">5.2 Organizing Skill</w:t>
+        <w:t xml:space="preserve">5.4 Time Management Skill</w:t>
       </w:r>
     </w:p>
     <w:p>
@@ -1951,7 +1814,7 @@
           <w:sz w:val="24"/>
           <w:szCs w:val="24"/>
         </w:rPr>
-        <w:t xml:space="preserve">Organizing means arranging people and things so that the plan can work. The teacher sets the seating plan, keeps teaching aids ready, makes groups, and gives duties to students such as monitor, board cleaner or copy collector. Resources like charts, books and science kits are also kept in a fixed place. In a well-organized class, no time is wasted in looking for chalk, markers or notebooks.</w:t>
+        <w:t xml:space="preserve">A period is only 35 to 40 minutes. The teacher starts on time and divides the period into parts: review, teaching, practice and homework. In this way no minute is wasted.</w:t>
       </w:r>
     </w:p>
     <w:p>
@@ -1967,7 +1830,7 @@
           <w:sz w:val="26"/>
           <w:szCs w:val="26"/>
         </w:rPr>
-        <w:t xml:space="preserve">5.3 Classroom Management and Discipline Skill</w:t>
+        <w:t xml:space="preserve">5.5 Communication Skill</w:t>
       </w:r>
     </w:p>
     <w:p>
@@ -1980,7 +1843,7 @@
           <w:sz w:val="24"/>
           <w:szCs w:val="24"/>
         </w:rPr>
-        <w:t xml:space="preserve">This is the most basic skill of a teacher. It means keeping the class calm, orderly and ready to learn. On the first day, the teacher makes a few clear rules and then follows them every day. Good teachers use eye contact, walk around the room and speak in a calm but firm voice instead of shouting or hitting. They praise good behavior more often than they punish bad behavior. A teacher with Kounin's “withitness” notices small problems early, such as two students whispering at the back, and handles them before they grow.</w:t>
+        <w:t xml:space="preserve">Communication means sharing ideas clearly. The teacher uses simple words, a clear voice and good body language. The teacher also listens carefully to students and parents.</w:t>
       </w:r>
     </w:p>
     <w:p>
@@ -1996,7 +1859,7 @@
           <w:sz w:val="26"/>
           <w:szCs w:val="26"/>
         </w:rPr>
-        <w:t xml:space="preserve">5.4 Time Management Skill</w:t>
+        <w:t xml:space="preserve">5.6 Leadership Skill</w:t>
       </w:r>
     </w:p>
     <w:p>
@@ -2009,7 +1872,7 @@
           <w:sz w:val="24"/>
           <w:szCs w:val="24"/>
         </w:rPr>
-        <w:t xml:space="preserve">A period is usually only 35 to 40 minutes long, so every minute counts. Time management means using class time and personal time in the best way. The teacher starts the class on time, takes attendance quickly, and divides the period into parts, for example 5 minutes for review, 20 minutes for teaching, 10 minutes for practice and 5 minutes for homework. Copies can be checked on fixed days. Covey (1989) advised that we should put important tasks first and not let small urgent tasks eat up all our time.</w:t>
+        <w:t xml:space="preserve">The teacher is the leader of the class. A good teacher leads by example, for example by coming on time and speaking politely. Students copy what they see.</w:t>
       </w:r>
     </w:p>
     <w:p>
@@ -2025,7 +1888,7 @@
           <w:sz w:val="26"/>
           <w:szCs w:val="26"/>
         </w:rPr>
-        <w:t xml:space="preserve">5.5 Communication Skill</w:t>
+        <w:t xml:space="preserve">5.7 Decision-Making Skill</w:t>
       </w:r>
     </w:p>
     <w:p>
@@ -2038,7 +1901,7 @@
           <w:sz w:val="24"/>
           <w:szCs w:val="24"/>
         </w:rPr>
-        <w:t xml:space="preserve">Communication means sharing ideas and information clearly. Every day a teacher talks to students, parents, colleagues and the head teacher. Good communication needs simple words, a clear voice, suitable body language and careful listening. It should be two-way, so the teacher asks questions and also lets students speak. In a parent-teacher meeting, a teacher who explains a child's weakness politely and with examples gets much more support from the parents.</w:t>
+        <w:t xml:space="preserve">A teacher makes many decisions every day. A good teacher first collects the facts, thinks about the choices and then takes a fair decision. A decision should never be taken in anger.</w:t>
       </w:r>
     </w:p>
     <w:p>
@@ -2054,7 +1917,7 @@
           <w:sz w:val="26"/>
           <w:szCs w:val="26"/>
         </w:rPr>
-        <w:t xml:space="preserve">5.6 Leadership Skill</w:t>
+        <w:t xml:space="preserve">5.8 Motivation Skill</w:t>
       </w:r>
     </w:p>
     <w:p>
@@ -2067,181 +1930,7 @@
           <w:sz w:val="24"/>
           <w:szCs w:val="24"/>
         </w:rPr>
-        <w:t xml:space="preserve">In the classroom, the teacher is the leader. Leadership means guiding and inspiring others toward a goal. A good teacher leads by example. If the teacher comes on time, dresses neatly, speaks politely and keeps promises, students learn to do the same, because they copy what they see more than what they hear. The teacher can also share leadership by making students group leaders, which teaches them responsibility, just as McGregor's Theory Y suggests.</w:t>
-      </w:r>
-    </w:p>
-    <w:p>
-      <w:pPr>
-        <w:pStyle w:val="Heading2"/>
-        <w:keepNext/>
-      </w:pPr>
-      <w:r>
-        <w:rPr>
-          <w:rFonts w:ascii="Times New Roman" w:cs="Times New Roman" w:eastAsia="Times New Roman" w:hAnsi="Times New Roman"/>
-          <w:b/>
-          <w:bCs/>
-          <w:sz w:val="26"/>
-          <w:szCs w:val="26"/>
-        </w:rPr>
-        <w:t xml:space="preserve">5.7 Decision-Making and Problem-Solving Skill</w:t>
-      </w:r>
-    </w:p>
-    <w:p>
-      <w:pPr>
-        <w:spacing w:after="140" w:line="360" w:lineRule="auto"/>
-      </w:pPr>
-      <w:r>
-        <w:rPr>
-          <w:rFonts w:ascii="Times New Roman" w:cs="Times New Roman" w:eastAsia="Times New Roman" w:hAnsi="Times New Roman"/>
-          <w:sz w:val="24"/>
-          <w:szCs w:val="24"/>
-        </w:rPr>
-        <w:t xml:space="preserve">A teacher has to make many small and big decisions every day. Which method should be used today? What should be done with a student who keeps forgetting homework? How can a weak student be helped? Simon (1960) explained that decision making has three steps: finding the problem, finding the possible choices, and selecting the best one. A good teacher never decides in anger. The teacher first collects the facts, thinks about the options and then takes a fair decision.</w:t>
-      </w:r>
-    </w:p>
-    <w:p>
-      <w:pPr>
-        <w:pStyle w:val="Heading2"/>
-        <w:keepNext/>
-      </w:pPr>
-      <w:r>
-        <w:rPr>
-          <w:rFonts w:ascii="Times New Roman" w:cs="Times New Roman" w:eastAsia="Times New Roman" w:hAnsi="Times New Roman"/>
-          <w:b/>
-          <w:bCs/>
-          <w:sz w:val="26"/>
-          <w:szCs w:val="26"/>
-        </w:rPr>
-        <w:t xml:space="preserve">5.8 Human Relations and Teamwork Skill</w:t>
-      </w:r>
-    </w:p>
-    <w:p>
-      <w:pPr>
-        <w:spacing w:after="140" w:line="360" w:lineRule="auto"/>
-      </w:pPr>
-      <w:r>
-        <w:rPr>
-          <w:rFonts w:ascii="Times New Roman" w:cs="Times New Roman" w:eastAsia="Times New Roman" w:hAnsi="Times New Roman"/>
-          <w:sz w:val="24"/>
-          <w:szCs w:val="24"/>
-        </w:rPr>
-        <w:t xml:space="preserve">A teacher does not work alone. The teacher works with other teachers, the head teacher, support staff and parents. Human relations skill means getting along with people, respecting them and working as a team. Teachers of the same class can share lesson ideas, prepare tests together and help each other with duties such as exam invigilation. Katz (1955) called this the “human skill” and said it is needed at every level of management.</w:t>
-      </w:r>
-    </w:p>
-    <w:p>
-      <w:pPr>
-        <w:pStyle w:val="Heading2"/>
-        <w:keepNext/>
-      </w:pPr>
-      <w:r>
-        <w:rPr>
-          <w:rFonts w:ascii="Times New Roman" w:cs="Times New Roman" w:eastAsia="Times New Roman" w:hAnsi="Times New Roman"/>
-          <w:b/>
-          <w:bCs/>
-          <w:sz w:val="26"/>
-          <w:szCs w:val="26"/>
-        </w:rPr>
-        <w:t xml:space="preserve">5.9 Motivation Skill</w:t>
-      </w:r>
-    </w:p>
-    <w:p>
-      <w:pPr>
-        <w:spacing w:after="140" w:line="360" w:lineRule="auto"/>
-      </w:pPr>
-      <w:r>
-        <w:rPr>
-          <w:rFonts w:ascii="Times New Roman" w:cs="Times New Roman" w:eastAsia="Times New Roman" w:hAnsi="Times New Roman"/>
-          <w:sz w:val="24"/>
-          <w:szCs w:val="24"/>
-        </w:rPr>
-        <w:t xml:space="preserve">Motivation means creating a wish to learn in students. A motivated student learns faster and behaves better. The teacher can motivate students by praising effort, giving small rewards like stars or a “student of the week” title, linking lessons to real life and using interesting activities and games. As Maslow (1943) showed, the teacher should also make students feel safe, accepted and respected, because these needs come before learning.</w:t>
-      </w:r>
-    </w:p>
-    <w:p>
-      <w:pPr>
-        <w:pStyle w:val="Heading2"/>
-        <w:keepNext/>
-      </w:pPr>
-      <w:r>
-        <w:rPr>
-          <w:rFonts w:ascii="Times New Roman" w:cs="Times New Roman" w:eastAsia="Times New Roman" w:hAnsi="Times New Roman"/>
-          <w:b/>
-          <w:bCs/>
-          <w:sz w:val="26"/>
-          <w:szCs w:val="26"/>
-        </w:rPr>
-        <w:t xml:space="preserve">5.10 Conflict Management Skill</w:t>
-      </w:r>
-    </w:p>
-    <w:p>
-      <w:pPr>
-        <w:spacing w:after="140" w:line="360" w:lineRule="auto"/>
-      </w:pPr>
-      <w:r>
-        <w:rPr>
-          <w:rFonts w:ascii="Times New Roman" w:cs="Times New Roman" w:eastAsia="Times New Roman" w:hAnsi="Times New Roman"/>
-          <w:sz w:val="24"/>
-          <w:szCs w:val="24"/>
-        </w:rPr>
-        <w:t xml:space="preserve">Conflicts happen in every school, between students, between teachers, or between a teacher and a parent. Conflict management means solving these disagreements in a calm and fair way. Thomas and Kilmann (1974) described five ways of handling conflict: competing, avoiding, accommodating (giving in), compromising, and collaborating (working together to find a solution that suits both sides). In schools, collaborating usually works best. For example, when two students quarrel over a seat, the teacher listens to both of them and helps them agree on a fair rule.</w:t>
-      </w:r>
-    </w:p>
-    <w:p>
-      <w:pPr>
-        <w:pStyle w:val="Heading2"/>
-        <w:keepNext/>
-      </w:pPr>
-      <w:r>
-        <w:rPr>
-          <w:rFonts w:ascii="Times New Roman" w:cs="Times New Roman" w:eastAsia="Times New Roman" w:hAnsi="Times New Roman"/>
-          <w:b/>
-          <w:bCs/>
-          <w:sz w:val="26"/>
-          <w:szCs w:val="26"/>
-        </w:rPr>
-        <w:t xml:space="preserve">5.11 Record Keeping and Evaluation Skill</w:t>
-      </w:r>
-    </w:p>
-    <w:p>
-      <w:pPr>
-        <w:spacing w:after="140" w:line="360" w:lineRule="auto"/>
-      </w:pPr>
-      <w:r>
-        <w:rPr>
-          <w:rFonts w:ascii="Times New Roman" w:cs="Times New Roman" w:eastAsia="Times New Roman" w:hAnsi="Times New Roman"/>
-          <w:sz w:val="24"/>
-          <w:szCs w:val="24"/>
-        </w:rPr>
-        <w:t xml:space="preserve">A teacher has to keep many records, such as the attendance register, result sheets, progress reports and the lesson diary. Evaluation means checking how much students have learned through tests, class work, homework and oral questions. Good records show the teacher which students need extra help, and they are also needed in meetings with parents and the head teacher. Records should be complete, correct, neat and up to date.</w:t>
-      </w:r>
-    </w:p>
-    <w:p>
-      <w:pPr>
-        <w:pStyle w:val="Heading2"/>
-        <w:keepNext/>
-      </w:pPr>
-      <w:r>
-        <w:rPr>
-          <w:rFonts w:ascii="Times New Roman" w:cs="Times New Roman" w:eastAsia="Times New Roman" w:hAnsi="Times New Roman"/>
-          <w:b/>
-          <w:bCs/>
-          <w:sz w:val="26"/>
-          <w:szCs w:val="26"/>
-        </w:rPr>
-        <w:t xml:space="preserve">5.12 Self-Management and Stress Control Skill</w:t>
-      </w:r>
-    </w:p>
-    <w:p>
-      <w:pPr>
-        <w:spacing w:after="140" w:line="360" w:lineRule="auto"/>
-      </w:pPr>
-      <w:r>
-        <w:rPr>
-          <w:rFonts w:ascii="Times New Roman" w:cs="Times New Roman" w:eastAsia="Times New Roman" w:hAnsi="Times New Roman"/>
-          <w:sz w:val="24"/>
-          <w:szCs w:val="24"/>
-        </w:rPr>
-        <w:t xml:space="preserve">A teacher cannot manage others well without first managing himself or herself. Self-management means controlling one's own feelings, time and health. Teaching can be tiring because of large classes, heavy checking work and extra duties. A teacher who stays calm, takes short breaks, plans the week ahead and keeps a positive attitude handles pressure better and does not take out anger on students.</w:t>
+        <w:t xml:space="preserve">Motivation means creating a wish to learn. The teacher praises effort, gives small rewards and uses interesting activities. A motivated student learns faster and behaves better.</w:t>
       </w:r>
     </w:p>
     <w:p>
@@ -2255,7 +1944,7 @@
           <w:sz w:val="24"/>
           <w:szCs w:val="24"/>
         </w:rPr>
-        <w:t xml:space="preserve">Table 1 below gives a short summary of these skills.</w:t>
+        <w:t xml:space="preserve">Table 1 gives a short summary of these skills.</w:t>
       </w:r>
     </w:p>
     <w:p>
@@ -2272,1848 +1961,7 @@
           <w:sz w:val="24"/>
           <w:szCs w:val="24"/>
         </w:rPr>
-        <w:t xml:space="preserve">Table 1: Summary of Core Management Skills for Teachers</w:t>
-      </w:r>
-    </w:p>
-    <w:tbl>
-      <w:tblPr>
-        <w:tblW w:type="dxa" w:w="9026"/>
-        <w:tblBorders>
-          <w:top w:val="single" w:color="auto" w:sz="4"/>
-          <w:left w:val="single" w:color="auto" w:sz="4"/>
-          <w:bottom w:val="single" w:color="auto" w:sz="4"/>
-          <w:right w:val="single" w:color="auto" w:sz="4"/>
-          <w:insideH w:val="single" w:color="auto" w:sz="4"/>
-          <w:insideV w:val="single" w:color="auto" w:sz="4"/>
-        </w:tblBorders>
-      </w:tblPr>
-      <w:tblGrid>
-        <w:gridCol w:w="2300"/>
-        <w:gridCol w:w="3200"/>
-        <w:gridCol w:w="3526"/>
-      </w:tblGrid>
-      <w:tr>
-        <w:trPr>
-          <w:cantSplit/>
-          <w:tblHeader/>
-        </w:trPr>
-        <w:tc>
-          <w:tcPr>
-            <w:tcW w:type="dxa" w:w="2300"/>
-            <w:tcBorders>
-              <w:top w:val="single" w:color="000000" w:sz="4"/>
-              <w:left w:val="single" w:color="000000" w:sz="4"/>
-              <w:bottom w:val="single" w:color="000000" w:sz="4"/>
-              <w:right w:val="single" w:color="000000" w:sz="4"/>
-            </w:tcBorders>
-            <w:shd w:fill="D9D9D9" w:color="auto" w:val="clear"/>
-            <w:tcMar>
-              <w:top w:type="dxa" w:w="60"/>
-              <w:left w:type="dxa" w:w="100"/>
-              <w:bottom w:type="dxa" w:w="60"/>
-              <w:right w:type="dxa" w:w="100"/>
-            </w:tcMar>
-            <w:vAlign w:val="center"/>
-          </w:tcPr>
-          <w:p>
-            <w:pPr>
-              <w:spacing w:line="240" w:lineRule="auto"/>
-              <w:jc w:val="center"/>
-            </w:pPr>
-            <w:r>
-              <w:rPr>
-                <w:rFonts w:ascii="Times New Roman" w:cs="Times New Roman" w:eastAsia="Times New Roman" w:hAnsi="Times New Roman"/>
-                <w:b/>
-                <w:bCs/>
-                <w:sz w:val="24"/>
-                <w:szCs w:val="24"/>
-              </w:rPr>
-              <w:t xml:space="preserve">Skill</w:t>
-            </w:r>
-          </w:p>
-        </w:tc>
-        <w:tc>
-          <w:tcPr>
-            <w:tcW w:type="dxa" w:w="3200"/>
-            <w:tcBorders>
-              <w:top w:val="single" w:color="000000" w:sz="4"/>
-              <w:left w:val="single" w:color="000000" w:sz="4"/>
-              <w:bottom w:val="single" w:color="000000" w:sz="4"/>
-              <w:right w:val="single" w:color="000000" w:sz="4"/>
-            </w:tcBorders>
-            <w:shd w:fill="D9D9D9" w:color="auto" w:val="clear"/>
-            <w:tcMar>
-              <w:top w:type="dxa" w:w="60"/>
-              <w:left w:type="dxa" w:w="100"/>
-              <w:bottom w:type="dxa" w:w="60"/>
-              <w:right w:type="dxa" w:w="100"/>
-            </w:tcMar>
-            <w:vAlign w:val="center"/>
-          </w:tcPr>
-          <w:p>
-            <w:pPr>
-              <w:spacing w:line="240" w:lineRule="auto"/>
-              <w:jc w:val="center"/>
-            </w:pPr>
-            <w:r>
-              <w:rPr>
-                <w:rFonts w:ascii="Times New Roman" w:cs="Times New Roman" w:eastAsia="Times New Roman" w:hAnsi="Times New Roman"/>
-                <w:b/>
-                <w:bCs/>
-                <w:sz w:val="24"/>
-                <w:szCs w:val="24"/>
-              </w:rPr>
-              <w:t xml:space="preserve">Simple Meaning</w:t>
-            </w:r>
-          </w:p>
-        </w:tc>
-        <w:tc>
-          <w:tcPr>
-            <w:tcW w:type="dxa" w:w="3526"/>
-            <w:tcBorders>
-              <w:top w:val="single" w:color="000000" w:sz="4"/>
-              <w:left w:val="single" w:color="000000" w:sz="4"/>
-              <w:bottom w:val="single" w:color="000000" w:sz="4"/>
-              <w:right w:val="single" w:color="000000" w:sz="4"/>
-            </w:tcBorders>
-            <w:shd w:fill="D9D9D9" w:color="auto" w:val="clear"/>
-            <w:tcMar>
-              <w:top w:type="dxa" w:w="60"/>
-              <w:left w:type="dxa" w:w="100"/>
-              <w:bottom w:type="dxa" w:w="60"/>
-              <w:right w:type="dxa" w:w="100"/>
-            </w:tcMar>
-            <w:vAlign w:val="center"/>
-          </w:tcPr>
-          <w:p>
-            <w:pPr>
-              <w:spacing w:line="240" w:lineRule="auto"/>
-              <w:jc w:val="center"/>
-            </w:pPr>
-            <w:r>
-              <w:rPr>
-                <w:rFonts w:ascii="Times New Roman" w:cs="Times New Roman" w:eastAsia="Times New Roman" w:hAnsi="Times New Roman"/>
-                <w:b/>
-                <w:bCs/>
-                <w:sz w:val="24"/>
-                <w:szCs w:val="24"/>
-              </w:rPr>
-              <w:t xml:space="preserve">Classroom Example</w:t>
-            </w:r>
-          </w:p>
-        </w:tc>
-      </w:tr>
-      <w:tr>
-        <w:trPr>
-          <w:cantSplit/>
-        </w:trPr>
-        <w:tc>
-          <w:tcPr>
-            <w:tcW w:type="dxa" w:w="2300"/>
-            <w:tcBorders>
-              <w:top w:val="single" w:color="000000" w:sz="4"/>
-              <w:left w:val="single" w:color="000000" w:sz="4"/>
-              <w:bottom w:val="single" w:color="000000" w:sz="4"/>
-              <w:right w:val="single" w:color="000000" w:sz="4"/>
-            </w:tcBorders>
-            <w:tcMar>
-              <w:top w:type="dxa" w:w="60"/>
-              <w:left w:type="dxa" w:w="100"/>
-              <w:bottom w:type="dxa" w:w="60"/>
-              <w:right w:type="dxa" w:w="100"/>
-            </w:tcMar>
-            <w:vAlign w:val="center"/>
-          </w:tcPr>
-          <w:p>
-            <w:pPr>
-              <w:spacing w:line="240" w:lineRule="auto"/>
-              <w:jc w:val="left"/>
-            </w:pPr>
-            <w:r>
-              <w:rPr>
-                <w:rFonts w:ascii="Times New Roman" w:cs="Times New Roman" w:eastAsia="Times New Roman" w:hAnsi="Times New Roman"/>
-                <w:b/>
-                <w:bCs/>
-                <w:sz w:val="24"/>
-                <w:szCs w:val="24"/>
-              </w:rPr>
-              <w:t xml:space="preserve">Planning</w:t>
-            </w:r>
-          </w:p>
-        </w:tc>
-        <w:tc>
-          <w:tcPr>
-            <w:tcW w:type="dxa" w:w="3200"/>
-            <w:tcBorders>
-              <w:top w:val="single" w:color="000000" w:sz="4"/>
-              <w:left w:val="single" w:color="000000" w:sz="4"/>
-              <w:bottom w:val="single" w:color="000000" w:sz="4"/>
-              <w:right w:val="single" w:color="000000" w:sz="4"/>
-            </w:tcBorders>
-            <w:tcMar>
-              <w:top w:type="dxa" w:w="60"/>
-              <w:left w:type="dxa" w:w="100"/>
-              <w:bottom w:type="dxa" w:w="60"/>
-              <w:right w:type="dxa" w:w="100"/>
-            </w:tcMar>
-            <w:vAlign w:val="center"/>
-          </w:tcPr>
-          <w:p>
-            <w:pPr>
-              <w:spacing w:line="240" w:lineRule="auto"/>
-              <w:jc w:val="left"/>
-            </w:pPr>
-            <w:r>
-              <w:rPr>
-                <w:rFonts w:ascii="Times New Roman" w:cs="Times New Roman" w:eastAsia="Times New Roman" w:hAnsi="Times New Roman"/>
-                <w:b w:val="false"/>
-                <w:bCs w:val="false"/>
-                <w:sz w:val="24"/>
-                <w:szCs w:val="24"/>
-              </w:rPr>
-              <w:t xml:space="preserve">Deciding in advance what, how and when</w:t>
-            </w:r>
-          </w:p>
-        </w:tc>
-        <w:tc>
-          <w:tcPr>
-            <w:tcW w:type="dxa" w:w="3526"/>
-            <w:tcBorders>
-              <w:top w:val="single" w:color="000000" w:sz="4"/>
-              <w:left w:val="single" w:color="000000" w:sz="4"/>
-              <w:bottom w:val="single" w:color="000000" w:sz="4"/>
-              <w:right w:val="single" w:color="000000" w:sz="4"/>
-            </w:tcBorders>
-            <w:tcMar>
-              <w:top w:type="dxa" w:w="60"/>
-              <w:left w:type="dxa" w:w="100"/>
-              <w:bottom w:type="dxa" w:w="60"/>
-              <w:right w:type="dxa" w:w="100"/>
-            </w:tcMar>
-            <w:vAlign w:val="center"/>
-          </w:tcPr>
-          <w:p>
-            <w:pPr>
-              <w:spacing w:line="240" w:lineRule="auto"/>
-              <w:jc w:val="left"/>
-            </w:pPr>
-            <w:r>
-              <w:rPr>
-                <w:rFonts w:ascii="Times New Roman" w:cs="Times New Roman" w:eastAsia="Times New Roman" w:hAnsi="Times New Roman"/>
-                <w:b w:val="false"/>
-                <w:bCs w:val="false"/>
-                <w:sz w:val="24"/>
-                <w:szCs w:val="24"/>
-              </w:rPr>
-              <w:t xml:space="preserve">Dividing the syllabus into weekly parts</w:t>
-            </w:r>
-          </w:p>
-        </w:tc>
-      </w:tr>
-      <w:tr>
-        <w:trPr>
-          <w:cantSplit/>
-        </w:trPr>
-        <w:tc>
-          <w:tcPr>
-            <w:tcW w:type="dxa" w:w="2300"/>
-            <w:tcBorders>
-              <w:top w:val="single" w:color="000000" w:sz="4"/>
-              <w:left w:val="single" w:color="000000" w:sz="4"/>
-              <w:bottom w:val="single" w:color="000000" w:sz="4"/>
-              <w:right w:val="single" w:color="000000" w:sz="4"/>
-            </w:tcBorders>
-            <w:tcMar>
-              <w:top w:type="dxa" w:w="60"/>
-              <w:left w:type="dxa" w:w="100"/>
-              <w:bottom w:type="dxa" w:w="60"/>
-              <w:right w:type="dxa" w:w="100"/>
-            </w:tcMar>
-            <w:vAlign w:val="center"/>
-          </w:tcPr>
-          <w:p>
-            <w:pPr>
-              <w:spacing w:line="240" w:lineRule="auto"/>
-              <w:jc w:val="left"/>
-            </w:pPr>
-            <w:r>
-              <w:rPr>
-                <w:rFonts w:ascii="Times New Roman" w:cs="Times New Roman" w:eastAsia="Times New Roman" w:hAnsi="Times New Roman"/>
-                <w:b/>
-                <w:bCs/>
-                <w:sz w:val="24"/>
-                <w:szCs w:val="24"/>
-              </w:rPr>
-              <w:t xml:space="preserve">Organizing</w:t>
-            </w:r>
-          </w:p>
-        </w:tc>
-        <w:tc>
-          <w:tcPr>
-            <w:tcW w:type="dxa" w:w="3200"/>
-            <w:tcBorders>
-              <w:top w:val="single" w:color="000000" w:sz="4"/>
-              <w:left w:val="single" w:color="000000" w:sz="4"/>
-              <w:bottom w:val="single" w:color="000000" w:sz="4"/>
-              <w:right w:val="single" w:color="000000" w:sz="4"/>
-            </w:tcBorders>
-            <w:tcMar>
-              <w:top w:type="dxa" w:w="60"/>
-              <w:left w:type="dxa" w:w="100"/>
-              <w:bottom w:type="dxa" w:w="60"/>
-              <w:right w:type="dxa" w:w="100"/>
-            </w:tcMar>
-            <w:vAlign w:val="center"/>
-          </w:tcPr>
-          <w:p>
-            <w:pPr>
-              <w:spacing w:line="240" w:lineRule="auto"/>
-              <w:jc w:val="left"/>
-            </w:pPr>
-            <w:r>
-              <w:rPr>
-                <w:rFonts w:ascii="Times New Roman" w:cs="Times New Roman" w:eastAsia="Times New Roman" w:hAnsi="Times New Roman"/>
-                <w:b w:val="false"/>
-                <w:bCs w:val="false"/>
-                <w:sz w:val="24"/>
-                <w:szCs w:val="24"/>
-              </w:rPr>
-              <w:t xml:space="preserve">Arranging people and things</w:t>
-            </w:r>
-          </w:p>
-        </w:tc>
-        <w:tc>
-          <w:tcPr>
-            <w:tcW w:type="dxa" w:w="3526"/>
-            <w:tcBorders>
-              <w:top w:val="single" w:color="000000" w:sz="4"/>
-              <w:left w:val="single" w:color="000000" w:sz="4"/>
-              <w:bottom w:val="single" w:color="000000" w:sz="4"/>
-              <w:right w:val="single" w:color="000000" w:sz="4"/>
-            </w:tcBorders>
-            <w:tcMar>
-              <w:top w:type="dxa" w:w="60"/>
-              <w:left w:type="dxa" w:w="100"/>
-              <w:bottom w:type="dxa" w:w="60"/>
-              <w:right w:type="dxa" w:w="100"/>
-            </w:tcMar>
-            <w:vAlign w:val="center"/>
-          </w:tcPr>
-          <w:p>
-            <w:pPr>
-              <w:spacing w:line="240" w:lineRule="auto"/>
-              <w:jc w:val="left"/>
-            </w:pPr>
-            <w:r>
-              <w:rPr>
-                <w:rFonts w:ascii="Times New Roman" w:cs="Times New Roman" w:eastAsia="Times New Roman" w:hAnsi="Times New Roman"/>
-                <w:b w:val="false"/>
-                <w:bCs w:val="false"/>
-                <w:sz w:val="24"/>
-                <w:szCs w:val="24"/>
-              </w:rPr>
-              <w:t xml:space="preserve">Seating plan, groups, class monitors</w:t>
-            </w:r>
-          </w:p>
-        </w:tc>
-      </w:tr>
-      <w:tr>
-        <w:trPr>
-          <w:cantSplit/>
-        </w:trPr>
-        <w:tc>
-          <w:tcPr>
-            <w:tcW w:type="dxa" w:w="2300"/>
-            <w:tcBorders>
-              <w:top w:val="single" w:color="000000" w:sz="4"/>
-              <w:left w:val="single" w:color="000000" w:sz="4"/>
-              <w:bottom w:val="single" w:color="000000" w:sz="4"/>
-              <w:right w:val="single" w:color="000000" w:sz="4"/>
-            </w:tcBorders>
-            <w:tcMar>
-              <w:top w:type="dxa" w:w="60"/>
-              <w:left w:type="dxa" w:w="100"/>
-              <w:bottom w:type="dxa" w:w="60"/>
-              <w:right w:type="dxa" w:w="100"/>
-            </w:tcMar>
-            <w:vAlign w:val="center"/>
-          </w:tcPr>
-          <w:p>
-            <w:pPr>
-              <w:spacing w:line="240" w:lineRule="auto"/>
-              <w:jc w:val="left"/>
-            </w:pPr>
-            <w:r>
-              <w:rPr>
-                <w:rFonts w:ascii="Times New Roman" w:cs="Times New Roman" w:eastAsia="Times New Roman" w:hAnsi="Times New Roman"/>
-                <w:b/>
-                <w:bCs/>
-                <w:sz w:val="24"/>
-                <w:szCs w:val="24"/>
-              </w:rPr>
-              <w:t xml:space="preserve">Classroom Management</w:t>
-            </w:r>
-          </w:p>
-        </w:tc>
-        <w:tc>
-          <w:tcPr>
-            <w:tcW w:type="dxa" w:w="3200"/>
-            <w:tcBorders>
-              <w:top w:val="single" w:color="000000" w:sz="4"/>
-              <w:left w:val="single" w:color="000000" w:sz="4"/>
-              <w:bottom w:val="single" w:color="000000" w:sz="4"/>
-              <w:right w:val="single" w:color="000000" w:sz="4"/>
-            </w:tcBorders>
-            <w:tcMar>
-              <w:top w:type="dxa" w:w="60"/>
-              <w:left w:type="dxa" w:w="100"/>
-              <w:bottom w:type="dxa" w:w="60"/>
-              <w:right w:type="dxa" w:w="100"/>
-            </w:tcMar>
-            <w:vAlign w:val="center"/>
-          </w:tcPr>
-          <w:p>
-            <w:pPr>
-              <w:spacing w:line="240" w:lineRule="auto"/>
-              <w:jc w:val="left"/>
-            </w:pPr>
-            <w:r>
-              <w:rPr>
-                <w:rFonts w:ascii="Times New Roman" w:cs="Times New Roman" w:eastAsia="Times New Roman" w:hAnsi="Times New Roman"/>
-                <w:b w:val="false"/>
-                <w:bCs w:val="false"/>
-                <w:sz w:val="24"/>
-                <w:szCs w:val="24"/>
-              </w:rPr>
-              <w:t xml:space="preserve">Keeping the class calm and ready to learn</w:t>
-            </w:r>
-          </w:p>
-        </w:tc>
-        <w:tc>
-          <w:tcPr>
-            <w:tcW w:type="dxa" w:w="3526"/>
-            <w:tcBorders>
-              <w:top w:val="single" w:color="000000" w:sz="4"/>
-              <w:left w:val="single" w:color="000000" w:sz="4"/>
-              <w:bottom w:val="single" w:color="000000" w:sz="4"/>
-              <w:right w:val="single" w:color="000000" w:sz="4"/>
-            </w:tcBorders>
-            <w:tcMar>
-              <w:top w:type="dxa" w:w="60"/>
-              <w:left w:type="dxa" w:w="100"/>
-              <w:bottom w:type="dxa" w:w="60"/>
-              <w:right w:type="dxa" w:w="100"/>
-            </w:tcMar>
-            <w:vAlign w:val="center"/>
-          </w:tcPr>
-          <w:p>
-            <w:pPr>
-              <w:spacing w:line="240" w:lineRule="auto"/>
-              <w:jc w:val="left"/>
-            </w:pPr>
-            <w:r>
-              <w:rPr>
-                <w:rFonts w:ascii="Times New Roman" w:cs="Times New Roman" w:eastAsia="Times New Roman" w:hAnsi="Times New Roman"/>
-                <w:b w:val="false"/>
-                <w:bCs w:val="false"/>
-                <w:sz w:val="24"/>
-                <w:szCs w:val="24"/>
-              </w:rPr>
-              <w:t xml:space="preserve">Clear rules made on the first day</w:t>
-            </w:r>
-          </w:p>
-        </w:tc>
-      </w:tr>
-      <w:tr>
-        <w:trPr>
-          <w:cantSplit/>
-        </w:trPr>
-        <w:tc>
-          <w:tcPr>
-            <w:tcW w:type="dxa" w:w="2300"/>
-            <w:tcBorders>
-              <w:top w:val="single" w:color="000000" w:sz="4"/>
-              <w:left w:val="single" w:color="000000" w:sz="4"/>
-              <w:bottom w:val="single" w:color="000000" w:sz="4"/>
-              <w:right w:val="single" w:color="000000" w:sz="4"/>
-            </w:tcBorders>
-            <w:tcMar>
-              <w:top w:type="dxa" w:w="60"/>
-              <w:left w:type="dxa" w:w="100"/>
-              <w:bottom w:type="dxa" w:w="60"/>
-              <w:right w:type="dxa" w:w="100"/>
-            </w:tcMar>
-            <w:vAlign w:val="center"/>
-          </w:tcPr>
-          <w:p>
-            <w:pPr>
-              <w:spacing w:line="240" w:lineRule="auto"/>
-              <w:jc w:val="left"/>
-            </w:pPr>
-            <w:r>
-              <w:rPr>
-                <w:rFonts w:ascii="Times New Roman" w:cs="Times New Roman" w:eastAsia="Times New Roman" w:hAnsi="Times New Roman"/>
-                <w:b/>
-                <w:bCs/>
-                <w:sz w:val="24"/>
-                <w:szCs w:val="24"/>
-              </w:rPr>
-              <w:t xml:space="preserve">Time Management</w:t>
-            </w:r>
-          </w:p>
-        </w:tc>
-        <w:tc>
-          <w:tcPr>
-            <w:tcW w:type="dxa" w:w="3200"/>
-            <w:tcBorders>
-              <w:top w:val="single" w:color="000000" w:sz="4"/>
-              <w:left w:val="single" w:color="000000" w:sz="4"/>
-              <w:bottom w:val="single" w:color="000000" w:sz="4"/>
-              <w:right w:val="single" w:color="000000" w:sz="4"/>
-            </w:tcBorders>
-            <w:tcMar>
-              <w:top w:type="dxa" w:w="60"/>
-              <w:left w:type="dxa" w:w="100"/>
-              <w:bottom w:type="dxa" w:w="60"/>
-              <w:right w:type="dxa" w:w="100"/>
-            </w:tcMar>
-            <w:vAlign w:val="center"/>
-          </w:tcPr>
-          <w:p>
-            <w:pPr>
-              <w:spacing w:line="240" w:lineRule="auto"/>
-              <w:jc w:val="left"/>
-            </w:pPr>
-            <w:r>
-              <w:rPr>
-                <w:rFonts w:ascii="Times New Roman" w:cs="Times New Roman" w:eastAsia="Times New Roman" w:hAnsi="Times New Roman"/>
-                <w:b w:val="false"/>
-                <w:bCs w:val="false"/>
-                <w:sz w:val="24"/>
-                <w:szCs w:val="24"/>
-              </w:rPr>
-              <w:t xml:space="preserve">Using every minute well</w:t>
-            </w:r>
-          </w:p>
-        </w:tc>
-        <w:tc>
-          <w:tcPr>
-            <w:tcW w:type="dxa" w:w="3526"/>
-            <w:tcBorders>
-              <w:top w:val="single" w:color="000000" w:sz="4"/>
-              <w:left w:val="single" w:color="000000" w:sz="4"/>
-              <w:bottom w:val="single" w:color="000000" w:sz="4"/>
-              <w:right w:val="single" w:color="000000" w:sz="4"/>
-            </w:tcBorders>
-            <w:tcMar>
-              <w:top w:type="dxa" w:w="60"/>
-              <w:left w:type="dxa" w:w="100"/>
-              <w:bottom w:type="dxa" w:w="60"/>
-              <w:right w:type="dxa" w:w="100"/>
-            </w:tcMar>
-            <w:vAlign w:val="center"/>
-          </w:tcPr>
-          <w:p>
-            <w:pPr>
-              <w:spacing w:line="240" w:lineRule="auto"/>
-              <w:jc w:val="left"/>
-            </w:pPr>
-            <w:r>
-              <w:rPr>
-                <w:rFonts w:ascii="Times New Roman" w:cs="Times New Roman" w:eastAsia="Times New Roman" w:hAnsi="Times New Roman"/>
-                <w:b w:val="false"/>
-                <w:bCs w:val="false"/>
-                <w:sz w:val="24"/>
-                <w:szCs w:val="24"/>
-              </w:rPr>
-              <w:t xml:space="preserve">Dividing the period into fixed parts</w:t>
-            </w:r>
-          </w:p>
-        </w:tc>
-      </w:tr>
-      <w:tr>
-        <w:trPr>
-          <w:cantSplit/>
-        </w:trPr>
-        <w:tc>
-          <w:tcPr>
-            <w:tcW w:type="dxa" w:w="2300"/>
-            <w:tcBorders>
-              <w:top w:val="single" w:color="000000" w:sz="4"/>
-              <w:left w:val="single" w:color="000000" w:sz="4"/>
-              <w:bottom w:val="single" w:color="000000" w:sz="4"/>
-              <w:right w:val="single" w:color="000000" w:sz="4"/>
-            </w:tcBorders>
-            <w:tcMar>
-              <w:top w:type="dxa" w:w="60"/>
-              <w:left w:type="dxa" w:w="100"/>
-              <w:bottom w:type="dxa" w:w="60"/>
-              <w:right w:type="dxa" w:w="100"/>
-            </w:tcMar>
-            <w:vAlign w:val="center"/>
-          </w:tcPr>
-          <w:p>
-            <w:pPr>
-              <w:spacing w:line="240" w:lineRule="auto"/>
-              <w:jc w:val="left"/>
-            </w:pPr>
-            <w:r>
-              <w:rPr>
-                <w:rFonts w:ascii="Times New Roman" w:cs="Times New Roman" w:eastAsia="Times New Roman" w:hAnsi="Times New Roman"/>
-                <w:b/>
-                <w:bCs/>
-                <w:sz w:val="24"/>
-                <w:szCs w:val="24"/>
-              </w:rPr>
-              <w:t xml:space="preserve">Communication</w:t>
-            </w:r>
-          </w:p>
-        </w:tc>
-        <w:tc>
-          <w:tcPr>
-            <w:tcW w:type="dxa" w:w="3200"/>
-            <w:tcBorders>
-              <w:top w:val="single" w:color="000000" w:sz="4"/>
-              <w:left w:val="single" w:color="000000" w:sz="4"/>
-              <w:bottom w:val="single" w:color="000000" w:sz="4"/>
-              <w:right w:val="single" w:color="000000" w:sz="4"/>
-            </w:tcBorders>
-            <w:tcMar>
-              <w:top w:type="dxa" w:w="60"/>
-              <w:left w:type="dxa" w:w="100"/>
-              <w:bottom w:type="dxa" w:w="60"/>
-              <w:right w:type="dxa" w:w="100"/>
-            </w:tcMar>
-            <w:vAlign w:val="center"/>
-          </w:tcPr>
-          <w:p>
-            <w:pPr>
-              <w:spacing w:line="240" w:lineRule="auto"/>
-              <w:jc w:val="left"/>
-            </w:pPr>
-            <w:r>
-              <w:rPr>
-                <w:rFonts w:ascii="Times New Roman" w:cs="Times New Roman" w:eastAsia="Times New Roman" w:hAnsi="Times New Roman"/>
-                <w:b w:val="false"/>
-                <w:bCs w:val="false"/>
-                <w:sz w:val="24"/>
-                <w:szCs w:val="24"/>
-              </w:rPr>
-              <w:t xml:space="preserve">Sharing ideas clearly, both ways</w:t>
-            </w:r>
-          </w:p>
-        </w:tc>
-        <w:tc>
-          <w:tcPr>
-            <w:tcW w:type="dxa" w:w="3526"/>
-            <w:tcBorders>
-              <w:top w:val="single" w:color="000000" w:sz="4"/>
-              <w:left w:val="single" w:color="000000" w:sz="4"/>
-              <w:bottom w:val="single" w:color="000000" w:sz="4"/>
-              <w:right w:val="single" w:color="000000" w:sz="4"/>
-            </w:tcBorders>
-            <w:tcMar>
-              <w:top w:type="dxa" w:w="60"/>
-              <w:left w:type="dxa" w:w="100"/>
-              <w:bottom w:type="dxa" w:w="60"/>
-              <w:right w:type="dxa" w:w="100"/>
-            </w:tcMar>
-            <w:vAlign w:val="center"/>
-          </w:tcPr>
-          <w:p>
-            <w:pPr>
-              <w:spacing w:line="240" w:lineRule="auto"/>
-              <w:jc w:val="left"/>
-            </w:pPr>
-            <w:r>
-              <w:rPr>
-                <w:rFonts w:ascii="Times New Roman" w:cs="Times New Roman" w:eastAsia="Times New Roman" w:hAnsi="Times New Roman"/>
-                <w:b w:val="false"/>
-                <w:bCs w:val="false"/>
-                <w:sz w:val="24"/>
-                <w:szCs w:val="24"/>
-              </w:rPr>
-              <w:t xml:space="preserve">Polite talk in a parent-teacher meeting</w:t>
-            </w:r>
-          </w:p>
-        </w:tc>
-      </w:tr>
-      <w:tr>
-        <w:trPr>
-          <w:cantSplit/>
-        </w:trPr>
-        <w:tc>
-          <w:tcPr>
-            <w:tcW w:type="dxa" w:w="2300"/>
-            <w:tcBorders>
-              <w:top w:val="single" w:color="000000" w:sz="4"/>
-              <w:left w:val="single" w:color="000000" w:sz="4"/>
-              <w:bottom w:val="single" w:color="000000" w:sz="4"/>
-              <w:right w:val="single" w:color="000000" w:sz="4"/>
-            </w:tcBorders>
-            <w:tcMar>
-              <w:top w:type="dxa" w:w="60"/>
-              <w:left w:type="dxa" w:w="100"/>
-              <w:bottom w:type="dxa" w:w="60"/>
-              <w:right w:type="dxa" w:w="100"/>
-            </w:tcMar>
-            <w:vAlign w:val="center"/>
-          </w:tcPr>
-          <w:p>
-            <w:pPr>
-              <w:spacing w:line="240" w:lineRule="auto"/>
-              <w:jc w:val="left"/>
-            </w:pPr>
-            <w:r>
-              <w:rPr>
-                <w:rFonts w:ascii="Times New Roman" w:cs="Times New Roman" w:eastAsia="Times New Roman" w:hAnsi="Times New Roman"/>
-                <w:b/>
-                <w:bCs/>
-                <w:sz w:val="24"/>
-                <w:szCs w:val="24"/>
-              </w:rPr>
-              <w:t xml:space="preserve">Leadership</w:t>
-            </w:r>
-          </w:p>
-        </w:tc>
-        <w:tc>
-          <w:tcPr>
-            <w:tcW w:type="dxa" w:w="3200"/>
-            <w:tcBorders>
-              <w:top w:val="single" w:color="000000" w:sz="4"/>
-              <w:left w:val="single" w:color="000000" w:sz="4"/>
-              <w:bottom w:val="single" w:color="000000" w:sz="4"/>
-              <w:right w:val="single" w:color="000000" w:sz="4"/>
-            </w:tcBorders>
-            <w:tcMar>
-              <w:top w:type="dxa" w:w="60"/>
-              <w:left w:type="dxa" w:w="100"/>
-              <w:bottom w:type="dxa" w:w="60"/>
-              <w:right w:type="dxa" w:w="100"/>
-            </w:tcMar>
-            <w:vAlign w:val="center"/>
-          </w:tcPr>
-          <w:p>
-            <w:pPr>
-              <w:spacing w:line="240" w:lineRule="auto"/>
-              <w:jc w:val="left"/>
-            </w:pPr>
-            <w:r>
-              <w:rPr>
-                <w:rFonts w:ascii="Times New Roman" w:cs="Times New Roman" w:eastAsia="Times New Roman" w:hAnsi="Times New Roman"/>
-                <w:b w:val="false"/>
-                <w:bCs w:val="false"/>
-                <w:sz w:val="24"/>
-                <w:szCs w:val="24"/>
-              </w:rPr>
-              <w:t xml:space="preserve">Guiding others by example</w:t>
-            </w:r>
-          </w:p>
-        </w:tc>
-        <w:tc>
-          <w:tcPr>
-            <w:tcW w:type="dxa" w:w="3526"/>
-            <w:tcBorders>
-              <w:top w:val="single" w:color="000000" w:sz="4"/>
-              <w:left w:val="single" w:color="000000" w:sz="4"/>
-              <w:bottom w:val="single" w:color="000000" w:sz="4"/>
-              <w:right w:val="single" w:color="000000" w:sz="4"/>
-            </w:tcBorders>
-            <w:tcMar>
-              <w:top w:type="dxa" w:w="60"/>
-              <w:left w:type="dxa" w:w="100"/>
-              <w:bottom w:type="dxa" w:w="60"/>
-              <w:right w:type="dxa" w:w="100"/>
-            </w:tcMar>
-            <w:vAlign w:val="center"/>
-          </w:tcPr>
-          <w:p>
-            <w:pPr>
-              <w:spacing w:line="240" w:lineRule="auto"/>
-              <w:jc w:val="left"/>
-            </w:pPr>
-            <w:r>
-              <w:rPr>
-                <w:rFonts w:ascii="Times New Roman" w:cs="Times New Roman" w:eastAsia="Times New Roman" w:hAnsi="Times New Roman"/>
-                <w:b w:val="false"/>
-                <w:bCs w:val="false"/>
-                <w:sz w:val="24"/>
-                <w:szCs w:val="24"/>
-              </w:rPr>
-              <w:t xml:space="preserve">Coming on time, making group leaders</w:t>
-            </w:r>
-          </w:p>
-        </w:tc>
-      </w:tr>
-      <w:tr>
-        <w:trPr>
-          <w:cantSplit/>
-        </w:trPr>
-        <w:tc>
-          <w:tcPr>
-            <w:tcW w:type="dxa" w:w="2300"/>
-            <w:tcBorders>
-              <w:top w:val="single" w:color="000000" w:sz="4"/>
-              <w:left w:val="single" w:color="000000" w:sz="4"/>
-              <w:bottom w:val="single" w:color="000000" w:sz="4"/>
-              <w:right w:val="single" w:color="000000" w:sz="4"/>
-            </w:tcBorders>
-            <w:tcMar>
-              <w:top w:type="dxa" w:w="60"/>
-              <w:left w:type="dxa" w:w="100"/>
-              <w:bottom w:type="dxa" w:w="60"/>
-              <w:right w:type="dxa" w:w="100"/>
-            </w:tcMar>
-            <w:vAlign w:val="center"/>
-          </w:tcPr>
-          <w:p>
-            <w:pPr>
-              <w:spacing w:line="240" w:lineRule="auto"/>
-              <w:jc w:val="left"/>
-            </w:pPr>
-            <w:r>
-              <w:rPr>
-                <w:rFonts w:ascii="Times New Roman" w:cs="Times New Roman" w:eastAsia="Times New Roman" w:hAnsi="Times New Roman"/>
-                <w:b/>
-                <w:bCs/>
-                <w:sz w:val="24"/>
-                <w:szCs w:val="24"/>
-              </w:rPr>
-              <w:t xml:space="preserve">Decision-Making</w:t>
-            </w:r>
-          </w:p>
-        </w:tc>
-        <w:tc>
-          <w:tcPr>
-            <w:tcW w:type="dxa" w:w="3200"/>
-            <w:tcBorders>
-              <w:top w:val="single" w:color="000000" w:sz="4"/>
-              <w:left w:val="single" w:color="000000" w:sz="4"/>
-              <w:bottom w:val="single" w:color="000000" w:sz="4"/>
-              <w:right w:val="single" w:color="000000" w:sz="4"/>
-            </w:tcBorders>
-            <w:tcMar>
-              <w:top w:type="dxa" w:w="60"/>
-              <w:left w:type="dxa" w:w="100"/>
-              <w:bottom w:type="dxa" w:w="60"/>
-              <w:right w:type="dxa" w:w="100"/>
-            </w:tcMar>
-            <w:vAlign w:val="center"/>
-          </w:tcPr>
-          <w:p>
-            <w:pPr>
-              <w:spacing w:line="240" w:lineRule="auto"/>
-              <w:jc w:val="left"/>
-            </w:pPr>
-            <w:r>
-              <w:rPr>
-                <w:rFonts w:ascii="Times New Roman" w:cs="Times New Roman" w:eastAsia="Times New Roman" w:hAnsi="Times New Roman"/>
-                <w:b w:val="false"/>
-                <w:bCs w:val="false"/>
-                <w:sz w:val="24"/>
-                <w:szCs w:val="24"/>
-              </w:rPr>
-              <w:t xml:space="preserve">Choosing the best option fairly</w:t>
-            </w:r>
-          </w:p>
-        </w:tc>
-        <w:tc>
-          <w:tcPr>
-            <w:tcW w:type="dxa" w:w="3526"/>
-            <w:tcBorders>
-              <w:top w:val="single" w:color="000000" w:sz="4"/>
-              <w:left w:val="single" w:color="000000" w:sz="4"/>
-              <w:bottom w:val="single" w:color="000000" w:sz="4"/>
-              <w:right w:val="single" w:color="000000" w:sz="4"/>
-            </w:tcBorders>
-            <w:tcMar>
-              <w:top w:type="dxa" w:w="60"/>
-              <w:left w:type="dxa" w:w="100"/>
-              <w:bottom w:type="dxa" w:w="60"/>
-              <w:right w:type="dxa" w:w="100"/>
-            </w:tcMar>
-            <w:vAlign w:val="center"/>
-          </w:tcPr>
-          <w:p>
-            <w:pPr>
-              <w:spacing w:line="240" w:lineRule="auto"/>
-              <w:jc w:val="left"/>
-            </w:pPr>
-            <w:r>
-              <w:rPr>
-                <w:rFonts w:ascii="Times New Roman" w:cs="Times New Roman" w:eastAsia="Times New Roman" w:hAnsi="Times New Roman"/>
-                <w:b w:val="false"/>
-                <w:bCs w:val="false"/>
-                <w:sz w:val="24"/>
-                <w:szCs w:val="24"/>
-              </w:rPr>
-              <w:t xml:space="preserve">Deciding about missing homework</w:t>
-            </w:r>
-          </w:p>
-        </w:tc>
-      </w:tr>
-      <w:tr>
-        <w:trPr>
-          <w:cantSplit/>
-        </w:trPr>
-        <w:tc>
-          <w:tcPr>
-            <w:tcW w:type="dxa" w:w="2300"/>
-            <w:tcBorders>
-              <w:top w:val="single" w:color="000000" w:sz="4"/>
-              <w:left w:val="single" w:color="000000" w:sz="4"/>
-              <w:bottom w:val="single" w:color="000000" w:sz="4"/>
-              <w:right w:val="single" w:color="000000" w:sz="4"/>
-            </w:tcBorders>
-            <w:tcMar>
-              <w:top w:type="dxa" w:w="60"/>
-              <w:left w:type="dxa" w:w="100"/>
-              <w:bottom w:type="dxa" w:w="60"/>
-              <w:right w:type="dxa" w:w="100"/>
-            </w:tcMar>
-            <w:vAlign w:val="center"/>
-          </w:tcPr>
-          <w:p>
-            <w:pPr>
-              <w:spacing w:line="240" w:lineRule="auto"/>
-              <w:jc w:val="left"/>
-            </w:pPr>
-            <w:r>
-              <w:rPr>
-                <w:rFonts w:ascii="Times New Roman" w:cs="Times New Roman" w:eastAsia="Times New Roman" w:hAnsi="Times New Roman"/>
-                <w:b/>
-                <w:bCs/>
-                <w:sz w:val="24"/>
-                <w:szCs w:val="24"/>
-              </w:rPr>
-              <w:t xml:space="preserve">Human Relations</w:t>
-            </w:r>
-          </w:p>
-        </w:tc>
-        <w:tc>
-          <w:tcPr>
-            <w:tcW w:type="dxa" w:w="3200"/>
-            <w:tcBorders>
-              <w:top w:val="single" w:color="000000" w:sz="4"/>
-              <w:left w:val="single" w:color="000000" w:sz="4"/>
-              <w:bottom w:val="single" w:color="000000" w:sz="4"/>
-              <w:right w:val="single" w:color="000000" w:sz="4"/>
-            </w:tcBorders>
-            <w:tcMar>
-              <w:top w:type="dxa" w:w="60"/>
-              <w:left w:type="dxa" w:w="100"/>
-              <w:bottom w:type="dxa" w:w="60"/>
-              <w:right w:type="dxa" w:w="100"/>
-            </w:tcMar>
-            <w:vAlign w:val="center"/>
-          </w:tcPr>
-          <w:p>
-            <w:pPr>
-              <w:spacing w:line="240" w:lineRule="auto"/>
-              <w:jc w:val="left"/>
-            </w:pPr>
-            <w:r>
-              <w:rPr>
-                <w:rFonts w:ascii="Times New Roman" w:cs="Times New Roman" w:eastAsia="Times New Roman" w:hAnsi="Times New Roman"/>
-                <w:b w:val="false"/>
-                <w:bCs w:val="false"/>
-                <w:sz w:val="24"/>
-                <w:szCs w:val="24"/>
-              </w:rPr>
-              <w:t xml:space="preserve">Working well with others</w:t>
-            </w:r>
-          </w:p>
-        </w:tc>
-        <w:tc>
-          <w:tcPr>
-            <w:tcW w:type="dxa" w:w="3526"/>
-            <w:tcBorders>
-              <w:top w:val="single" w:color="000000" w:sz="4"/>
-              <w:left w:val="single" w:color="000000" w:sz="4"/>
-              <w:bottom w:val="single" w:color="000000" w:sz="4"/>
-              <w:right w:val="single" w:color="000000" w:sz="4"/>
-            </w:tcBorders>
-            <w:tcMar>
-              <w:top w:type="dxa" w:w="60"/>
-              <w:left w:type="dxa" w:w="100"/>
-              <w:bottom w:type="dxa" w:w="60"/>
-              <w:right w:type="dxa" w:w="100"/>
-            </w:tcMar>
-            <w:vAlign w:val="center"/>
-          </w:tcPr>
-          <w:p>
-            <w:pPr>
-              <w:spacing w:line="240" w:lineRule="auto"/>
-              <w:jc w:val="left"/>
-            </w:pPr>
-            <w:r>
-              <w:rPr>
-                <w:rFonts w:ascii="Times New Roman" w:cs="Times New Roman" w:eastAsia="Times New Roman" w:hAnsi="Times New Roman"/>
-                <w:b w:val="false"/>
-                <w:bCs w:val="false"/>
-                <w:sz w:val="24"/>
-                <w:szCs w:val="24"/>
-              </w:rPr>
-              <w:t xml:space="preserve">Preparing tests with colleagues</w:t>
-            </w:r>
-          </w:p>
-        </w:tc>
-      </w:tr>
-      <w:tr>
-        <w:trPr>
-          <w:cantSplit/>
-        </w:trPr>
-        <w:tc>
-          <w:tcPr>
-            <w:tcW w:type="dxa" w:w="2300"/>
-            <w:tcBorders>
-              <w:top w:val="single" w:color="000000" w:sz="4"/>
-              <w:left w:val="single" w:color="000000" w:sz="4"/>
-              <w:bottom w:val="single" w:color="000000" w:sz="4"/>
-              <w:right w:val="single" w:color="000000" w:sz="4"/>
-            </w:tcBorders>
-            <w:tcMar>
-              <w:top w:type="dxa" w:w="60"/>
-              <w:left w:type="dxa" w:w="100"/>
-              <w:bottom w:type="dxa" w:w="60"/>
-              <w:right w:type="dxa" w:w="100"/>
-            </w:tcMar>
-            <w:vAlign w:val="center"/>
-          </w:tcPr>
-          <w:p>
-            <w:pPr>
-              <w:spacing w:line="240" w:lineRule="auto"/>
-              <w:jc w:val="left"/>
-            </w:pPr>
-            <w:r>
-              <w:rPr>
-                <w:rFonts w:ascii="Times New Roman" w:cs="Times New Roman" w:eastAsia="Times New Roman" w:hAnsi="Times New Roman"/>
-                <w:b/>
-                <w:bCs/>
-                <w:sz w:val="24"/>
-                <w:szCs w:val="24"/>
-              </w:rPr>
-              <w:t xml:space="preserve">Motivation</w:t>
-            </w:r>
-          </w:p>
-        </w:tc>
-        <w:tc>
-          <w:tcPr>
-            <w:tcW w:type="dxa" w:w="3200"/>
-            <w:tcBorders>
-              <w:top w:val="single" w:color="000000" w:sz="4"/>
-              <w:left w:val="single" w:color="000000" w:sz="4"/>
-              <w:bottom w:val="single" w:color="000000" w:sz="4"/>
-              <w:right w:val="single" w:color="000000" w:sz="4"/>
-            </w:tcBorders>
-            <w:tcMar>
-              <w:top w:type="dxa" w:w="60"/>
-              <w:left w:type="dxa" w:w="100"/>
-              <w:bottom w:type="dxa" w:w="60"/>
-              <w:right w:type="dxa" w:w="100"/>
-            </w:tcMar>
-            <w:vAlign w:val="center"/>
-          </w:tcPr>
-          <w:p>
-            <w:pPr>
-              <w:spacing w:line="240" w:lineRule="auto"/>
-              <w:jc w:val="left"/>
-            </w:pPr>
-            <w:r>
-              <w:rPr>
-                <w:rFonts w:ascii="Times New Roman" w:cs="Times New Roman" w:eastAsia="Times New Roman" w:hAnsi="Times New Roman"/>
-                <w:b w:val="false"/>
-                <w:bCs w:val="false"/>
-                <w:sz w:val="24"/>
-                <w:szCs w:val="24"/>
-              </w:rPr>
-              <w:t xml:space="preserve">Creating a wish to learn</w:t>
-            </w:r>
-          </w:p>
-        </w:tc>
-        <w:tc>
-          <w:tcPr>
-            <w:tcW w:type="dxa" w:w="3526"/>
-            <w:tcBorders>
-              <w:top w:val="single" w:color="000000" w:sz="4"/>
-              <w:left w:val="single" w:color="000000" w:sz="4"/>
-              <w:bottom w:val="single" w:color="000000" w:sz="4"/>
-              <w:right w:val="single" w:color="000000" w:sz="4"/>
-            </w:tcBorders>
-            <w:tcMar>
-              <w:top w:type="dxa" w:w="60"/>
-              <w:left w:type="dxa" w:w="100"/>
-              <w:bottom w:type="dxa" w:w="60"/>
-              <w:right w:type="dxa" w:w="100"/>
-            </w:tcMar>
-            <w:vAlign w:val="center"/>
-          </w:tcPr>
-          <w:p>
-            <w:pPr>
-              <w:spacing w:line="240" w:lineRule="auto"/>
-              <w:jc w:val="left"/>
-            </w:pPr>
-            <w:r>
-              <w:rPr>
-                <w:rFonts w:ascii="Times New Roman" w:cs="Times New Roman" w:eastAsia="Times New Roman" w:hAnsi="Times New Roman"/>
-                <w:b w:val="false"/>
-                <w:bCs w:val="false"/>
-                <w:sz w:val="24"/>
-                <w:szCs w:val="24"/>
-              </w:rPr>
-              <w:t xml:space="preserve">Praise, stars, student of the week</w:t>
-            </w:r>
-          </w:p>
-        </w:tc>
-      </w:tr>
-      <w:tr>
-        <w:trPr>
-          <w:cantSplit/>
-        </w:trPr>
-        <w:tc>
-          <w:tcPr>
-            <w:tcW w:type="dxa" w:w="2300"/>
-            <w:tcBorders>
-              <w:top w:val="single" w:color="000000" w:sz="4"/>
-              <w:left w:val="single" w:color="000000" w:sz="4"/>
-              <w:bottom w:val="single" w:color="000000" w:sz="4"/>
-              <w:right w:val="single" w:color="000000" w:sz="4"/>
-            </w:tcBorders>
-            <w:tcMar>
-              <w:top w:type="dxa" w:w="60"/>
-              <w:left w:type="dxa" w:w="100"/>
-              <w:bottom w:type="dxa" w:w="60"/>
-              <w:right w:type="dxa" w:w="100"/>
-            </w:tcMar>
-            <w:vAlign w:val="center"/>
-          </w:tcPr>
-          <w:p>
-            <w:pPr>
-              <w:spacing w:line="240" w:lineRule="auto"/>
-              <w:jc w:val="left"/>
-            </w:pPr>
-            <w:r>
-              <w:rPr>
-                <w:rFonts w:ascii="Times New Roman" w:cs="Times New Roman" w:eastAsia="Times New Roman" w:hAnsi="Times New Roman"/>
-                <w:b/>
-                <w:bCs/>
-                <w:sz w:val="24"/>
-                <w:szCs w:val="24"/>
-              </w:rPr>
-              <w:t xml:space="preserve">Conflict Management</w:t>
-            </w:r>
-          </w:p>
-        </w:tc>
-        <w:tc>
-          <w:tcPr>
-            <w:tcW w:type="dxa" w:w="3200"/>
-            <w:tcBorders>
-              <w:top w:val="single" w:color="000000" w:sz="4"/>
-              <w:left w:val="single" w:color="000000" w:sz="4"/>
-              <w:bottom w:val="single" w:color="000000" w:sz="4"/>
-              <w:right w:val="single" w:color="000000" w:sz="4"/>
-            </w:tcBorders>
-            <w:tcMar>
-              <w:top w:type="dxa" w:w="60"/>
-              <w:left w:type="dxa" w:w="100"/>
-              <w:bottom w:type="dxa" w:w="60"/>
-              <w:right w:type="dxa" w:w="100"/>
-            </w:tcMar>
-            <w:vAlign w:val="center"/>
-          </w:tcPr>
-          <w:p>
-            <w:pPr>
-              <w:spacing w:line="240" w:lineRule="auto"/>
-              <w:jc w:val="left"/>
-            </w:pPr>
-            <w:r>
-              <w:rPr>
-                <w:rFonts w:ascii="Times New Roman" w:cs="Times New Roman" w:eastAsia="Times New Roman" w:hAnsi="Times New Roman"/>
-                <w:b w:val="false"/>
-                <w:bCs w:val="false"/>
-                <w:sz w:val="24"/>
-                <w:szCs w:val="24"/>
-              </w:rPr>
-              <w:t xml:space="preserve">Solving disagreements fairly</w:t>
-            </w:r>
-          </w:p>
-        </w:tc>
-        <w:tc>
-          <w:tcPr>
-            <w:tcW w:type="dxa" w:w="3526"/>
-            <w:tcBorders>
-              <w:top w:val="single" w:color="000000" w:sz="4"/>
-              <w:left w:val="single" w:color="000000" w:sz="4"/>
-              <w:bottom w:val="single" w:color="000000" w:sz="4"/>
-              <w:right w:val="single" w:color="000000" w:sz="4"/>
-            </w:tcBorders>
-            <w:tcMar>
-              <w:top w:type="dxa" w:w="60"/>
-              <w:left w:type="dxa" w:w="100"/>
-              <w:bottom w:type="dxa" w:w="60"/>
-              <w:right w:type="dxa" w:w="100"/>
-            </w:tcMar>
-            <w:vAlign w:val="center"/>
-          </w:tcPr>
-          <w:p>
-            <w:pPr>
-              <w:spacing w:line="240" w:lineRule="auto"/>
-              <w:jc w:val="left"/>
-            </w:pPr>
-            <w:r>
-              <w:rPr>
-                <w:rFonts w:ascii="Times New Roman" w:cs="Times New Roman" w:eastAsia="Times New Roman" w:hAnsi="Times New Roman"/>
-                <w:b w:val="false"/>
-                <w:bCs w:val="false"/>
-                <w:sz w:val="24"/>
-                <w:szCs w:val="24"/>
-              </w:rPr>
-              <w:t xml:space="preserve">Two students quarreling over a seat</w:t>
-            </w:r>
-          </w:p>
-        </w:tc>
-      </w:tr>
-      <w:tr>
-        <w:trPr>
-          <w:cantSplit/>
-        </w:trPr>
-        <w:tc>
-          <w:tcPr>
-            <w:tcW w:type="dxa" w:w="2300"/>
-            <w:tcBorders>
-              <w:top w:val="single" w:color="000000" w:sz="4"/>
-              <w:left w:val="single" w:color="000000" w:sz="4"/>
-              <w:bottom w:val="single" w:color="000000" w:sz="4"/>
-              <w:right w:val="single" w:color="000000" w:sz="4"/>
-            </w:tcBorders>
-            <w:tcMar>
-              <w:top w:type="dxa" w:w="60"/>
-              <w:left w:type="dxa" w:w="100"/>
-              <w:bottom w:type="dxa" w:w="60"/>
-              <w:right w:type="dxa" w:w="100"/>
-            </w:tcMar>
-            <w:vAlign w:val="center"/>
-          </w:tcPr>
-          <w:p>
-            <w:pPr>
-              <w:spacing w:line="240" w:lineRule="auto"/>
-              <w:jc w:val="left"/>
-            </w:pPr>
-            <w:r>
-              <w:rPr>
-                <w:rFonts w:ascii="Times New Roman" w:cs="Times New Roman" w:eastAsia="Times New Roman" w:hAnsi="Times New Roman"/>
-                <w:b/>
-                <w:bCs/>
-                <w:sz w:val="24"/>
-                <w:szCs w:val="24"/>
-              </w:rPr>
-              <w:t xml:space="preserve">Record Keeping</w:t>
-            </w:r>
-          </w:p>
-        </w:tc>
-        <w:tc>
-          <w:tcPr>
-            <w:tcW w:type="dxa" w:w="3200"/>
-            <w:tcBorders>
-              <w:top w:val="single" w:color="000000" w:sz="4"/>
-              <w:left w:val="single" w:color="000000" w:sz="4"/>
-              <w:bottom w:val="single" w:color="000000" w:sz="4"/>
-              <w:right w:val="single" w:color="000000" w:sz="4"/>
-            </w:tcBorders>
-            <w:tcMar>
-              <w:top w:type="dxa" w:w="60"/>
-              <w:left w:type="dxa" w:w="100"/>
-              <w:bottom w:type="dxa" w:w="60"/>
-              <w:right w:type="dxa" w:w="100"/>
-            </w:tcMar>
-            <w:vAlign w:val="center"/>
-          </w:tcPr>
-          <w:p>
-            <w:pPr>
-              <w:spacing w:line="240" w:lineRule="auto"/>
-              <w:jc w:val="left"/>
-            </w:pPr>
-            <w:r>
-              <w:rPr>
-                <w:rFonts w:ascii="Times New Roman" w:cs="Times New Roman" w:eastAsia="Times New Roman" w:hAnsi="Times New Roman"/>
-                <w:b w:val="false"/>
-                <w:bCs w:val="false"/>
-                <w:sz w:val="24"/>
-                <w:szCs w:val="24"/>
-              </w:rPr>
-              <w:t xml:space="preserve">Keeping records and checking learning</w:t>
-            </w:r>
-          </w:p>
-        </w:tc>
-        <w:tc>
-          <w:tcPr>
-            <w:tcW w:type="dxa" w:w="3526"/>
-            <w:tcBorders>
-              <w:top w:val="single" w:color="000000" w:sz="4"/>
-              <w:left w:val="single" w:color="000000" w:sz="4"/>
-              <w:bottom w:val="single" w:color="000000" w:sz="4"/>
-              <w:right w:val="single" w:color="000000" w:sz="4"/>
-            </w:tcBorders>
-            <w:tcMar>
-              <w:top w:type="dxa" w:w="60"/>
-              <w:left w:type="dxa" w:w="100"/>
-              <w:bottom w:type="dxa" w:w="60"/>
-              <w:right w:type="dxa" w:w="100"/>
-            </w:tcMar>
-            <w:vAlign w:val="center"/>
-          </w:tcPr>
-          <w:p>
-            <w:pPr>
-              <w:spacing w:line="240" w:lineRule="auto"/>
-              <w:jc w:val="left"/>
-            </w:pPr>
-            <w:r>
-              <w:rPr>
-                <w:rFonts w:ascii="Times New Roman" w:cs="Times New Roman" w:eastAsia="Times New Roman" w:hAnsi="Times New Roman"/>
-                <w:b w:val="false"/>
-                <w:bCs w:val="false"/>
-                <w:sz w:val="24"/>
-                <w:szCs w:val="24"/>
-              </w:rPr>
-              <w:t xml:space="preserve">Attendance register, result sheet</w:t>
-            </w:r>
-          </w:p>
-        </w:tc>
-      </w:tr>
-      <w:tr>
-        <w:trPr>
-          <w:cantSplit/>
-        </w:trPr>
-        <w:tc>
-          <w:tcPr>
-            <w:tcW w:type="dxa" w:w="2300"/>
-            <w:tcBorders>
-              <w:top w:val="single" w:color="000000" w:sz="4"/>
-              <w:left w:val="single" w:color="000000" w:sz="4"/>
-              <w:bottom w:val="single" w:color="000000" w:sz="4"/>
-              <w:right w:val="single" w:color="000000" w:sz="4"/>
-            </w:tcBorders>
-            <w:tcMar>
-              <w:top w:type="dxa" w:w="60"/>
-              <w:left w:type="dxa" w:w="100"/>
-              <w:bottom w:type="dxa" w:w="60"/>
-              <w:right w:type="dxa" w:w="100"/>
-            </w:tcMar>
-            <w:vAlign w:val="center"/>
-          </w:tcPr>
-          <w:p>
-            <w:pPr>
-              <w:spacing w:line="240" w:lineRule="auto"/>
-              <w:jc w:val="left"/>
-            </w:pPr>
-            <w:r>
-              <w:rPr>
-                <w:rFonts w:ascii="Times New Roman" w:cs="Times New Roman" w:eastAsia="Times New Roman" w:hAnsi="Times New Roman"/>
-                <w:b/>
-                <w:bCs/>
-                <w:sz w:val="24"/>
-                <w:szCs w:val="24"/>
-              </w:rPr>
-              <w:t xml:space="preserve">Self-Management</w:t>
-            </w:r>
-          </w:p>
-        </w:tc>
-        <w:tc>
-          <w:tcPr>
-            <w:tcW w:type="dxa" w:w="3200"/>
-            <w:tcBorders>
-              <w:top w:val="single" w:color="000000" w:sz="4"/>
-              <w:left w:val="single" w:color="000000" w:sz="4"/>
-              <w:bottom w:val="single" w:color="000000" w:sz="4"/>
-              <w:right w:val="single" w:color="000000" w:sz="4"/>
-            </w:tcBorders>
-            <w:tcMar>
-              <w:top w:type="dxa" w:w="60"/>
-              <w:left w:type="dxa" w:w="100"/>
-              <w:bottom w:type="dxa" w:w="60"/>
-              <w:right w:type="dxa" w:w="100"/>
-            </w:tcMar>
-            <w:vAlign w:val="center"/>
-          </w:tcPr>
-          <w:p>
-            <w:pPr>
-              <w:spacing w:line="240" w:lineRule="auto"/>
-              <w:jc w:val="left"/>
-            </w:pPr>
-            <w:r>
-              <w:rPr>
-                <w:rFonts w:ascii="Times New Roman" w:cs="Times New Roman" w:eastAsia="Times New Roman" w:hAnsi="Times New Roman"/>
-                <w:b w:val="false"/>
-                <w:bCs w:val="false"/>
-                <w:sz w:val="24"/>
-                <w:szCs w:val="24"/>
-              </w:rPr>
-              <w:t xml:space="preserve">Controlling own feelings, time, health</w:t>
-            </w:r>
-          </w:p>
-        </w:tc>
-        <w:tc>
-          <w:tcPr>
-            <w:tcW w:type="dxa" w:w="3526"/>
-            <w:tcBorders>
-              <w:top w:val="single" w:color="000000" w:sz="4"/>
-              <w:left w:val="single" w:color="000000" w:sz="4"/>
-              <w:bottom w:val="single" w:color="000000" w:sz="4"/>
-              <w:right w:val="single" w:color="000000" w:sz="4"/>
-            </w:tcBorders>
-            <w:tcMar>
-              <w:top w:type="dxa" w:w="60"/>
-              <w:left w:type="dxa" w:w="100"/>
-              <w:bottom w:type="dxa" w:w="60"/>
-              <w:right w:type="dxa" w:w="100"/>
-            </w:tcMar>
-            <w:vAlign w:val="center"/>
-          </w:tcPr>
-          <w:p>
-            <w:pPr>
-              <w:spacing w:line="240" w:lineRule="auto"/>
-              <w:jc w:val="left"/>
-            </w:pPr>
-            <w:r>
-              <w:rPr>
-                <w:rFonts w:ascii="Times New Roman" w:cs="Times New Roman" w:eastAsia="Times New Roman" w:hAnsi="Times New Roman"/>
-                <w:b w:val="false"/>
-                <w:bCs w:val="false"/>
-                <w:sz w:val="24"/>
-                <w:szCs w:val="24"/>
-              </w:rPr>
-              <w:t xml:space="preserve">Staying calm under pressure</w:t>
-            </w:r>
-          </w:p>
-        </w:tc>
-      </w:tr>
-    </w:tbl>
-    <w:p>
-      <w:pPr>
-        <w:spacing w:after="200"/>
-      </w:pPr>
-    </w:p>
-    <w:p>
-      <w:pPr>
-        <w:pStyle w:val="Heading1"/>
-        <w:keepNext/>
-      </w:pPr>
-      <w:r>
-        <w:rPr>
-          <w:rFonts w:ascii="Times New Roman" w:cs="Times New Roman" w:eastAsia="Times New Roman" w:hAnsi="Times New Roman"/>
-          <w:b/>
-          <w:bCs/>
-          <w:sz w:val="28"/>
-          <w:szCs w:val="28"/>
-        </w:rPr>
-        <w:t xml:space="preserve">6. PROBLEMS TEACHERS FACE IN USING MANAGEMENT SKILLS</w:t>
-      </w:r>
-    </w:p>
-    <w:p>
-      <w:pPr>
-        <w:spacing w:after="60" w:line="360" w:lineRule="auto"/>
-      </w:pPr>
-      <w:r>
-        <w:rPr>
-          <w:rFonts w:ascii="Times New Roman" w:cs="Times New Roman" w:eastAsia="Times New Roman" w:hAnsi="Times New Roman"/>
-          <w:sz w:val="24"/>
-          <w:szCs w:val="24"/>
-        </w:rPr>
-        <w:t xml:space="preserve">Even when teachers know these skills, using them is not always easy. Some common problems in our schools are:</w:t>
-      </w:r>
-    </w:p>
-    <w:p>
-      <w:pPr>
-        <w:pStyle w:val="ListParagraph"/>
-        <w:numPr>
-          <w:ilvl w:val="0"/>
-          <w:numId w:val="2"/>
-        </w:numPr>
-        <w:spacing w:after="60" w:line="360" w:lineRule="auto"/>
-      </w:pPr>
-      <w:r>
-        <w:rPr>
-          <w:rFonts w:ascii="Times New Roman" w:cs="Times New Roman" w:eastAsia="Times New Roman" w:hAnsi="Times New Roman"/>
-          <w:sz w:val="24"/>
-          <w:szCs w:val="24"/>
-        </w:rPr>
-        <w:t xml:space="preserve">Large classes, sometimes with 60 or more students in one room</w:t>
-      </w:r>
-    </w:p>
-    <w:p>
-      <w:pPr>
-        <w:pStyle w:val="ListParagraph"/>
-        <w:numPr>
-          <w:ilvl w:val="0"/>
-          <w:numId w:val="2"/>
-        </w:numPr>
-        <w:spacing w:after="60" w:line="360" w:lineRule="auto"/>
-      </w:pPr>
-      <w:r>
-        <w:rPr>
-          <w:rFonts w:ascii="Times New Roman" w:cs="Times New Roman" w:eastAsia="Times New Roman" w:hAnsi="Times New Roman"/>
-          <w:sz w:val="24"/>
-          <w:szCs w:val="24"/>
-        </w:rPr>
-        <w:t xml:space="preserve">Lack of teaching aids, furniture, labs and other resources</w:t>
-      </w:r>
-    </w:p>
-    <w:p>
-      <w:pPr>
-        <w:pStyle w:val="ListParagraph"/>
-        <w:numPr>
-          <w:ilvl w:val="0"/>
-          <w:numId w:val="2"/>
-        </w:numPr>
-        <w:spacing w:after="60" w:line="360" w:lineRule="auto"/>
-      </w:pPr>
-      <w:r>
-        <w:rPr>
-          <w:rFonts w:ascii="Times New Roman" w:cs="Times New Roman" w:eastAsia="Times New Roman" w:hAnsi="Times New Roman"/>
-          <w:sz w:val="24"/>
-          <w:szCs w:val="24"/>
-        </w:rPr>
-        <w:t xml:space="preserve">Extra non-teaching duties such as surveys, campaigns and election duty</w:t>
-      </w:r>
-    </w:p>
-    <w:p>
-      <w:pPr>
-        <w:pStyle w:val="ListParagraph"/>
-        <w:numPr>
-          <w:ilvl w:val="0"/>
-          <w:numId w:val="2"/>
-        </w:numPr>
-        <w:spacing w:after="60" w:line="360" w:lineRule="auto"/>
-      </w:pPr>
-      <w:r>
-        <w:rPr>
-          <w:rFonts w:ascii="Times New Roman" w:cs="Times New Roman" w:eastAsia="Times New Roman" w:hAnsi="Times New Roman"/>
-          <w:sz w:val="24"/>
-          <w:szCs w:val="24"/>
-        </w:rPr>
-        <w:t xml:space="preserve">Little training in management during teacher education and on the job</w:t>
-      </w:r>
-    </w:p>
-    <w:p>
-      <w:pPr>
-        <w:pStyle w:val="ListParagraph"/>
-        <w:numPr>
-          <w:ilvl w:val="0"/>
-          <w:numId w:val="2"/>
-        </w:numPr>
-        <w:spacing w:after="60" w:line="360" w:lineRule="auto"/>
-      </w:pPr>
-      <w:r>
-        <w:rPr>
-          <w:rFonts w:ascii="Times New Roman" w:cs="Times New Roman" w:eastAsia="Times New Roman" w:hAnsi="Times New Roman"/>
-          <w:sz w:val="24"/>
-          <w:szCs w:val="24"/>
-        </w:rPr>
-        <w:t xml:space="preserve">Heavy syllabus and pressure to show good exam results</w:t>
-      </w:r>
-    </w:p>
-    <w:p>
-      <w:pPr>
-        <w:pStyle w:val="ListParagraph"/>
-        <w:numPr>
-          <w:ilvl w:val="0"/>
-          <w:numId w:val="2"/>
-        </w:numPr>
-        <w:spacing w:after="60" w:line="360" w:lineRule="auto"/>
-      </w:pPr>
-      <w:r>
-        <w:rPr>
-          <w:rFonts w:ascii="Times New Roman" w:cs="Times New Roman" w:eastAsia="Times New Roman" w:hAnsi="Times New Roman"/>
-          <w:sz w:val="24"/>
-          <w:szCs w:val="24"/>
-        </w:rPr>
-        <w:t xml:space="preserve">Students from different backgrounds, languages and learning levels</w:t>
-      </w:r>
-    </w:p>
-    <w:p>
-      <w:pPr>
-        <w:pStyle w:val="ListParagraph"/>
-        <w:numPr>
-          <w:ilvl w:val="0"/>
-          <w:numId w:val="2"/>
-        </w:numPr>
-        <w:spacing w:after="60" w:line="360" w:lineRule="auto"/>
-      </w:pPr>
-      <w:r>
-        <w:rPr>
-          <w:rFonts w:ascii="Times New Roman" w:cs="Times New Roman" w:eastAsia="Times New Roman" w:hAnsi="Times New Roman"/>
-          <w:sz w:val="24"/>
-          <w:szCs w:val="24"/>
-        </w:rPr>
-        <w:t xml:space="preserve">Low salary and low motivation in some schools</w:t>
-      </w:r>
-    </w:p>
-    <w:p>
-      <w:pPr>
-        <w:pStyle w:val="ListParagraph"/>
-        <w:numPr>
-          <w:ilvl w:val="0"/>
-          <w:numId w:val="2"/>
-        </w:numPr>
-        <w:spacing w:after="60" w:line="360" w:lineRule="auto"/>
-      </w:pPr>
-      <w:r>
-        <w:rPr>
-          <w:rFonts w:ascii="Times New Roman" w:cs="Times New Roman" w:eastAsia="Times New Roman" w:hAnsi="Times New Roman"/>
-          <w:sz w:val="24"/>
-          <w:szCs w:val="24"/>
-        </w:rPr>
-        <w:t xml:space="preserve">Weak support from parents in some areas</w:t>
-      </w:r>
-    </w:p>
-    <w:p>
-      <w:pPr>
-        <w:pStyle w:val="Heading1"/>
-        <w:keepNext/>
-      </w:pPr>
-      <w:r>
-        <w:rPr>
-          <w:rFonts w:ascii="Times New Roman" w:cs="Times New Roman" w:eastAsia="Times New Roman" w:hAnsi="Times New Roman"/>
-          <w:b/>
-          <w:bCs/>
-          <w:sz w:val="28"/>
-          <w:szCs w:val="28"/>
-        </w:rPr>
-        <w:t xml:space="preserve">7. HOW TEACHERS CAN IMPROVE THEIR MANAGEMENT SKILLS</w:t>
-      </w:r>
-    </w:p>
-    <w:p>
-      <w:pPr>
-        <w:pStyle w:val="Heading2"/>
-        <w:keepNext/>
-      </w:pPr>
-      <w:r>
-        <w:rPr>
-          <w:rFonts w:ascii="Times New Roman" w:cs="Times New Roman" w:eastAsia="Times New Roman" w:hAnsi="Times New Roman"/>
-          <w:b/>
-          <w:bCs/>
-          <w:sz w:val="26"/>
-          <w:szCs w:val="26"/>
-        </w:rPr>
-        <w:t xml:space="preserve">7.1 Training and Workshops</w:t>
-      </w:r>
-    </w:p>
-    <w:p>
-      <w:pPr>
-        <w:spacing w:after="140" w:line="360" w:lineRule="auto"/>
-      </w:pPr>
-      <w:r>
-        <w:rPr>
-          <w:rFonts w:ascii="Times New Roman" w:cs="Times New Roman" w:eastAsia="Times New Roman" w:hAnsi="Times New Roman"/>
-          <w:sz w:val="24"/>
-          <w:szCs w:val="24"/>
-        </w:rPr>
-        <w:t xml:space="preserve">Teachers should attend in-service training, workshops and refresher courses on classroom management, lesson planning and communication. Short online courses can also help teachers learn at their own pace.</w:t>
-      </w:r>
-    </w:p>
-    <w:p>
-      <w:pPr>
-        <w:pStyle w:val="Heading2"/>
-        <w:keepNext/>
-      </w:pPr>
-      <w:r>
-        <w:rPr>
-          <w:rFonts w:ascii="Times New Roman" w:cs="Times New Roman" w:eastAsia="Times New Roman" w:hAnsi="Times New Roman"/>
-          <w:b/>
-          <w:bCs/>
-          <w:sz w:val="26"/>
-          <w:szCs w:val="26"/>
-        </w:rPr>
-        <w:t xml:space="preserve">7.2 Learning from Senior Teachers</w:t>
-      </w:r>
-    </w:p>
-    <w:p>
-      <w:pPr>
-        <w:spacing w:after="140" w:line="360" w:lineRule="auto"/>
-      </w:pPr>
-      <w:r>
-        <w:rPr>
-          <w:rFonts w:ascii="Times New Roman" w:cs="Times New Roman" w:eastAsia="Times New Roman" w:hAnsi="Times New Roman"/>
-          <w:sz w:val="24"/>
-          <w:szCs w:val="24"/>
-        </w:rPr>
-        <w:t xml:space="preserve">New teachers can observe the classes of experienced teachers and ask them for advice. A senior teacher can act as a mentor and guide a new teacher in handling difficult students and parents.</w:t>
-      </w:r>
-    </w:p>
-    <w:p>
-      <w:pPr>
-        <w:pStyle w:val="Heading2"/>
-        <w:keepNext/>
-      </w:pPr>
-      <w:r>
-        <w:rPr>
-          <w:rFonts w:ascii="Times New Roman" w:cs="Times New Roman" w:eastAsia="Times New Roman" w:hAnsi="Times New Roman"/>
-          <w:b/>
-          <w:bCs/>
-          <w:sz w:val="26"/>
-          <w:szCs w:val="26"/>
-        </w:rPr>
-        <w:t xml:space="preserve">7.3 Reflection and Self-Evaluation</w:t>
-      </w:r>
-    </w:p>
-    <w:p>
-      <w:pPr>
-        <w:spacing w:after="140" w:line="360" w:lineRule="auto"/>
-      </w:pPr>
-      <w:r>
-        <w:rPr>
-          <w:rFonts w:ascii="Times New Roman" w:cs="Times New Roman" w:eastAsia="Times New Roman" w:hAnsi="Times New Roman"/>
-          <w:sz w:val="24"/>
-          <w:szCs w:val="24"/>
-        </w:rPr>
-        <w:t xml:space="preserve">After each class, the teacher can ask three questions: What went well? What went wrong? What will I change tomorrow? Writing the answers in a small teaching diary helps the teacher notice patterns and improve step by step.</w:t>
-      </w:r>
-    </w:p>
-    <w:p>
-      <w:pPr>
-        <w:pStyle w:val="Heading2"/>
-        <w:keepNext/>
-      </w:pPr>
-      <w:r>
-        <w:rPr>
-          <w:rFonts w:ascii="Times New Roman" w:cs="Times New Roman" w:eastAsia="Times New Roman" w:hAnsi="Times New Roman"/>
-          <w:b/>
-          <w:bCs/>
-          <w:sz w:val="26"/>
-          <w:szCs w:val="26"/>
-        </w:rPr>
-        <w:t xml:space="preserve">7.4 Setting Clear Rules and Routines</w:t>
-      </w:r>
-    </w:p>
-    <w:p>
-      <w:pPr>
-        <w:spacing w:after="140" w:line="360" w:lineRule="auto"/>
-      </w:pPr>
-      <w:r>
-        <w:rPr>
-          <w:rFonts w:ascii="Times New Roman" w:cs="Times New Roman" w:eastAsia="Times New Roman" w:hAnsi="Times New Roman"/>
-          <w:sz w:val="24"/>
-          <w:szCs w:val="24"/>
-        </w:rPr>
-        <w:t xml:space="preserve">Fixed routines for entering the class, taking out books, submitting copies and leaving the room save a lot of time. Wong and Wong (2009) explain that routines taught in the first days of school make the whole year easier for both the teacher and the students.</w:t>
-      </w:r>
-    </w:p>
-    <w:p>
-      <w:pPr>
-        <w:pStyle w:val="Heading2"/>
-        <w:keepNext/>
-      </w:pPr>
-      <w:r>
-        <w:rPr>
-          <w:rFonts w:ascii="Times New Roman" w:cs="Times New Roman" w:eastAsia="Times New Roman" w:hAnsi="Times New Roman"/>
-          <w:b/>
-          <w:bCs/>
-          <w:sz w:val="26"/>
-          <w:szCs w:val="26"/>
-        </w:rPr>
-        <w:t xml:space="preserve">7.5 Using Simple Tools and Technology</w:t>
-      </w:r>
-    </w:p>
-    <w:p>
-      <w:pPr>
-        <w:spacing w:after="140" w:line="360" w:lineRule="auto"/>
-      </w:pPr>
-      <w:r>
-        <w:rPr>
-          <w:rFonts w:ascii="Times New Roman" w:cs="Times New Roman" w:eastAsia="Times New Roman" w:hAnsi="Times New Roman"/>
-          <w:sz w:val="24"/>
-          <w:szCs w:val="24"/>
-        </w:rPr>
-        <w:t xml:space="preserve">A daily planner, a timetable on the wall, a seating chart and a simple marks register help the teacher stay organized. Mobile reminders, digital calendars and class WhatsApp groups for parents can also save time when they are used carefully.</w:t>
-      </w:r>
-    </w:p>
-    <w:p>
-      <w:pPr>
-        <w:pStyle w:val="Heading2"/>
-        <w:keepNext/>
-      </w:pPr>
-      <w:r>
-        <w:rPr>
-          <w:rFonts w:ascii="Times New Roman" w:cs="Times New Roman" w:eastAsia="Times New Roman" w:hAnsi="Times New Roman"/>
-          <w:b/>
-          <w:bCs/>
-          <w:sz w:val="26"/>
-          <w:szCs w:val="26"/>
-        </w:rPr>
-        <w:t xml:space="preserve">7.6 Support from the Head Teacher</w:t>
-      </w:r>
-    </w:p>
-    <w:p>
-      <w:pPr>
-        <w:spacing w:after="140" w:line="360" w:lineRule="auto"/>
-      </w:pPr>
-      <w:r>
-        <w:rPr>
-          <w:rFonts w:ascii="Times New Roman" w:cs="Times New Roman" w:eastAsia="Times New Roman" w:hAnsi="Times New Roman"/>
-          <w:sz w:val="24"/>
-          <w:szCs w:val="24"/>
-        </w:rPr>
-        <w:t xml:space="preserve">The head teacher should give teachers a fair workload, the resources they need and the freedom to try new methods. Appreciating good work in staff meetings also builds the confidence of teachers.</w:t>
-      </w:r>
-    </w:p>
-    <w:p>
-      <w:pPr>
-        <w:pStyle w:val="Heading2"/>
-        <w:keepNext/>
-      </w:pPr>
-      <w:r>
-        <w:rPr>
-          <w:rFonts w:ascii="Times New Roman" w:cs="Times New Roman" w:eastAsia="Times New Roman" w:hAnsi="Times New Roman"/>
-          <w:b/>
-          <w:bCs/>
-          <w:sz w:val="26"/>
-          <w:szCs w:val="26"/>
-        </w:rPr>
-        <w:t xml:space="preserve">7.7 Caring for One's Own Health</w:t>
-      </w:r>
-    </w:p>
-    <w:p>
-      <w:pPr>
-        <w:spacing w:after="140" w:line="360" w:lineRule="auto"/>
-      </w:pPr>
-      <w:r>
-        <w:rPr>
-          <w:rFonts w:ascii="Times New Roman" w:cs="Times New Roman" w:eastAsia="Times New Roman" w:hAnsi="Times New Roman"/>
-          <w:sz w:val="24"/>
-          <w:szCs w:val="24"/>
-        </w:rPr>
-        <w:t xml:space="preserve">Teachers should take enough rest, eat well and keep a balance between school work and home life. A healthy and fresh teacher manages the class much better than a tired one.</w:t>
-      </w:r>
-    </w:p>
-    <w:p>
-      <w:pPr>
-        <w:keepNext/>
-        <w:spacing w:after="60" w:line="360" w:lineRule="auto"/>
-      </w:pPr>
-      <w:r>
-        <w:rPr>
-          <w:rFonts w:ascii="Times New Roman" w:cs="Times New Roman" w:eastAsia="Times New Roman" w:hAnsi="Times New Roman"/>
-          <w:sz w:val="24"/>
-          <w:szCs w:val="24"/>
-        </w:rPr>
-        <w:t xml:space="preserve">Table 2 links some common classroom problems with the skill that helps to solve them.</w:t>
-      </w:r>
-    </w:p>
-    <w:p>
-      <w:pPr>
-        <w:keepNext/>
-        <w:spacing w:after="100" w:before="60"/>
-        <w:jc w:val="center"/>
-      </w:pPr>
-      <w:r>
-        <w:rPr>
-          <w:rFonts w:ascii="Times New Roman" w:cs="Times New Roman" w:eastAsia="Times New Roman" w:hAnsi="Times New Roman"/>
-          <w:b/>
-          <w:bCs/>
-          <w:sz w:val="24"/>
-          <w:szCs w:val="24"/>
-        </w:rPr>
-        <w:t xml:space="preserve">Table 2: Classroom Problems and the Skills that Solve Them</w:t>
+        <w:t xml:space="preserve">Table 1: Summary of Core Management Skills</w:t>
       </w:r>
     </w:p>
     <w:tbl>
@@ -4130,8 +1978,8 @@
       </w:tblPr>
       <w:tblGrid>
         <w:gridCol w:w="2600"/>
-        <w:gridCol w:w="2600"/>
-        <w:gridCol w:w="3826"/>
+        <w:gridCol w:w="3200"/>
+        <w:gridCol w:w="3226"/>
       </w:tblGrid>
       <w:tr>
         <w:trPr>
@@ -4169,13 +2017,13 @@
                 <w:sz w:val="24"/>
                 <w:szCs w:val="24"/>
               </w:rPr>
-              <w:t xml:space="preserve">Problem</w:t>
-            </w:r>
-          </w:p>
-        </w:tc>
-        <w:tc>
-          <w:tcPr>
-            <w:tcW w:type="dxa" w:w="2600"/>
+              <w:t xml:space="preserve">Skill</w:t>
+            </w:r>
+          </w:p>
+        </w:tc>
+        <w:tc>
+          <w:tcPr>
+            <w:tcW w:type="dxa" w:w="3200"/>
             <w:tcBorders>
               <w:top w:val="single" w:color="000000" w:sz="4"/>
               <w:left w:val="single" w:color="000000" w:sz="4"/>
@@ -4204,13 +2052,13 @@
                 <w:sz w:val="24"/>
                 <w:szCs w:val="24"/>
               </w:rPr>
-              <w:t xml:space="preserve">Skill Needed</w:t>
-            </w:r>
-          </w:p>
-        </w:tc>
-        <w:tc>
-          <w:tcPr>
-            <w:tcW w:type="dxa" w:w="3826"/>
+              <w:t xml:space="preserve">Meaning</w:t>
+            </w:r>
+          </w:p>
+        </w:tc>
+        <w:tc>
+          <w:tcPr>
+            <w:tcW w:type="dxa" w:w="3226"/>
             <w:tcBorders>
               <w:top w:val="single" w:color="000000" w:sz="4"/>
               <w:left w:val="single" w:color="000000" w:sz="4"/>
@@ -4239,7 +2087,7 @@
                 <w:sz w:val="24"/>
                 <w:szCs w:val="24"/>
               </w:rPr>
-              <w:t xml:space="preserve">Simple Solution</w:t>
+              <w:t xml:space="preserve">Example</w:t>
             </w:r>
           </w:p>
         </w:tc>
@@ -4278,13 +2126,13 @@
                 <w:sz w:val="24"/>
                 <w:szCs w:val="24"/>
               </w:rPr>
-              <w:t xml:space="preserve">Noisy class</w:t>
-            </w:r>
-          </w:p>
-        </w:tc>
-        <w:tc>
-          <w:tcPr>
-            <w:tcW w:type="dxa" w:w="2600"/>
+              <w:t xml:space="preserve">Planning</w:t>
+            </w:r>
+          </w:p>
+        </w:tc>
+        <w:tc>
+          <w:tcPr>
+            <w:tcW w:type="dxa" w:w="3200"/>
             <w:tcBorders>
               <w:top w:val="single" w:color="000000" w:sz="4"/>
               <w:left w:val="single" w:color="000000" w:sz="4"/>
@@ -4312,13 +2160,13 @@
                 <w:sz w:val="24"/>
                 <w:szCs w:val="24"/>
               </w:rPr>
-              <w:t xml:space="preserve">Classroom management</w:t>
-            </w:r>
-          </w:p>
-        </w:tc>
-        <w:tc>
-          <w:tcPr>
-            <w:tcW w:type="dxa" w:w="3826"/>
+              <w:t xml:space="preserve">Deciding before the work</w:t>
+            </w:r>
+          </w:p>
+        </w:tc>
+        <w:tc>
+          <w:tcPr>
+            <w:tcW w:type="dxa" w:w="3226"/>
             <w:tcBorders>
               <w:top w:val="single" w:color="000000" w:sz="4"/>
               <w:left w:val="single" w:color="000000" w:sz="4"/>
@@ -4346,7 +2194,7 @@
                 <w:sz w:val="24"/>
                 <w:szCs w:val="24"/>
               </w:rPr>
-              <w:t xml:space="preserve">Clear rules, eye contact, moving around</w:t>
+              <w:t xml:space="preserve">Lesson plan</w:t>
             </w:r>
           </w:p>
         </w:tc>
@@ -4385,13 +2233,13 @@
                 <w:sz w:val="24"/>
                 <w:szCs w:val="24"/>
               </w:rPr>
-              <w:t xml:space="preserve">Syllabus not complete</w:t>
-            </w:r>
-          </w:p>
-        </w:tc>
-        <w:tc>
-          <w:tcPr>
-            <w:tcW w:type="dxa" w:w="2600"/>
+              <w:t xml:space="preserve">Organizing</w:t>
+            </w:r>
+          </w:p>
+        </w:tc>
+        <w:tc>
+          <w:tcPr>
+            <w:tcW w:type="dxa" w:w="3200"/>
             <w:tcBorders>
               <w:top w:val="single" w:color="000000" w:sz="4"/>
               <w:left w:val="single" w:color="000000" w:sz="4"/>
@@ -4419,13 +2267,13 @@
                 <w:sz w:val="24"/>
                 <w:szCs w:val="24"/>
               </w:rPr>
-              <w:t xml:space="preserve">Planning and time management</w:t>
-            </w:r>
-          </w:p>
-        </w:tc>
-        <w:tc>
-          <w:tcPr>
-            <w:tcW w:type="dxa" w:w="3826"/>
+              <w:t xml:space="preserve">Arranging people and things</w:t>
+            </w:r>
+          </w:p>
+        </w:tc>
+        <w:tc>
+          <w:tcPr>
+            <w:tcW w:type="dxa" w:w="3226"/>
             <w:tcBorders>
               <w:top w:val="single" w:color="000000" w:sz="4"/>
               <w:left w:val="single" w:color="000000" w:sz="4"/>
@@ -4453,7 +2301,7 @@
                 <w:sz w:val="24"/>
                 <w:szCs w:val="24"/>
               </w:rPr>
-              <w:t xml:space="preserve">Weekly targets, fixed plan for each period</w:t>
+              <w:t xml:space="preserve">Seating plan, groups</w:t>
             </w:r>
           </w:p>
         </w:tc>
@@ -4492,13 +2340,13 @@
                 <w:sz w:val="24"/>
                 <w:szCs w:val="24"/>
               </w:rPr>
-              <w:t xml:space="preserve">Students not interested</w:t>
-            </w:r>
-          </w:p>
-        </w:tc>
-        <w:tc>
-          <w:tcPr>
-            <w:tcW w:type="dxa" w:w="2600"/>
+              <w:t xml:space="preserve">Classroom Management</w:t>
+            </w:r>
+          </w:p>
+        </w:tc>
+        <w:tc>
+          <w:tcPr>
+            <w:tcW w:type="dxa" w:w="3200"/>
             <w:tcBorders>
               <w:top w:val="single" w:color="000000" w:sz="4"/>
               <w:left w:val="single" w:color="000000" w:sz="4"/>
@@ -4526,13 +2374,13 @@
                 <w:sz w:val="24"/>
                 <w:szCs w:val="24"/>
               </w:rPr>
-              <w:t xml:space="preserve">Motivation</w:t>
-            </w:r>
-          </w:p>
-        </w:tc>
-        <w:tc>
-          <w:tcPr>
-            <w:tcW w:type="dxa" w:w="3826"/>
+              <w:t xml:space="preserve">Keeping the class calm</w:t>
+            </w:r>
+          </w:p>
+        </w:tc>
+        <w:tc>
+          <w:tcPr>
+            <w:tcW w:type="dxa" w:w="3226"/>
             <w:tcBorders>
               <w:top w:val="single" w:color="000000" w:sz="4"/>
               <w:left w:val="single" w:color="000000" w:sz="4"/>
@@ -4560,7 +2408,7 @@
                 <w:sz w:val="24"/>
                 <w:szCs w:val="24"/>
               </w:rPr>
-              <w:t xml:space="preserve">Praise, activities, real-life examples</w:t>
+              <w:t xml:space="preserve">Clear rules</w:t>
             </w:r>
           </w:p>
         </w:tc>
@@ -4599,13 +2447,13 @@
                 <w:sz w:val="24"/>
                 <w:szCs w:val="24"/>
               </w:rPr>
-              <w:t xml:space="preserve">Parents not cooperating</w:t>
-            </w:r>
-          </w:p>
-        </w:tc>
-        <w:tc>
-          <w:tcPr>
-            <w:tcW w:type="dxa" w:w="2600"/>
+              <w:t xml:space="preserve">Time Management</w:t>
+            </w:r>
+          </w:p>
+        </w:tc>
+        <w:tc>
+          <w:tcPr>
+            <w:tcW w:type="dxa" w:w="3200"/>
             <w:tcBorders>
               <w:top w:val="single" w:color="000000" w:sz="4"/>
               <w:left w:val="single" w:color="000000" w:sz="4"/>
@@ -4633,13 +2481,13 @@
                 <w:sz w:val="24"/>
                 <w:szCs w:val="24"/>
               </w:rPr>
-              <w:t xml:space="preserve">Communication</w:t>
-            </w:r>
-          </w:p>
-        </w:tc>
-        <w:tc>
-          <w:tcPr>
-            <w:tcW w:type="dxa" w:w="3826"/>
+              <w:t xml:space="preserve">Using every minute well</w:t>
+            </w:r>
+          </w:p>
+        </w:tc>
+        <w:tc>
+          <w:tcPr>
+            <w:tcW w:type="dxa" w:w="3226"/>
             <w:tcBorders>
               <w:top w:val="single" w:color="000000" w:sz="4"/>
               <w:left w:val="single" w:color="000000" w:sz="4"/>
@@ -4667,7 +2515,7 @@
                 <w:sz w:val="24"/>
                 <w:szCs w:val="24"/>
               </w:rPr>
-              <w:t xml:space="preserve">Polite meetings and regular updates</w:t>
+              <w:t xml:space="preserve">Dividing the period</w:t>
             </w:r>
           </w:p>
         </w:tc>
@@ -4706,13 +2554,13 @@
                 <w:sz w:val="24"/>
                 <w:szCs w:val="24"/>
               </w:rPr>
-              <w:t xml:space="preserve">Fights among students</w:t>
-            </w:r>
-          </w:p>
-        </w:tc>
-        <w:tc>
-          <w:tcPr>
-            <w:tcW w:type="dxa" w:w="2600"/>
+              <w:t xml:space="preserve">Communication</w:t>
+            </w:r>
+          </w:p>
+        </w:tc>
+        <w:tc>
+          <w:tcPr>
+            <w:tcW w:type="dxa" w:w="3200"/>
             <w:tcBorders>
               <w:top w:val="single" w:color="000000" w:sz="4"/>
               <w:left w:val="single" w:color="000000" w:sz="4"/>
@@ -4740,13 +2588,13 @@
                 <w:sz w:val="24"/>
                 <w:szCs w:val="24"/>
               </w:rPr>
-              <w:t xml:space="preserve">Conflict management</w:t>
-            </w:r>
-          </w:p>
-        </w:tc>
-        <w:tc>
-          <w:tcPr>
-            <w:tcW w:type="dxa" w:w="3826"/>
+              <w:t xml:space="preserve">Sharing ideas clearly</w:t>
+            </w:r>
+          </w:p>
+        </w:tc>
+        <w:tc>
+          <w:tcPr>
+            <w:tcW w:type="dxa" w:w="3226"/>
             <w:tcBorders>
               <w:top w:val="single" w:color="000000" w:sz="4"/>
               <w:left w:val="single" w:color="000000" w:sz="4"/>
@@ -4774,7 +2622,7 @@
                 <w:sz w:val="24"/>
                 <w:szCs w:val="24"/>
               </w:rPr>
-              <w:t xml:space="preserve">Listen to both sides, agree on a fair rule</w:t>
+              <w:t xml:space="preserve">Simple words, listening</w:t>
             </w:r>
           </w:p>
         </w:tc>
@@ -4813,13 +2661,13 @@
                 <w:sz w:val="24"/>
                 <w:szCs w:val="24"/>
               </w:rPr>
-              <w:t xml:space="preserve">Too much paperwork</w:t>
-            </w:r>
-          </w:p>
-        </w:tc>
-        <w:tc>
-          <w:tcPr>
-            <w:tcW w:type="dxa" w:w="2600"/>
+              <w:t xml:space="preserve">Leadership</w:t>
+            </w:r>
+          </w:p>
+        </w:tc>
+        <w:tc>
+          <w:tcPr>
+            <w:tcW w:type="dxa" w:w="3200"/>
             <w:tcBorders>
               <w:top w:val="single" w:color="000000" w:sz="4"/>
               <w:left w:val="single" w:color="000000" w:sz="4"/>
@@ -4847,13 +2695,13 @@
                 <w:sz w:val="24"/>
                 <w:szCs w:val="24"/>
               </w:rPr>
-              <w:t xml:space="preserve">Record keeping</w:t>
-            </w:r>
-          </w:p>
-        </w:tc>
-        <w:tc>
-          <w:tcPr>
-            <w:tcW w:type="dxa" w:w="3826"/>
+              <w:t xml:space="preserve">Leading by example</w:t>
+            </w:r>
+          </w:p>
+        </w:tc>
+        <w:tc>
+          <w:tcPr>
+            <w:tcW w:type="dxa" w:w="3226"/>
             <w:tcBorders>
               <w:top w:val="single" w:color="000000" w:sz="4"/>
               <w:left w:val="single" w:color="000000" w:sz="4"/>
@@ -4881,7 +2729,7 @@
                 <w:sz w:val="24"/>
                 <w:szCs w:val="24"/>
               </w:rPr>
-              <w:t xml:space="preserve">Update registers daily, use simple formats</w:t>
+              <w:t xml:space="preserve">Coming on time</w:t>
             </w:r>
           </w:p>
         </w:tc>
@@ -4920,13 +2768,13 @@
                 <w:sz w:val="24"/>
                 <w:szCs w:val="24"/>
               </w:rPr>
-              <w:t xml:space="preserve">Very large class</w:t>
-            </w:r>
-          </w:p>
-        </w:tc>
-        <w:tc>
-          <w:tcPr>
-            <w:tcW w:type="dxa" w:w="2600"/>
+              <w:t xml:space="preserve">Decision-Making</w:t>
+            </w:r>
+          </w:p>
+        </w:tc>
+        <w:tc>
+          <w:tcPr>
+            <w:tcW w:type="dxa" w:w="3200"/>
             <w:tcBorders>
               <w:top w:val="single" w:color="000000" w:sz="4"/>
               <w:left w:val="single" w:color="000000" w:sz="4"/>
@@ -4954,13 +2802,13 @@
                 <w:sz w:val="24"/>
                 <w:szCs w:val="24"/>
               </w:rPr>
-              <w:t xml:space="preserve">Organizing</w:t>
-            </w:r>
-          </w:p>
-        </w:tc>
-        <w:tc>
-          <w:tcPr>
-            <w:tcW w:type="dxa" w:w="3826"/>
+              <w:t xml:space="preserve">Choosing the best option</w:t>
+            </w:r>
+          </w:p>
+        </w:tc>
+        <w:tc>
+          <w:tcPr>
+            <w:tcW w:type="dxa" w:w="3226"/>
             <w:tcBorders>
               <w:top w:val="single" w:color="000000" w:sz="4"/>
               <w:left w:val="single" w:color="000000" w:sz="4"/>
@@ -4988,7 +2836,7 @@
                 <w:sz w:val="24"/>
                 <w:szCs w:val="24"/>
               </w:rPr>
-              <w:t xml:space="preserve">Small groups with group leaders</w:t>
+              <w:t xml:space="preserve">Fair decision, not in anger</w:t>
             </w:r>
           </w:p>
         </w:tc>
@@ -5027,13 +2875,13 @@
                 <w:sz w:val="24"/>
                 <w:szCs w:val="24"/>
               </w:rPr>
-              <w:t xml:space="preserve">Teacher feeling stressed</w:t>
-            </w:r>
-          </w:p>
-        </w:tc>
-        <w:tc>
-          <w:tcPr>
-            <w:tcW w:type="dxa" w:w="2600"/>
+              <w:t xml:space="preserve">Motivation</w:t>
+            </w:r>
+          </w:p>
+        </w:tc>
+        <w:tc>
+          <w:tcPr>
+            <w:tcW w:type="dxa" w:w="3200"/>
             <w:tcBorders>
               <w:top w:val="single" w:color="000000" w:sz="4"/>
               <w:left w:val="single" w:color="000000" w:sz="4"/>
@@ -5061,13 +2909,13 @@
                 <w:sz w:val="24"/>
                 <w:szCs w:val="24"/>
               </w:rPr>
-              <w:t xml:space="preserve">Self-management</w:t>
-            </w:r>
-          </w:p>
-        </w:tc>
-        <w:tc>
-          <w:tcPr>
-            <w:tcW w:type="dxa" w:w="3826"/>
+              <w:t xml:space="preserve">Creating a wish to learn</w:t>
+            </w:r>
+          </w:p>
+        </w:tc>
+        <w:tc>
+          <w:tcPr>
+            <w:tcW w:type="dxa" w:w="3226"/>
             <w:tcBorders>
               <w:top w:val="single" w:color="000000" w:sz="4"/>
               <w:left w:val="single" w:color="000000" w:sz="4"/>
@@ -5095,7 +2943,7 @@
                 <w:sz w:val="24"/>
                 <w:szCs w:val="24"/>
               </w:rPr>
-              <w:t xml:space="preserve">Rest, weekly planning, positive attitude</w:t>
+              <w:t xml:space="preserve">Praise and rewards</w:t>
             </w:r>
           </w:p>
         </w:tc>
@@ -5119,38 +2967,97 @@
           <w:sz w:val="28"/>
           <w:szCs w:val="28"/>
         </w:rPr>
-        <w:t xml:space="preserve">8. CONCLUSION</w:t>
-      </w:r>
-    </w:p>
-    <w:p>
-      <w:pPr>
-        <w:spacing w:after="140" w:line="360" w:lineRule="auto"/>
-      </w:pPr>
-      <w:r>
-        <w:rPr>
-          <w:rFonts w:ascii="Times New Roman" w:cs="Times New Roman" w:eastAsia="Times New Roman" w:hAnsi="Times New Roman"/>
-          <w:sz w:val="24"/>
-          <w:szCs w:val="24"/>
-        </w:rPr>
-        <w:t xml:space="preserve">A teacher is not just someone who delivers lessons. A teacher is the manager of a small world called the classroom. Skills such as planning, organizing, classroom management, time management, communication, leadership, decision making, teamwork, motivation, conflict management, record keeping and self-management help the teacher do this job well. The ideas of Fayol, Katz, Kounin, McGregor and Maslow show that good management is about caring for people as much as it is about finishing work.</w:t>
-      </w:r>
-    </w:p>
-    <w:p>
-      <w:pPr>
-        <w:spacing w:after="140" w:line="360" w:lineRule="auto"/>
-      </w:pPr>
-      <w:r>
-        <w:rPr>
-          <w:rFonts w:ascii="Times New Roman" w:cs="Times New Roman" w:eastAsia="Times New Roman" w:hAnsi="Times New Roman"/>
-          <w:sz w:val="24"/>
-          <w:szCs w:val="24"/>
-        </w:rPr>
-        <w:t xml:space="preserve">These skills are not a gift that only some people are born with. Every teacher can learn them through training, practice and honest reflection. When teachers manage well, students feel safe, time is used properly, results improve, and the whole school becomes a better place to learn.</w:t>
-      </w:r>
-    </w:p>
-    <w:p>
-      <w:r>
-        <w:br w:type="page"/>
+        <w:t xml:space="preserve">6. PROBLEMS TEACHERS FACE</w:t>
+      </w:r>
+    </w:p>
+    <w:p>
+      <w:pPr>
+        <w:pStyle w:val="ListParagraph"/>
+        <w:numPr>
+          <w:ilvl w:val="0"/>
+          <w:numId w:val="2"/>
+        </w:numPr>
+        <w:spacing w:after="60" w:line="360" w:lineRule="auto"/>
+      </w:pPr>
+      <w:r>
+        <w:rPr>
+          <w:rFonts w:ascii="Times New Roman" w:cs="Times New Roman" w:eastAsia="Times New Roman" w:hAnsi="Times New Roman"/>
+          <w:sz w:val="24"/>
+          <w:szCs w:val="24"/>
+        </w:rPr>
+        <w:t xml:space="preserve">Large classes</w:t>
+      </w:r>
+    </w:p>
+    <w:p>
+      <w:pPr>
+        <w:pStyle w:val="ListParagraph"/>
+        <w:numPr>
+          <w:ilvl w:val="0"/>
+          <w:numId w:val="2"/>
+        </w:numPr>
+        <w:spacing w:after="60" w:line="360" w:lineRule="auto"/>
+      </w:pPr>
+      <w:r>
+        <w:rPr>
+          <w:rFonts w:ascii="Times New Roman" w:cs="Times New Roman" w:eastAsia="Times New Roman" w:hAnsi="Times New Roman"/>
+          <w:sz w:val="24"/>
+          <w:szCs w:val="24"/>
+        </w:rPr>
+        <w:t xml:space="preserve">Lack of resources</w:t>
+      </w:r>
+    </w:p>
+    <w:p>
+      <w:pPr>
+        <w:pStyle w:val="ListParagraph"/>
+        <w:numPr>
+          <w:ilvl w:val="0"/>
+          <w:numId w:val="2"/>
+        </w:numPr>
+        <w:spacing w:after="60" w:line="360" w:lineRule="auto"/>
+      </w:pPr>
+      <w:r>
+        <w:rPr>
+          <w:rFonts w:ascii="Times New Roman" w:cs="Times New Roman" w:eastAsia="Times New Roman" w:hAnsi="Times New Roman"/>
+          <w:sz w:val="24"/>
+          <w:szCs w:val="24"/>
+        </w:rPr>
+        <w:t xml:space="preserve">Extra non-teaching duties</w:t>
+      </w:r>
+    </w:p>
+    <w:p>
+      <w:pPr>
+        <w:pStyle w:val="ListParagraph"/>
+        <w:numPr>
+          <w:ilvl w:val="0"/>
+          <w:numId w:val="2"/>
+        </w:numPr>
+        <w:spacing w:after="60" w:line="360" w:lineRule="auto"/>
+      </w:pPr>
+      <w:r>
+        <w:rPr>
+          <w:rFonts w:ascii="Times New Roman" w:cs="Times New Roman" w:eastAsia="Times New Roman" w:hAnsi="Times New Roman"/>
+          <w:sz w:val="24"/>
+          <w:szCs w:val="24"/>
+        </w:rPr>
+        <w:t xml:space="preserve">Little training in management</w:t>
+      </w:r>
+    </w:p>
+    <w:p>
+      <w:pPr>
+        <w:pStyle w:val="ListParagraph"/>
+        <w:numPr>
+          <w:ilvl w:val="0"/>
+          <w:numId w:val="2"/>
+        </w:numPr>
+        <w:spacing w:after="60" w:line="360" w:lineRule="auto"/>
+      </w:pPr>
+      <w:r>
+        <w:rPr>
+          <w:rFonts w:ascii="Times New Roman" w:cs="Times New Roman" w:eastAsia="Times New Roman" w:hAnsi="Times New Roman"/>
+          <w:sz w:val="24"/>
+          <w:szCs w:val="24"/>
+        </w:rPr>
+        <w:t xml:space="preserve">Heavy syllabus and exam pressure</w:t>
       </w:r>
     </w:p>
     <w:p>
@@ -5166,6 +3073,146 @@
           <w:sz w:val="28"/>
           <w:szCs w:val="28"/>
         </w:rPr>
+        <w:t xml:space="preserve">7. HOW TO IMPROVE MANAGEMENT SKILLS</w:t>
+      </w:r>
+    </w:p>
+    <w:p>
+      <w:pPr>
+        <w:pStyle w:val="ListParagraph"/>
+        <w:numPr>
+          <w:ilvl w:val="0"/>
+          <w:numId w:val="2"/>
+        </w:numPr>
+        <w:spacing w:after="60" w:line="360" w:lineRule="auto"/>
+      </w:pPr>
+      <w:r>
+        <w:rPr>
+          <w:rFonts w:ascii="Times New Roman" w:cs="Times New Roman" w:eastAsia="Times New Roman" w:hAnsi="Times New Roman"/>
+          <w:sz w:val="24"/>
+          <w:szCs w:val="24"/>
+        </w:rPr>
+        <w:t xml:space="preserve">Attend training and workshops</w:t>
+      </w:r>
+    </w:p>
+    <w:p>
+      <w:pPr>
+        <w:pStyle w:val="ListParagraph"/>
+        <w:numPr>
+          <w:ilvl w:val="0"/>
+          <w:numId w:val="2"/>
+        </w:numPr>
+        <w:spacing w:after="60" w:line="360" w:lineRule="auto"/>
+      </w:pPr>
+      <w:r>
+        <w:rPr>
+          <w:rFonts w:ascii="Times New Roman" w:cs="Times New Roman" w:eastAsia="Times New Roman" w:hAnsi="Times New Roman"/>
+          <w:sz w:val="24"/>
+          <w:szCs w:val="24"/>
+        </w:rPr>
+        <w:t xml:space="preserve">Learn from senior teachers</w:t>
+      </w:r>
+    </w:p>
+    <w:p>
+      <w:pPr>
+        <w:pStyle w:val="ListParagraph"/>
+        <w:numPr>
+          <w:ilvl w:val="0"/>
+          <w:numId w:val="2"/>
+        </w:numPr>
+        <w:spacing w:after="60" w:line="360" w:lineRule="auto"/>
+      </w:pPr>
+      <w:r>
+        <w:rPr>
+          <w:rFonts w:ascii="Times New Roman" w:cs="Times New Roman" w:eastAsia="Times New Roman" w:hAnsi="Times New Roman"/>
+          <w:sz w:val="24"/>
+          <w:szCs w:val="24"/>
+        </w:rPr>
+        <w:t xml:space="preserve">Think after each class about what went well and what to change</w:t>
+      </w:r>
+    </w:p>
+    <w:p>
+      <w:pPr>
+        <w:pStyle w:val="ListParagraph"/>
+        <w:numPr>
+          <w:ilvl w:val="0"/>
+          <w:numId w:val="2"/>
+        </w:numPr>
+        <w:spacing w:after="60" w:line="360" w:lineRule="auto"/>
+      </w:pPr>
+      <w:r>
+        <w:rPr>
+          <w:rFonts w:ascii="Times New Roman" w:cs="Times New Roman" w:eastAsia="Times New Roman" w:hAnsi="Times New Roman"/>
+          <w:sz w:val="24"/>
+          <w:szCs w:val="24"/>
+        </w:rPr>
+        <w:t xml:space="preserve">Make clear rules and routines</w:t>
+      </w:r>
+    </w:p>
+    <w:p>
+      <w:pPr>
+        <w:pStyle w:val="ListParagraph"/>
+        <w:numPr>
+          <w:ilvl w:val="0"/>
+          <w:numId w:val="2"/>
+        </w:numPr>
+        <w:spacing w:after="60" w:line="360" w:lineRule="auto"/>
+      </w:pPr>
+      <w:r>
+        <w:rPr>
+          <w:rFonts w:ascii="Times New Roman" w:cs="Times New Roman" w:eastAsia="Times New Roman" w:hAnsi="Times New Roman"/>
+          <w:sz w:val="24"/>
+          <w:szCs w:val="24"/>
+        </w:rPr>
+        <w:t xml:space="preserve">Use a daily planner and timetable</w:t>
+      </w:r>
+    </w:p>
+    <w:p>
+      <w:pPr>
+        <w:pStyle w:val="Heading1"/>
+        <w:keepNext/>
+      </w:pPr>
+      <w:r>
+        <w:rPr>
+          <w:rFonts w:ascii="Times New Roman" w:cs="Times New Roman" w:eastAsia="Times New Roman" w:hAnsi="Times New Roman"/>
+          <w:b/>
+          <w:bCs/>
+          <w:sz w:val="28"/>
+          <w:szCs w:val="28"/>
+        </w:rPr>
+        <w:t xml:space="preserve">8. CONCLUSION</w:t>
+      </w:r>
+    </w:p>
+    <w:p>
+      <w:pPr>
+        <w:spacing w:after="140" w:line="360" w:lineRule="auto"/>
+      </w:pPr>
+      <w:r>
+        <w:rPr>
+          <w:rFonts w:ascii="Times New Roman" w:cs="Times New Roman" w:eastAsia="Times New Roman" w:hAnsi="Times New Roman"/>
+          <w:sz w:val="24"/>
+          <w:szCs w:val="24"/>
+        </w:rPr>
+        <w:t xml:space="preserve">A teacher is the manager of the classroom. Skills like planning, organizing, classroom management, time management, communication, leadership, decision-making and motivation help the teacher do this job well. These skills can be learned through training and practice. When a teacher manages well, students learn better and the school runs smoothly.</w:t>
+      </w:r>
+    </w:p>
+    <w:p>
+      <w:r>
+        <w:br w:type="page"/>
+      </w:r>
+    </w:p>
+    <w:p>
+      <w:pPr>
+        <w:pStyle w:val="Heading1"/>
+        <w:keepNext/>
+      </w:pPr>
+      <w:r>
+        <w:rPr>
+          <w:rFonts w:ascii="Times New Roman" w:cs="Times New Roman" w:eastAsia="Times New Roman" w:hAnsi="Times New Roman"/>
+          <w:b/>
+          <w:bCs/>
+          <w:sz w:val="28"/>
+          <w:szCs w:val="28"/>
+        </w:rPr>
         <w:t xml:space="preserve">REFERENCES</w:t>
       </w:r>
     </w:p>
@@ -5180,7 +3227,7 @@
           <w:sz w:val="24"/>
           <w:szCs w:val="24"/>
         </w:rPr>
-        <w:t xml:space="preserve">Covey, S. R. (1989). The 7 habits of highly effective people. Free Press.</w:t>
+        <w:t xml:space="preserve">Fayol, H. (1949). General and industrial management. Pitman.</w:t>
       </w:r>
     </w:p>
     <w:p>
@@ -5194,7 +3241,7 @@
           <w:sz w:val="24"/>
           <w:szCs w:val="24"/>
         </w:rPr>
-        <w:t xml:space="preserve">Fayol, H. (1949). General and industrial management. Pitman.</w:t>
+        <w:t xml:space="preserve">Katz, R. L. (1955). Skills of an effective administrator. Harvard Business Review, 33(1), 33-42.</w:t>
       </w:r>
     </w:p>
     <w:p>
@@ -5208,91 +3255,7 @@
           <w:sz w:val="24"/>
           <w:szCs w:val="24"/>
         </w:rPr>
-        <w:t xml:space="preserve">Katz, R. L. (1955). Skills of an effective administrator. Harvard Business Review, 33(1), 33-42.</w:t>
-      </w:r>
-    </w:p>
-    <w:p>
-      <w:pPr>
-        <w:spacing w:after="120" w:line="360" w:lineRule="auto"/>
-        <w:ind w:left="720" w:hanging="720"/>
-      </w:pPr>
-      <w:r>
-        <w:rPr>
-          <w:rFonts w:ascii="Times New Roman" w:cs="Times New Roman" w:eastAsia="Times New Roman" w:hAnsi="Times New Roman"/>
-          <w:sz w:val="24"/>
-          <w:szCs w:val="24"/>
-        </w:rPr>
         <w:t xml:space="preserve">Kounin, J. S. (1970). Discipline and group management in classrooms. Holt, Rinehart and Winston.</w:t>
-      </w:r>
-    </w:p>
-    <w:p>
-      <w:pPr>
-        <w:spacing w:after="120" w:line="360" w:lineRule="auto"/>
-        <w:ind w:left="720" w:hanging="720"/>
-      </w:pPr>
-      <w:r>
-        <w:rPr>
-          <w:rFonts w:ascii="Times New Roman" w:cs="Times New Roman" w:eastAsia="Times New Roman" w:hAnsi="Times New Roman"/>
-          <w:sz w:val="24"/>
-          <w:szCs w:val="24"/>
-        </w:rPr>
-        <w:t xml:space="preserve">Maslow, A. H. (1943). A theory of human motivation. Psychological Review, 50(4), 370-396.</w:t>
-      </w:r>
-    </w:p>
-    <w:p>
-      <w:pPr>
-        <w:spacing w:after="120" w:line="360" w:lineRule="auto"/>
-        <w:ind w:left="720" w:hanging="720"/>
-      </w:pPr>
-      <w:r>
-        <w:rPr>
-          <w:rFonts w:ascii="Times New Roman" w:cs="Times New Roman" w:eastAsia="Times New Roman" w:hAnsi="Times New Roman"/>
-          <w:sz w:val="24"/>
-          <w:szCs w:val="24"/>
-        </w:rPr>
-        <w:t xml:space="preserve">McGregor, D. (1960). The human side of enterprise. McGraw-Hill.</w:t>
-      </w:r>
-    </w:p>
-    <w:p>
-      <w:pPr>
-        <w:spacing w:after="120" w:line="360" w:lineRule="auto"/>
-        <w:ind w:left="720" w:hanging="720"/>
-      </w:pPr>
-      <w:r>
-        <w:rPr>
-          <w:rFonts w:ascii="Times New Roman" w:cs="Times New Roman" w:eastAsia="Times New Roman" w:hAnsi="Times New Roman"/>
-          <w:sz w:val="24"/>
-          <w:szCs w:val="24"/>
-        </w:rPr>
-        <w:t xml:space="preserve">Simon, H. A. (1960). The new science of management decision. Harper &amp; Row.</w:t>
-      </w:r>
-    </w:p>
-    <w:p>
-      <w:pPr>
-        <w:spacing w:after="120" w:line="360" w:lineRule="auto"/>
-        <w:ind w:left="720" w:hanging="720"/>
-      </w:pPr>
-      <w:r>
-        <w:rPr>
-          <w:rFonts w:ascii="Times New Roman" w:cs="Times New Roman" w:eastAsia="Times New Roman" w:hAnsi="Times New Roman"/>
-          <w:sz w:val="24"/>
-          <w:szCs w:val="24"/>
-        </w:rPr>
-        <w:t xml:space="preserve">Thomas, K. W., &amp; Kilmann, R. H. (1974). Thomas-Kilmann conflict mode instrument. Xicom.</w:t>
-      </w:r>
-    </w:p>
-    <w:p>
-      <w:pPr>
-        <w:spacing w:after="120" w:line="360" w:lineRule="auto"/>
-        <w:ind w:left="720" w:hanging="720"/>
-      </w:pPr>
-      <w:r>
-        <w:rPr>
-          <w:rFonts w:ascii="Times New Roman" w:cs="Times New Roman" w:eastAsia="Times New Roman" w:hAnsi="Times New Roman"/>
-          <w:sz w:val="24"/>
-          <w:szCs w:val="24"/>
-        </w:rPr>
-        <w:t xml:space="preserve">Wong, H. K., &amp; Wong, R. T. (2009). The first days of school: How to be an effective teacher (4th ed.). Harry K. Wong Publications.</w:t>
       </w:r>
     </w:p>
     <w:sectPr>

--- a/assignments/hira-javed/Core_Management_Skills_Hira_Javed.docx
+++ b/assignments/hira-javed/Core_Management_Skills_Hira_Javed.docx
@@ -60,7 +60,7 @@
           <w:sz w:val="24"/>
           <w:szCs w:val="24"/>
         </w:rPr>
-        <w:t xml:space="preserve">Submission Date (September 30, 2026, Wednesday)</w:t>
+        <w:t xml:space="preserve">Submission Date (October 07, 2026)</w:t>
       </w:r>
     </w:p>
     <w:p>
@@ -140,7 +140,7 @@
           <w:sz w:val="24"/>
           <w:szCs w:val="24"/>
         </w:rPr>
-        <w:t xml:space="preserve">B.Ed V (Section-I)</w:t>
+        <w:t xml:space="preserve">B.Ed IV (Section-I)</w:t>
       </w:r>
     </w:p>
     <w:p>

--- a/assignments/hira-javed/Core_Management_Skills_Hira_Javed.docx
+++ b/assignments/hira-javed/Core_Management_Skills_Hira_Javed.docx
@@ -9,7 +9,7 @@
     </w:p>
     <w:p>
       <w:pPr>
-        <w:spacing w:after="240"/>
+        <w:spacing w:after="240" w:line="360" w:lineRule="auto"/>
         <w:jc w:val="center"/>
       </w:pPr>
       <w:r>
@@ -33,7 +33,7 @@
     </w:p>
     <w:p>
       <w:pPr>
-        <w:spacing w:after="120"/>
+        <w:spacing w:after="120" w:line="360" w:lineRule="auto"/>
         <w:jc w:val="center"/>
       </w:pPr>
       <w:r>
@@ -49,7 +49,7 @@
     </w:p>
     <w:p>
       <w:pPr>
-        <w:spacing w:after="120"/>
+        <w:spacing w:after="120" w:line="360" w:lineRule="auto"/>
         <w:jc w:val="center"/>
       </w:pPr>
       <w:r>
@@ -65,7 +65,7 @@
     </w:p>
     <w:p>
       <w:pPr>
-        <w:spacing w:after="120"/>
+        <w:spacing w:after="120" w:line="360" w:lineRule="auto"/>
         <w:jc w:val="center"/>
       </w:pPr>
       <w:r>
@@ -81,7 +81,7 @@
     </w:p>
     <w:p>
       <w:pPr>
-        <w:spacing w:after="120"/>
+        <w:spacing w:after="120" w:line="360" w:lineRule="auto"/>
         <w:jc w:val="center"/>
       </w:pPr>
       <w:r>
@@ -97,7 +97,7 @@
     </w:p>
     <w:p>
       <w:pPr>
-        <w:spacing w:after="120"/>
+        <w:spacing w:after="120" w:line="360" w:lineRule="auto"/>
         <w:jc w:val="center"/>
       </w:pPr>
       <w:r>
@@ -113,7 +113,7 @@
     </w:p>
     <w:p>
       <w:pPr>
-        <w:spacing w:after="120"/>
+        <w:spacing w:after="120" w:line="360" w:lineRule="auto"/>
         <w:jc w:val="center"/>
       </w:pPr>
       <w:r>
@@ -129,7 +129,7 @@
     </w:p>
     <w:p>
       <w:pPr>
-        <w:spacing w:after="120"/>
+        <w:spacing w:after="120" w:line="360" w:lineRule="auto"/>
         <w:jc w:val="center"/>
       </w:pPr>
       <w:r>
@@ -145,7 +145,7 @@
     </w:p>
     <w:p>
       <w:pPr>
-        <w:spacing w:after="120"/>
+        <w:spacing w:after="120" w:line="360" w:lineRule="auto"/>
         <w:jc w:val="center"/>
       </w:pPr>
       <w:r>
@@ -161,7 +161,7 @@
     </w:p>
     <w:p>
       <w:pPr>
-        <w:spacing w:after="300"/>
+        <w:spacing w:after="300" w:line="360" w:lineRule="auto"/>
         <w:jc w:val="center"/>
       </w:pPr>
       <w:r>
@@ -231,7 +231,7 @@
     </w:p>
     <w:p>
       <w:pPr>
-        <w:spacing w:after="120"/>
+        <w:spacing w:after="120" w:line="360" w:lineRule="auto"/>
         <w:jc w:val="center"/>
       </w:pPr>
       <w:r>
@@ -247,7 +247,7 @@
     </w:p>
     <w:p>
       <w:pPr>
-        <w:spacing w:after="120"/>
+        <w:spacing w:after="120" w:line="360" w:lineRule="auto"/>
         <w:jc w:val="center"/>
       </w:pPr>
       <w:r>
@@ -329,6 +329,7 @@
           </w:tcPr>
           <w:p>
             <w:pPr>
+              <w:keepNext/>
               <w:spacing w:line="240" w:lineRule="auto"/>
               <w:jc w:val="center"/>
             </w:pPr>
@@ -364,6 +365,7 @@
           </w:tcPr>
           <w:p>
             <w:pPr>
+              <w:keepNext/>
               <w:spacing w:line="240" w:lineRule="auto"/>
               <w:jc w:val="center"/>
             </w:pPr>
@@ -399,6 +401,7 @@
           </w:tcPr>
           <w:p>
             <w:pPr>
+              <w:keepNext/>
               <w:spacing w:line="240" w:lineRule="auto"/>
               <w:jc w:val="center"/>
             </w:pPr>
@@ -438,6 +441,7 @@
           </w:tcPr>
           <w:p>
             <w:pPr>
+              <w:keepNext/>
               <w:spacing w:line="240" w:lineRule="auto"/>
               <w:jc w:val="center"/>
             </w:pPr>
@@ -472,6 +476,7 @@
           </w:tcPr>
           <w:p>
             <w:pPr>
+              <w:keepNext/>
               <w:spacing w:line="240" w:lineRule="auto"/>
               <w:jc w:val="left"/>
             </w:pPr>
@@ -506,6 +511,7 @@
           </w:tcPr>
           <w:p>
             <w:pPr>
+              <w:keepNext/>
               <w:spacing w:line="240" w:lineRule="auto"/>
               <w:jc w:val="center"/>
             </w:pPr>
@@ -545,6 +551,7 @@
           </w:tcPr>
           <w:p>
             <w:pPr>
+              <w:keepNext/>
               <w:spacing w:line="240" w:lineRule="auto"/>
               <w:jc w:val="center"/>
             </w:pPr>
@@ -579,6 +586,7 @@
           </w:tcPr>
           <w:p>
             <w:pPr>
+              <w:keepNext/>
               <w:spacing w:line="240" w:lineRule="auto"/>
               <w:jc w:val="left"/>
             </w:pPr>
@@ -613,6 +621,7 @@
           </w:tcPr>
           <w:p>
             <w:pPr>
+              <w:keepNext/>
               <w:spacing w:line="240" w:lineRule="auto"/>
               <w:jc w:val="center"/>
             </w:pPr>
@@ -652,6 +661,7 @@
           </w:tcPr>
           <w:p>
             <w:pPr>
+              <w:keepNext/>
               <w:spacing w:line="240" w:lineRule="auto"/>
               <w:jc w:val="center"/>
             </w:pPr>
@@ -686,6 +696,7 @@
           </w:tcPr>
           <w:p>
             <w:pPr>
+              <w:keepNext/>
               <w:spacing w:line="240" w:lineRule="auto"/>
               <w:jc w:val="left"/>
             </w:pPr>
@@ -720,6 +731,7 @@
           </w:tcPr>
           <w:p>
             <w:pPr>
+              <w:keepNext/>
               <w:spacing w:line="240" w:lineRule="auto"/>
               <w:jc w:val="center"/>
             </w:pPr>
@@ -759,6 +771,7 @@
           </w:tcPr>
           <w:p>
             <w:pPr>
+              <w:keepNext/>
               <w:spacing w:line="240" w:lineRule="auto"/>
               <w:jc w:val="center"/>
             </w:pPr>
@@ -793,6 +806,7 @@
           </w:tcPr>
           <w:p>
             <w:pPr>
+              <w:keepNext/>
               <w:spacing w:line="240" w:lineRule="auto"/>
               <w:jc w:val="left"/>
             </w:pPr>
@@ -804,7 +818,7 @@
                 <w:sz w:val="24"/>
                 <w:szCs w:val="24"/>
               </w:rPr>
-              <w:t xml:space="preserve">THEORIES OF MANAGEMENT SKILLS</w:t>
+              <w:t xml:space="preserve">KATZ'S THREE SKILLS</w:t>
             </w:r>
           </w:p>
         </w:tc>
@@ -827,6 +841,7 @@
           </w:tcPr>
           <w:p>
             <w:pPr>
+              <w:keepNext/>
               <w:spacing w:line="240" w:lineRule="auto"/>
               <w:jc w:val="center"/>
             </w:pPr>
@@ -866,6 +881,7 @@
           </w:tcPr>
           <w:p>
             <w:pPr>
+              <w:keepNext/>
               <w:spacing w:line="240" w:lineRule="auto"/>
               <w:jc w:val="center"/>
             </w:pPr>
@@ -900,6 +916,7 @@
           </w:tcPr>
           <w:p>
             <w:pPr>
+              <w:keepNext/>
               <w:spacing w:line="240" w:lineRule="auto"/>
               <w:jc w:val="left"/>
             </w:pPr>
@@ -934,6 +951,7 @@
           </w:tcPr>
           <w:p>
             <w:pPr>
+              <w:keepNext/>
               <w:spacing w:line="240" w:lineRule="auto"/>
               <w:jc w:val="center"/>
             </w:pPr>
@@ -973,6 +991,7 @@
           </w:tcPr>
           <w:p>
             <w:pPr>
+              <w:keepNext/>
               <w:spacing w:line="240" w:lineRule="auto"/>
               <w:jc w:val="center"/>
             </w:pPr>
@@ -1007,6 +1026,7 @@
           </w:tcPr>
           <w:p>
             <w:pPr>
+              <w:keepNext/>
               <w:spacing w:line="240" w:lineRule="auto"/>
               <w:jc w:val="left"/>
             </w:pPr>
@@ -1041,6 +1061,7 @@
           </w:tcPr>
           <w:p>
             <w:pPr>
+              <w:keepNext/>
               <w:spacing w:line="240" w:lineRule="auto"/>
               <w:jc w:val="center"/>
             </w:pPr>
@@ -1080,6 +1101,7 @@
           </w:tcPr>
           <w:p>
             <w:pPr>
+              <w:keepNext/>
               <w:spacing w:line="240" w:lineRule="auto"/>
               <w:jc w:val="center"/>
             </w:pPr>
@@ -1114,6 +1136,7 @@
           </w:tcPr>
           <w:p>
             <w:pPr>
+              <w:keepNext/>
               <w:spacing w:line="240" w:lineRule="auto"/>
               <w:jc w:val="left"/>
             </w:pPr>
@@ -1148,6 +1171,7 @@
           </w:tcPr>
           <w:p>
             <w:pPr>
+              <w:keepNext/>
               <w:spacing w:line="240" w:lineRule="auto"/>
               <w:jc w:val="center"/>
             </w:pPr>
@@ -1187,6 +1211,7 @@
           </w:tcPr>
           <w:p>
             <w:pPr>
+              <w:keepNext/>
               <w:spacing w:line="240" w:lineRule="auto"/>
               <w:jc w:val="center"/>
             </w:pPr>
@@ -1221,6 +1246,7 @@
           </w:tcPr>
           <w:p>
             <w:pPr>
+              <w:keepNext/>
               <w:spacing w:line="240" w:lineRule="auto"/>
               <w:jc w:val="left"/>
             </w:pPr>
@@ -1255,6 +1281,7 @@
           </w:tcPr>
           <w:p>
             <w:pPr>
+              <w:keepNext/>
               <w:spacing w:line="240" w:lineRule="auto"/>
               <w:jc w:val="center"/>
             </w:pPr>
@@ -1266,7 +1293,7 @@
                 <w:sz w:val="24"/>
                 <w:szCs w:val="24"/>
               </w:rPr>
-              <w:t xml:space="preserve">4</w:t>
+              <w:t xml:space="preserve">3</w:t>
             </w:r>
           </w:p>
         </w:tc>
@@ -1294,6 +1321,7 @@
           </w:tcPr>
           <w:p>
             <w:pPr>
+              <w:keepNext w:val="false"/>
               <w:spacing w:line="240" w:lineRule="auto"/>
               <w:jc w:val="center"/>
             </w:pPr>
@@ -1328,6 +1356,7 @@
           </w:tcPr>
           <w:p>
             <w:pPr>
+              <w:keepNext w:val="false"/>
               <w:spacing w:line="240" w:lineRule="auto"/>
               <w:jc w:val="left"/>
             </w:pPr>
@@ -1362,6 +1391,7 @@
           </w:tcPr>
           <w:p>
             <w:pPr>
+              <w:keepNext w:val="false"/>
               <w:spacing w:line="240" w:lineRule="auto"/>
               <w:jc w:val="center"/>
             </w:pPr>
@@ -1373,7 +1403,7 @@
                 <w:sz w:val="24"/>
                 <w:szCs w:val="24"/>
               </w:rPr>
-              <w:t xml:space="preserve">5</w:t>
+              <w:t xml:space="preserve">4</w:t>
             </w:r>
           </w:p>
         </w:tc>
@@ -1391,7 +1421,7 @@
     </w:p>
     <w:p>
       <w:pPr>
-        <w:spacing w:after="240"/>
+        <w:spacing w:after="240" w:line="360" w:lineRule="auto"/>
         <w:jc w:val="center"/>
       </w:pPr>
       <w:r>
@@ -1431,7 +1461,7 @@
           <w:sz w:val="24"/>
           <w:szCs w:val="24"/>
         </w:rPr>
-        <w:t xml:space="preserve">A teacher does many jobs every day. The teacher plans lessons, controls the class, checks work and meets parents. All these jobs need management. So every teacher is the manager of his or her own classroom. The abilities that help a teacher do this well are called management skills.</w:t>
+        <w:t xml:space="preserve">A teacher does many jobs in school. She teaches, checks work and controls the class. Every teacher is the manager of her class. The skills for this job are called management skills.</w:t>
       </w:r>
     </w:p>
     <w:p>
@@ -1460,36 +1490,20 @@
           <w:sz w:val="24"/>
           <w:szCs w:val="24"/>
         </w:rPr>
-        <w:t xml:space="preserve">Management means getting work done in an organized way by using people, time and things well. Management skills are the abilities that help a teacher plan, organize, guide and check work in the classroom. Nobody is born with these skills. A teacher learns them with training and practice.</w:t>
-      </w:r>
-    </w:p>
-    <w:p>
-      <w:pPr>
-        <w:pStyle w:val="Heading1"/>
-        <w:keepNext/>
-      </w:pPr>
-      <w:r>
-        <w:rPr>
-          <w:rFonts w:ascii="Times New Roman" w:cs="Times New Roman" w:eastAsia="Times New Roman" w:hAnsi="Times New Roman"/>
-          <w:b/>
-          <w:bCs/>
-          <w:sz w:val="28"/>
-          <w:szCs w:val="28"/>
-        </w:rPr>
-        <w:t xml:space="preserve">3. IMPORTANCE OF MANAGEMENT SKILLS</w:t>
-      </w:r>
-    </w:p>
-    <w:p>
-      <w:pPr>
-        <w:spacing w:after="60" w:line="360" w:lineRule="auto"/>
-      </w:pPr>
-      <w:r>
-        <w:rPr>
-          <w:rFonts w:ascii="Times New Roman" w:cs="Times New Roman" w:eastAsia="Times New Roman" w:hAnsi="Times New Roman"/>
-          <w:sz w:val="24"/>
-          <w:szCs w:val="24"/>
-        </w:rPr>
-        <w:t xml:space="preserve">Management skills help a teacher to:</w:t>
+        <w:t xml:space="preserve">Management means doing work in a good and planned way. Management skill means knowing how to plan and run work. For a teacher, it means running the class well.</w:t>
+      </w:r>
+    </w:p>
+    <w:p>
+      <w:pPr>
+        <w:spacing w:after="140" w:line="360" w:lineRule="auto"/>
+      </w:pPr>
+      <w:r>
+        <w:rPr>
+          <w:rFonts w:ascii="Times New Roman" w:cs="Times New Roman" w:eastAsia="Times New Roman" w:hAnsi="Times New Roman"/>
+          <w:sz w:val="24"/>
+          <w:szCs w:val="24"/>
+        </w:rPr>
+        <w:t xml:space="preserve">Fayol (1949) gave five functions of management. Function means a main job. The five functions are given below.</w:t>
       </w:r>
     </w:p>
     <w:p>
@@ -1499,15 +1513,15 @@
           <w:ilvl w:val="0"/>
           <w:numId w:val="2"/>
         </w:numPr>
-        <w:spacing w:after="60" w:line="360" w:lineRule="auto"/>
-      </w:pPr>
-      <w:r>
-        <w:rPr>
-          <w:rFonts w:ascii="Times New Roman" w:cs="Times New Roman" w:eastAsia="Times New Roman" w:hAnsi="Times New Roman"/>
-          <w:sz w:val="24"/>
-          <w:szCs w:val="24"/>
-        </w:rPr>
-        <w:t xml:space="preserve">save time for teaching</w:t>
+        <w:spacing w:after="40" w:line="360" w:lineRule="auto"/>
+      </w:pPr>
+      <w:r>
+        <w:rPr>
+          <w:rFonts w:ascii="Times New Roman" w:cs="Times New Roman" w:eastAsia="Times New Roman" w:hAnsi="Times New Roman"/>
+          <w:sz w:val="24"/>
+          <w:szCs w:val="24"/>
+        </w:rPr>
+        <w:t xml:space="preserve">Planning means deciding work before doing it</w:t>
       </w:r>
     </w:p>
     <w:p>
@@ -1517,15 +1531,15 @@
           <w:ilvl w:val="0"/>
           <w:numId w:val="2"/>
         </w:numPr>
-        <w:spacing w:after="60" w:line="360" w:lineRule="auto"/>
-      </w:pPr>
-      <w:r>
-        <w:rPr>
-          <w:rFonts w:ascii="Times New Roman" w:cs="Times New Roman" w:eastAsia="Times New Roman" w:hAnsi="Times New Roman"/>
-          <w:sz w:val="24"/>
-          <w:szCs w:val="24"/>
-        </w:rPr>
-        <w:t xml:space="preserve">keep discipline in the class</w:t>
+        <w:spacing w:after="40" w:line="360" w:lineRule="auto"/>
+      </w:pPr>
+      <w:r>
+        <w:rPr>
+          <w:rFonts w:ascii="Times New Roman" w:cs="Times New Roman" w:eastAsia="Times New Roman" w:hAnsi="Times New Roman"/>
+          <w:sz w:val="24"/>
+          <w:szCs w:val="24"/>
+        </w:rPr>
+        <w:t xml:space="preserve">Organizing means putting things in place</w:t>
       </w:r>
     </w:p>
     <w:p>
@@ -1535,15 +1549,15 @@
           <w:ilvl w:val="0"/>
           <w:numId w:val="2"/>
         </w:numPr>
-        <w:spacing w:after="60" w:line="360" w:lineRule="auto"/>
-      </w:pPr>
-      <w:r>
-        <w:rPr>
-          <w:rFonts w:ascii="Times New Roman" w:cs="Times New Roman" w:eastAsia="Times New Roman" w:hAnsi="Times New Roman"/>
-          <w:sz w:val="24"/>
-          <w:szCs w:val="24"/>
-        </w:rPr>
-        <w:t xml:space="preserve">complete the syllabus on time</w:t>
+        <w:spacing w:after="40" w:line="360" w:lineRule="auto"/>
+      </w:pPr>
+      <w:r>
+        <w:rPr>
+          <w:rFonts w:ascii="Times New Roman" w:cs="Times New Roman" w:eastAsia="Times New Roman" w:hAnsi="Times New Roman"/>
+          <w:sz w:val="24"/>
+          <w:szCs w:val="24"/>
+        </w:rPr>
+        <w:t xml:space="preserve">Commanding means telling people what to do</w:t>
       </w:r>
     </w:p>
     <w:p>
@@ -1553,15 +1567,15 @@
           <w:ilvl w:val="0"/>
           <w:numId w:val="2"/>
         </w:numPr>
-        <w:spacing w:after="60" w:line="360" w:lineRule="auto"/>
-      </w:pPr>
-      <w:r>
-        <w:rPr>
-          <w:rFonts w:ascii="Times New Roman" w:cs="Times New Roman" w:eastAsia="Times New Roman" w:hAnsi="Times New Roman"/>
-          <w:sz w:val="24"/>
-          <w:szCs w:val="24"/>
-        </w:rPr>
-        <w:t xml:space="preserve">build good relations with students and parents</w:t>
+        <w:spacing w:after="40" w:line="360" w:lineRule="auto"/>
+      </w:pPr>
+      <w:r>
+        <w:rPr>
+          <w:rFonts w:ascii="Times New Roman" w:cs="Times New Roman" w:eastAsia="Times New Roman" w:hAnsi="Times New Roman"/>
+          <w:sz w:val="24"/>
+          <w:szCs w:val="24"/>
+        </w:rPr>
+        <w:t xml:space="preserve">Coordinating means making all parts work together</w:t>
       </w:r>
     </w:p>
     <w:p>
@@ -1571,15 +1585,15 @@
           <w:ilvl w:val="0"/>
           <w:numId w:val="2"/>
         </w:numPr>
-        <w:spacing w:after="60" w:line="360" w:lineRule="auto"/>
-      </w:pPr>
-      <w:r>
-        <w:rPr>
-          <w:rFonts w:ascii="Times New Roman" w:cs="Times New Roman" w:eastAsia="Times New Roman" w:hAnsi="Times New Roman"/>
-          <w:sz w:val="24"/>
-          <w:szCs w:val="24"/>
-        </w:rPr>
-        <w:t xml:space="preserve">reduce stress</w:t>
+        <w:spacing w:after="40" w:line="360" w:lineRule="auto"/>
+      </w:pPr>
+      <w:r>
+        <w:rPr>
+          <w:rFonts w:ascii="Times New Roman" w:cs="Times New Roman" w:eastAsia="Times New Roman" w:hAnsi="Times New Roman"/>
+          <w:sz w:val="24"/>
+          <w:szCs w:val="24"/>
+        </w:rPr>
+        <w:t xml:space="preserve">Controlling means checking if work is right</w:t>
       </w:r>
     </w:p>
     <w:p>
@@ -1595,7 +1609,235 @@
           <w:sz w:val="28"/>
           <w:szCs w:val="28"/>
         </w:rPr>
-        <w:t xml:space="preserve">4. THEORIES OF MANAGEMENT SKILLS</w:t>
+        <w:t xml:space="preserve">3. IMPORTANCE OF MANAGEMENT SKILLS</w:t>
+      </w:r>
+    </w:p>
+    <w:p>
+      <w:pPr>
+        <w:spacing w:after="140" w:line="360" w:lineRule="auto"/>
+      </w:pPr>
+      <w:r>
+        <w:rPr>
+          <w:rFonts w:ascii="Times New Roman" w:cs="Times New Roman" w:eastAsia="Times New Roman" w:hAnsi="Times New Roman"/>
+          <w:sz w:val="24"/>
+          <w:szCs w:val="24"/>
+        </w:rPr>
+        <w:t xml:space="preserve">Management skills are very important for a teacher. They help in five ways.</w:t>
+      </w:r>
+    </w:p>
+    <w:p>
+      <w:pPr>
+        <w:pStyle w:val="ListParagraph"/>
+        <w:numPr>
+          <w:ilvl w:val="0"/>
+          <w:numId w:val="2"/>
+        </w:numPr>
+        <w:spacing w:after="40" w:line="360" w:lineRule="auto"/>
+      </w:pPr>
+      <w:r>
+        <w:rPr>
+          <w:rFonts w:ascii="Times New Roman" w:cs="Times New Roman" w:eastAsia="Times New Roman" w:hAnsi="Times New Roman"/>
+          <w:sz w:val="24"/>
+          <w:szCs w:val="24"/>
+        </w:rPr>
+        <w:t xml:space="preserve">Class stays calm and in order</w:t>
+      </w:r>
+    </w:p>
+    <w:p>
+      <w:pPr>
+        <w:pStyle w:val="ListParagraph"/>
+        <w:numPr>
+          <w:ilvl w:val="0"/>
+          <w:numId w:val="2"/>
+        </w:numPr>
+        <w:spacing w:after="40" w:line="360" w:lineRule="auto"/>
+      </w:pPr>
+      <w:r>
+        <w:rPr>
+          <w:rFonts w:ascii="Times New Roman" w:cs="Times New Roman" w:eastAsia="Times New Roman" w:hAnsi="Times New Roman"/>
+          <w:sz w:val="24"/>
+          <w:szCs w:val="24"/>
+        </w:rPr>
+        <w:t xml:space="preserve">Time is used in a good way</w:t>
+      </w:r>
+    </w:p>
+    <w:p>
+      <w:pPr>
+        <w:pStyle w:val="ListParagraph"/>
+        <w:numPr>
+          <w:ilvl w:val="0"/>
+          <w:numId w:val="2"/>
+        </w:numPr>
+        <w:spacing w:after="40" w:line="360" w:lineRule="auto"/>
+      </w:pPr>
+      <w:r>
+        <w:rPr>
+          <w:rFonts w:ascii="Times New Roman" w:cs="Times New Roman" w:eastAsia="Times New Roman" w:hAnsi="Times New Roman"/>
+          <w:sz w:val="24"/>
+          <w:szCs w:val="24"/>
+        </w:rPr>
+        <w:t xml:space="preserve">Students learn better</w:t>
+      </w:r>
+    </w:p>
+    <w:p>
+      <w:pPr>
+        <w:pStyle w:val="ListParagraph"/>
+        <w:numPr>
+          <w:ilvl w:val="0"/>
+          <w:numId w:val="2"/>
+        </w:numPr>
+        <w:spacing w:after="40" w:line="360" w:lineRule="auto"/>
+      </w:pPr>
+      <w:r>
+        <w:rPr>
+          <w:rFonts w:ascii="Times New Roman" w:cs="Times New Roman" w:eastAsia="Times New Roman" w:hAnsi="Times New Roman"/>
+          <w:sz w:val="24"/>
+          <w:szCs w:val="24"/>
+        </w:rPr>
+        <w:t xml:space="preserve">Teacher works with less worry</w:t>
+      </w:r>
+    </w:p>
+    <w:p>
+      <w:pPr>
+        <w:pStyle w:val="ListParagraph"/>
+        <w:numPr>
+          <w:ilvl w:val="0"/>
+          <w:numId w:val="2"/>
+        </w:numPr>
+        <w:spacing w:after="40" w:line="360" w:lineRule="auto"/>
+      </w:pPr>
+      <w:r>
+        <w:rPr>
+          <w:rFonts w:ascii="Times New Roman" w:cs="Times New Roman" w:eastAsia="Times New Roman" w:hAnsi="Times New Roman"/>
+          <w:sz w:val="24"/>
+          <w:szCs w:val="24"/>
+        </w:rPr>
+        <w:t xml:space="preserve">School gets good results</w:t>
+      </w:r>
+    </w:p>
+    <w:p>
+      <w:pPr>
+        <w:pStyle w:val="Heading1"/>
+        <w:keepNext/>
+      </w:pPr>
+      <w:r>
+        <w:rPr>
+          <w:rFonts w:ascii="Times New Roman" w:cs="Times New Roman" w:eastAsia="Times New Roman" w:hAnsi="Times New Roman"/>
+          <w:b/>
+          <w:bCs/>
+          <w:sz w:val="28"/>
+          <w:szCs w:val="28"/>
+        </w:rPr>
+        <w:t xml:space="preserve">4. KATZ'S THREE SKILLS</w:t>
+      </w:r>
+    </w:p>
+    <w:p>
+      <w:pPr>
+        <w:spacing w:after="140" w:line="360" w:lineRule="auto"/>
+      </w:pPr>
+      <w:r>
+        <w:rPr>
+          <w:rFonts w:ascii="Times New Roman" w:cs="Times New Roman" w:eastAsia="Times New Roman" w:hAnsi="Times New Roman"/>
+          <w:sz w:val="24"/>
+          <w:szCs w:val="24"/>
+        </w:rPr>
+        <w:t xml:space="preserve">Katz (1955) said a manager needs three skills. Manager means a person who runs work.</w:t>
+      </w:r>
+    </w:p>
+    <w:p>
+      <w:pPr>
+        <w:pStyle w:val="ListParagraph"/>
+        <w:numPr>
+          <w:ilvl w:val="0"/>
+          <w:numId w:val="2"/>
+        </w:numPr>
+        <w:spacing w:after="40" w:line="360" w:lineRule="auto"/>
+      </w:pPr>
+      <w:r>
+        <w:rPr>
+          <w:rFonts w:ascii="Times New Roman" w:cs="Times New Roman" w:eastAsia="Times New Roman" w:hAnsi="Times New Roman"/>
+          <w:sz w:val="24"/>
+          <w:szCs w:val="24"/>
+        </w:rPr>
+        <w:t xml:space="preserve">Technical skill means knowing the work well</w:t>
+      </w:r>
+    </w:p>
+    <w:p>
+      <w:pPr>
+        <w:pStyle w:val="ListParagraph"/>
+        <w:numPr>
+          <w:ilvl w:val="0"/>
+          <w:numId w:val="2"/>
+        </w:numPr>
+        <w:spacing w:after="40" w:line="360" w:lineRule="auto"/>
+      </w:pPr>
+      <w:r>
+        <w:rPr>
+          <w:rFonts w:ascii="Times New Roman" w:cs="Times New Roman" w:eastAsia="Times New Roman" w:hAnsi="Times New Roman"/>
+          <w:sz w:val="24"/>
+          <w:szCs w:val="24"/>
+        </w:rPr>
+        <w:t xml:space="preserve">Human skill means working well with people</w:t>
+      </w:r>
+    </w:p>
+    <w:p>
+      <w:pPr>
+        <w:pStyle w:val="ListParagraph"/>
+        <w:numPr>
+          <w:ilvl w:val="0"/>
+          <w:numId w:val="2"/>
+        </w:numPr>
+        <w:spacing w:after="40" w:line="360" w:lineRule="auto"/>
+      </w:pPr>
+      <w:r>
+        <w:rPr>
+          <w:rFonts w:ascii="Times New Roman" w:cs="Times New Roman" w:eastAsia="Times New Roman" w:hAnsi="Times New Roman"/>
+          <w:sz w:val="24"/>
+          <w:szCs w:val="24"/>
+        </w:rPr>
+        <w:t xml:space="preserve">Conceptual skill means seeing the whole school</w:t>
+      </w:r>
+    </w:p>
+    <w:p>
+      <w:pPr>
+        <w:spacing w:after="140" w:line="360" w:lineRule="auto"/>
+      </w:pPr>
+      <w:r>
+        <w:rPr>
+          <w:rFonts w:ascii="Times New Roman" w:cs="Times New Roman" w:eastAsia="Times New Roman" w:hAnsi="Times New Roman"/>
+          <w:sz w:val="24"/>
+          <w:szCs w:val="24"/>
+        </w:rPr>
+        <w:t xml:space="preserve">A teacher needs all three skills. She must know her work, her students and her school.</w:t>
+      </w:r>
+    </w:p>
+    <w:p>
+      <w:pPr>
+        <w:pStyle w:val="Heading1"/>
+        <w:keepNext/>
+      </w:pPr>
+      <w:r>
+        <w:rPr>
+          <w:rFonts w:ascii="Times New Roman" w:cs="Times New Roman" w:eastAsia="Times New Roman" w:hAnsi="Times New Roman"/>
+          <w:b/>
+          <w:bCs/>
+          <w:sz w:val="28"/>
+          <w:szCs w:val="28"/>
+        </w:rPr>
+        <w:t xml:space="preserve">5. CORE MANAGEMENT SKILLS FOR TEACHERS</w:t>
+      </w:r>
+    </w:p>
+    <w:p>
+      <w:pPr>
+        <w:spacing w:after="140" w:line="360" w:lineRule="auto"/>
+      </w:pPr>
+      <w:r>
+        <w:rPr>
+          <w:rFonts w:ascii="Times New Roman" w:cs="Times New Roman" w:eastAsia="Times New Roman" w:hAnsi="Times New Roman"/>
+          <w:sz w:val="24"/>
+          <w:szCs w:val="24"/>
+        </w:rPr>
+        <w:t xml:space="preserve">A teacher needs six core management skills. Core means main and most important.</w:t>
       </w:r>
     </w:p>
     <w:p>
@@ -1611,7 +1853,7 @@
           <w:sz w:val="26"/>
           <w:szCs w:val="26"/>
         </w:rPr>
-        <w:t xml:space="preserve">Fayol's Theory (1949)</w:t>
+        <w:t xml:space="preserve">5.1 Planning Skill</w:t>
       </w:r>
     </w:p>
     <w:p>
@@ -1624,7 +1866,7 @@
           <w:sz w:val="24"/>
           <w:szCs w:val="24"/>
         </w:rPr>
-        <w:t xml:space="preserve">Henri Fayol gave five functions of management: planning, organizing, commanding, coordinating and controlling. A teacher uses all five in the classroom every day.</w:t>
+        <w:t xml:space="preserve">Planning skill means deciding work before class. The teacher makes a lesson plan for each day. For example, she plans a Science lesson on plants.</w:t>
       </w:r>
     </w:p>
     <w:p>
@@ -1640,7 +1882,7 @@
           <w:sz w:val="26"/>
           <w:szCs w:val="26"/>
         </w:rPr>
-        <w:t xml:space="preserve">Katz's Three Skills (1955)</w:t>
+        <w:t xml:space="preserve">5.2 Organizing Skill</w:t>
       </w:r>
     </w:p>
     <w:p>
@@ -1653,7 +1895,7 @@
           <w:sz w:val="24"/>
           <w:szCs w:val="24"/>
         </w:rPr>
-        <w:t xml:space="preserve">Robert Katz said a manager needs three skills: technical skill (knowing the work), human skill (working with people) and conceptual skill (seeing the whole picture). A teacher needs all three.</w:t>
+        <w:t xml:space="preserve">Organizing skill means putting things in place. The teacher keeps books, charts and chalk ready. For example, she puts students in groups for Math work.</w:t>
       </w:r>
     </w:p>
     <w:p>
@@ -1669,7 +1911,7 @@
           <w:sz w:val="26"/>
           <w:szCs w:val="26"/>
         </w:rPr>
-        <w:t xml:space="preserve">Kounin's Theory (1970)</w:t>
+        <w:t xml:space="preserve">5.3 Classroom Control Skill</w:t>
       </w:r>
     </w:p>
     <w:p>
@@ -1682,23 +1924,7 @@
           <w:sz w:val="24"/>
           <w:szCs w:val="24"/>
         </w:rPr>
-        <w:t xml:space="preserve">Jacob Kounin said a good teacher stops problems before they grow. He called this “withitness”, which means the teacher knows what is happening in every part of the class.</w:t>
-      </w:r>
-    </w:p>
-    <w:p>
-      <w:pPr>
-        <w:pStyle w:val="Heading1"/>
-        <w:keepNext/>
-      </w:pPr>
-      <w:r>
-        <w:rPr>
-          <w:rFonts w:ascii="Times New Roman" w:cs="Times New Roman" w:eastAsia="Times New Roman" w:hAnsi="Times New Roman"/>
-          <w:b/>
-          <w:bCs/>
-          <w:sz w:val="28"/>
-          <w:szCs w:val="28"/>
-        </w:rPr>
-        <w:t xml:space="preserve">5. CORE MANAGEMENT SKILLS FOR TEACHERS</w:t>
+        <w:t xml:space="preserve">Classroom control skill means keeping good order in class. The teacher makes clear class rules. For example, she asks students to raise hands before speaking.</w:t>
       </w:r>
     </w:p>
     <w:p>
@@ -1714,7 +1940,7 @@
           <w:sz w:val="26"/>
           <w:szCs w:val="26"/>
         </w:rPr>
-        <w:t xml:space="preserve">5.1 Planning Skill</w:t>
+        <w:t xml:space="preserve">5.4 Time Management Skill</w:t>
       </w:r>
     </w:p>
     <w:p>
@@ -1727,7 +1953,7 @@
           <w:sz w:val="24"/>
           <w:szCs w:val="24"/>
         </w:rPr>
-        <w:t xml:space="preserve">Planning means deciding before the work what to do, how to do it and when. A teacher makes lesson plans and divides the syllabus into weeks. Good planning saves time and the syllabus is completed on time.</w:t>
+        <w:t xml:space="preserve">Time management skill means using time in a good way. The teacher starts and ends the class on time. For example, she gives ten minutes for Urdu reading.</w:t>
       </w:r>
     </w:p>
     <w:p>
@@ -1743,7 +1969,7 @@
           <w:sz w:val="26"/>
           <w:szCs w:val="26"/>
         </w:rPr>
-        <w:t xml:space="preserve">5.2 Organizing Skill</w:t>
+        <w:t xml:space="preserve">5.5 Communication Skill</w:t>
       </w:r>
     </w:p>
     <w:p>
@@ -1756,7 +1982,7 @@
           <w:sz w:val="24"/>
           <w:szCs w:val="24"/>
         </w:rPr>
-        <w:t xml:space="preserve">Organizing means arranging people and things. The teacher makes a seating plan, makes groups and gives duties like class monitor. Charts, books and other things are kept in a fixed place.</w:t>
+        <w:t xml:space="preserve">Communication skill means talking and listening in a clear way. The teacher speaks slowly and listens to students. For example, she uses easy words in English class.</w:t>
       </w:r>
     </w:p>
     <w:p>
@@ -1772,7 +1998,7 @@
           <w:sz w:val="26"/>
           <w:szCs w:val="26"/>
         </w:rPr>
-        <w:t xml:space="preserve">5.3 Classroom Management Skill</w:t>
+        <w:t xml:space="preserve">5.6 Motivation Skill</w:t>
       </w:r>
     </w:p>
     <w:p>
@@ -1785,183 +2011,24 @@
           <w:sz w:val="24"/>
           <w:szCs w:val="24"/>
         </w:rPr>
-        <w:t xml:space="preserve">This skill means keeping the class calm and ready to learn. The teacher makes a few clear rules and follows them every day. The teacher uses eye contact and a calm voice instead of shouting.</w:t>
-      </w:r>
-    </w:p>
-    <w:p>
-      <w:pPr>
-        <w:pStyle w:val="Heading2"/>
+        <w:t xml:space="preserve">Motivation skill means making students want to learn. The teacher says good words for good work. For example, she gives a star in the Math copy.</w:t>
+      </w:r>
+    </w:p>
+    <w:p>
+      <w:pPr>
         <w:keepNext/>
+        <w:spacing w:after="100" w:before="120" w:line="360" w:lineRule="auto"/>
+        <w:jc w:val="center"/>
       </w:pPr>
       <w:r>
         <w:rPr>
           <w:rFonts w:ascii="Times New Roman" w:cs="Times New Roman" w:eastAsia="Times New Roman" w:hAnsi="Times New Roman"/>
           <w:b/>
           <w:bCs/>
-          <w:sz w:val="26"/>
-          <w:szCs w:val="26"/>
-        </w:rPr>
-        <w:t xml:space="preserve">5.4 Time Management Skill</w:t>
-      </w:r>
-    </w:p>
-    <w:p>
-      <w:pPr>
-        <w:spacing w:after="140" w:line="360" w:lineRule="auto"/>
-      </w:pPr>
-      <w:r>
-        <w:rPr>
-          <w:rFonts w:ascii="Times New Roman" w:cs="Times New Roman" w:eastAsia="Times New Roman" w:hAnsi="Times New Roman"/>
-          <w:sz w:val="24"/>
-          <w:szCs w:val="24"/>
-        </w:rPr>
-        <w:t xml:space="preserve">A period is only 35 to 40 minutes. The teacher starts on time and divides the period into parts: review, teaching, practice and homework. In this way no minute is wasted.</w:t>
-      </w:r>
-    </w:p>
-    <w:p>
-      <w:pPr>
-        <w:pStyle w:val="Heading2"/>
-        <w:keepNext/>
-      </w:pPr>
-      <w:r>
-        <w:rPr>
-          <w:rFonts w:ascii="Times New Roman" w:cs="Times New Roman" w:eastAsia="Times New Roman" w:hAnsi="Times New Roman"/>
-          <w:b/>
-          <w:bCs/>
-          <w:sz w:val="26"/>
-          <w:szCs w:val="26"/>
-        </w:rPr>
-        <w:t xml:space="preserve">5.5 Communication Skill</w:t>
-      </w:r>
-    </w:p>
-    <w:p>
-      <w:pPr>
-        <w:spacing w:after="140" w:line="360" w:lineRule="auto"/>
-      </w:pPr>
-      <w:r>
-        <w:rPr>
-          <w:rFonts w:ascii="Times New Roman" w:cs="Times New Roman" w:eastAsia="Times New Roman" w:hAnsi="Times New Roman"/>
-          <w:sz w:val="24"/>
-          <w:szCs w:val="24"/>
-        </w:rPr>
-        <w:t xml:space="preserve">Communication means sharing ideas clearly. The teacher uses simple words, a clear voice and good body language. The teacher also listens carefully to students and parents.</w:t>
-      </w:r>
-    </w:p>
-    <w:p>
-      <w:pPr>
-        <w:pStyle w:val="Heading2"/>
-        <w:keepNext/>
-      </w:pPr>
-      <w:r>
-        <w:rPr>
-          <w:rFonts w:ascii="Times New Roman" w:cs="Times New Roman" w:eastAsia="Times New Roman" w:hAnsi="Times New Roman"/>
-          <w:b/>
-          <w:bCs/>
-          <w:sz w:val="26"/>
-          <w:szCs w:val="26"/>
-        </w:rPr>
-        <w:t xml:space="preserve">5.6 Leadership Skill</w:t>
-      </w:r>
-    </w:p>
-    <w:p>
-      <w:pPr>
-        <w:spacing w:after="140" w:line="360" w:lineRule="auto"/>
-      </w:pPr>
-      <w:r>
-        <w:rPr>
-          <w:rFonts w:ascii="Times New Roman" w:cs="Times New Roman" w:eastAsia="Times New Roman" w:hAnsi="Times New Roman"/>
-          <w:sz w:val="24"/>
-          <w:szCs w:val="24"/>
-        </w:rPr>
-        <w:t xml:space="preserve">The teacher is the leader of the class. A good teacher leads by example, for example by coming on time and speaking politely. Students copy what they see.</w:t>
-      </w:r>
-    </w:p>
-    <w:p>
-      <w:pPr>
-        <w:pStyle w:val="Heading2"/>
-        <w:keepNext/>
-      </w:pPr>
-      <w:r>
-        <w:rPr>
-          <w:rFonts w:ascii="Times New Roman" w:cs="Times New Roman" w:eastAsia="Times New Roman" w:hAnsi="Times New Roman"/>
-          <w:b/>
-          <w:bCs/>
-          <w:sz w:val="26"/>
-          <w:szCs w:val="26"/>
-        </w:rPr>
-        <w:t xml:space="preserve">5.7 Decision-Making Skill</w:t>
-      </w:r>
-    </w:p>
-    <w:p>
-      <w:pPr>
-        <w:spacing w:after="140" w:line="360" w:lineRule="auto"/>
-      </w:pPr>
-      <w:r>
-        <w:rPr>
-          <w:rFonts w:ascii="Times New Roman" w:cs="Times New Roman" w:eastAsia="Times New Roman" w:hAnsi="Times New Roman"/>
-          <w:sz w:val="24"/>
-          <w:szCs w:val="24"/>
-        </w:rPr>
-        <w:t xml:space="preserve">A teacher makes many decisions every day. A good teacher first collects the facts, thinks about the choices and then takes a fair decision. A decision should never be taken in anger.</w:t>
-      </w:r>
-    </w:p>
-    <w:p>
-      <w:pPr>
-        <w:pStyle w:val="Heading2"/>
-        <w:keepNext/>
-      </w:pPr>
-      <w:r>
-        <w:rPr>
-          <w:rFonts w:ascii="Times New Roman" w:cs="Times New Roman" w:eastAsia="Times New Roman" w:hAnsi="Times New Roman"/>
-          <w:b/>
-          <w:bCs/>
-          <w:sz w:val="26"/>
-          <w:szCs w:val="26"/>
-        </w:rPr>
-        <w:t xml:space="preserve">5.8 Motivation Skill</w:t>
-      </w:r>
-    </w:p>
-    <w:p>
-      <w:pPr>
-        <w:spacing w:after="140" w:line="360" w:lineRule="auto"/>
-      </w:pPr>
-      <w:r>
-        <w:rPr>
-          <w:rFonts w:ascii="Times New Roman" w:cs="Times New Roman" w:eastAsia="Times New Roman" w:hAnsi="Times New Roman"/>
-          <w:sz w:val="24"/>
-          <w:szCs w:val="24"/>
-        </w:rPr>
-        <w:t xml:space="preserve">Motivation means creating a wish to learn. The teacher praises effort, gives small rewards and uses interesting activities. A motivated student learns faster and behaves better.</w:t>
-      </w:r>
-    </w:p>
-    <w:p>
-      <w:pPr>
-        <w:keepNext/>
-        <w:spacing w:after="60" w:line="360" w:lineRule="auto"/>
-      </w:pPr>
-      <w:r>
-        <w:rPr>
-          <w:rFonts w:ascii="Times New Roman" w:cs="Times New Roman" w:eastAsia="Times New Roman" w:hAnsi="Times New Roman"/>
-          <w:sz w:val="24"/>
-          <w:szCs w:val="24"/>
-        </w:rPr>
-        <w:t xml:space="preserve">Table 1 gives a short summary of these skills.</w:t>
-      </w:r>
-    </w:p>
-    <w:p>
-      <w:pPr>
-        <w:keepNext/>
-        <w:spacing w:after="100" w:before="60"/>
-        <w:jc w:val="center"/>
-      </w:pPr>
-      <w:r>
-        <w:rPr>
-          <w:rFonts w:ascii="Times New Roman" w:cs="Times New Roman" w:eastAsia="Times New Roman" w:hAnsi="Times New Roman"/>
-          <w:b/>
-          <w:bCs/>
-          <w:sz w:val="24"/>
-          <w:szCs w:val="24"/>
-        </w:rPr>
-        <w:t xml:space="preserve">Table 1: Summary of Core Management Skills</w:t>
+          <w:sz w:val="24"/>
+          <w:szCs w:val="24"/>
+        </w:rPr>
+        <w:t xml:space="preserve">Table 1: Six Core Management Skills</w:t>
       </w:r>
     </w:p>
     <w:tbl>
@@ -1978,8 +2045,8 @@
       </w:tblPr>
       <w:tblGrid>
         <w:gridCol w:w="2600"/>
-        <w:gridCol w:w="3200"/>
-        <w:gridCol w:w="3226"/>
+        <w:gridCol w:w="3000"/>
+        <w:gridCol w:w="3426"/>
       </w:tblGrid>
       <w:tr>
         <w:trPr>
@@ -2006,6 +2073,7 @@
           </w:tcPr>
           <w:p>
             <w:pPr>
+              <w:keepNext/>
               <w:spacing w:line="240" w:lineRule="auto"/>
               <w:jc w:val="center"/>
             </w:pPr>
@@ -2023,7 +2091,7 @@
         </w:tc>
         <w:tc>
           <w:tcPr>
-            <w:tcW w:type="dxa" w:w="3200"/>
+            <w:tcW w:type="dxa" w:w="3000"/>
             <w:tcBorders>
               <w:top w:val="single" w:color="000000" w:sz="4"/>
               <w:left w:val="single" w:color="000000" w:sz="4"/>
@@ -2041,6 +2109,7 @@
           </w:tcPr>
           <w:p>
             <w:pPr>
+              <w:keepNext/>
               <w:spacing w:line="240" w:lineRule="auto"/>
               <w:jc w:val="center"/>
             </w:pPr>
@@ -2058,7 +2127,7 @@
         </w:tc>
         <w:tc>
           <w:tcPr>
-            <w:tcW w:type="dxa" w:w="3226"/>
+            <w:tcW w:type="dxa" w:w="3426"/>
             <w:tcBorders>
               <w:top w:val="single" w:color="000000" w:sz="4"/>
               <w:left w:val="single" w:color="000000" w:sz="4"/>
@@ -2076,6 +2145,7 @@
           </w:tcPr>
           <w:p>
             <w:pPr>
+              <w:keepNext/>
               <w:spacing w:line="240" w:lineRule="auto"/>
               <w:jc w:val="center"/>
             </w:pPr>
@@ -2115,6 +2185,7 @@
           </w:tcPr>
           <w:p>
             <w:pPr>
+              <w:keepNext/>
               <w:spacing w:line="240" w:lineRule="auto"/>
               <w:jc w:val="left"/>
             </w:pPr>
@@ -2132,23 +2203,24 @@
         </w:tc>
         <w:tc>
           <w:tcPr>
-            <w:tcW w:type="dxa" w:w="3200"/>
-            <w:tcBorders>
-              <w:top w:val="single" w:color="000000" w:sz="4"/>
-              <w:left w:val="single" w:color="000000" w:sz="4"/>
-              <w:bottom w:val="single" w:color="000000" w:sz="4"/>
-              <w:right w:val="single" w:color="000000" w:sz="4"/>
-            </w:tcBorders>
-            <w:tcMar>
-              <w:top w:type="dxa" w:w="60"/>
-              <w:left w:type="dxa" w:w="100"/>
-              <w:bottom w:type="dxa" w:w="60"/>
-              <w:right w:type="dxa" w:w="100"/>
-            </w:tcMar>
-            <w:vAlign w:val="center"/>
-          </w:tcPr>
-          <w:p>
-            <w:pPr>
+            <w:tcW w:type="dxa" w:w="3000"/>
+            <w:tcBorders>
+              <w:top w:val="single" w:color="000000" w:sz="4"/>
+              <w:left w:val="single" w:color="000000" w:sz="4"/>
+              <w:bottom w:val="single" w:color="000000" w:sz="4"/>
+              <w:right w:val="single" w:color="000000" w:sz="4"/>
+            </w:tcBorders>
+            <w:tcMar>
+              <w:top w:type="dxa" w:w="60"/>
+              <w:left w:type="dxa" w:w="100"/>
+              <w:bottom w:type="dxa" w:w="60"/>
+              <w:right w:type="dxa" w:w="100"/>
+            </w:tcMar>
+            <w:vAlign w:val="center"/>
+          </w:tcPr>
+          <w:p>
+            <w:pPr>
+              <w:keepNext/>
               <w:spacing w:line="240" w:lineRule="auto"/>
               <w:jc w:val="left"/>
             </w:pPr>
@@ -2160,29 +2232,30 @@
                 <w:sz w:val="24"/>
                 <w:szCs w:val="24"/>
               </w:rPr>
-              <w:t xml:space="preserve">Deciding before the work</w:t>
-            </w:r>
-          </w:p>
-        </w:tc>
-        <w:tc>
-          <w:tcPr>
-            <w:tcW w:type="dxa" w:w="3226"/>
-            <w:tcBorders>
-              <w:top w:val="single" w:color="000000" w:sz="4"/>
-              <w:left w:val="single" w:color="000000" w:sz="4"/>
-              <w:bottom w:val="single" w:color="000000" w:sz="4"/>
-              <w:right w:val="single" w:color="000000" w:sz="4"/>
-            </w:tcBorders>
-            <w:tcMar>
-              <w:top w:type="dxa" w:w="60"/>
-              <w:left w:type="dxa" w:w="100"/>
-              <w:bottom w:type="dxa" w:w="60"/>
-              <w:right w:type="dxa" w:w="100"/>
-            </w:tcMar>
-            <w:vAlign w:val="center"/>
-          </w:tcPr>
-          <w:p>
-            <w:pPr>
+              <w:t xml:space="preserve">Deciding work before class</w:t>
+            </w:r>
+          </w:p>
+        </w:tc>
+        <w:tc>
+          <w:tcPr>
+            <w:tcW w:type="dxa" w:w="3426"/>
+            <w:tcBorders>
+              <w:top w:val="single" w:color="000000" w:sz="4"/>
+              <w:left w:val="single" w:color="000000" w:sz="4"/>
+              <w:bottom w:val="single" w:color="000000" w:sz="4"/>
+              <w:right w:val="single" w:color="000000" w:sz="4"/>
+            </w:tcBorders>
+            <w:tcMar>
+              <w:top w:type="dxa" w:w="60"/>
+              <w:left w:type="dxa" w:w="100"/>
+              <w:bottom w:type="dxa" w:w="60"/>
+              <w:right w:type="dxa" w:w="100"/>
+            </w:tcMar>
+            <w:vAlign w:val="center"/>
+          </w:tcPr>
+          <w:p>
+            <w:pPr>
+              <w:keepNext/>
               <w:spacing w:line="240" w:lineRule="auto"/>
               <w:jc w:val="left"/>
             </w:pPr>
@@ -2194,7 +2267,7 @@
                 <w:sz w:val="24"/>
                 <w:szCs w:val="24"/>
               </w:rPr>
-              <w:t xml:space="preserve">Lesson plan</w:t>
+              <w:t xml:space="preserve">Lesson plan for Science</w:t>
             </w:r>
           </w:p>
         </w:tc>
@@ -2222,6 +2295,7 @@
           </w:tcPr>
           <w:p>
             <w:pPr>
+              <w:keepNext/>
               <w:spacing w:line="240" w:lineRule="auto"/>
               <w:jc w:val="left"/>
             </w:pPr>
@@ -2239,23 +2313,24 @@
         </w:tc>
         <w:tc>
           <w:tcPr>
-            <w:tcW w:type="dxa" w:w="3200"/>
-            <w:tcBorders>
-              <w:top w:val="single" w:color="000000" w:sz="4"/>
-              <w:left w:val="single" w:color="000000" w:sz="4"/>
-              <w:bottom w:val="single" w:color="000000" w:sz="4"/>
-              <w:right w:val="single" w:color="000000" w:sz="4"/>
-            </w:tcBorders>
-            <w:tcMar>
-              <w:top w:type="dxa" w:w="60"/>
-              <w:left w:type="dxa" w:w="100"/>
-              <w:bottom w:type="dxa" w:w="60"/>
-              <w:right w:type="dxa" w:w="100"/>
-            </w:tcMar>
-            <w:vAlign w:val="center"/>
-          </w:tcPr>
-          <w:p>
-            <w:pPr>
+            <w:tcW w:type="dxa" w:w="3000"/>
+            <w:tcBorders>
+              <w:top w:val="single" w:color="000000" w:sz="4"/>
+              <w:left w:val="single" w:color="000000" w:sz="4"/>
+              <w:bottom w:val="single" w:color="000000" w:sz="4"/>
+              <w:right w:val="single" w:color="000000" w:sz="4"/>
+            </w:tcBorders>
+            <w:tcMar>
+              <w:top w:type="dxa" w:w="60"/>
+              <w:left w:type="dxa" w:w="100"/>
+              <w:bottom w:type="dxa" w:w="60"/>
+              <w:right w:type="dxa" w:w="100"/>
+            </w:tcMar>
+            <w:vAlign w:val="center"/>
+          </w:tcPr>
+          <w:p>
+            <w:pPr>
+              <w:keepNext/>
               <w:spacing w:line="240" w:lineRule="auto"/>
               <w:jc w:val="left"/>
             </w:pPr>
@@ -2267,29 +2342,30 @@
                 <w:sz w:val="24"/>
                 <w:szCs w:val="24"/>
               </w:rPr>
-              <w:t xml:space="preserve">Arranging people and things</w:t>
-            </w:r>
-          </w:p>
-        </w:tc>
-        <w:tc>
-          <w:tcPr>
-            <w:tcW w:type="dxa" w:w="3226"/>
-            <w:tcBorders>
-              <w:top w:val="single" w:color="000000" w:sz="4"/>
-              <w:left w:val="single" w:color="000000" w:sz="4"/>
-              <w:bottom w:val="single" w:color="000000" w:sz="4"/>
-              <w:right w:val="single" w:color="000000" w:sz="4"/>
-            </w:tcBorders>
-            <w:tcMar>
-              <w:top w:type="dxa" w:w="60"/>
-              <w:left w:type="dxa" w:w="100"/>
-              <w:bottom w:type="dxa" w:w="60"/>
-              <w:right w:type="dxa" w:w="100"/>
-            </w:tcMar>
-            <w:vAlign w:val="center"/>
-          </w:tcPr>
-          <w:p>
-            <w:pPr>
+              <w:t xml:space="preserve">Putting things in place</w:t>
+            </w:r>
+          </w:p>
+        </w:tc>
+        <w:tc>
+          <w:tcPr>
+            <w:tcW w:type="dxa" w:w="3426"/>
+            <w:tcBorders>
+              <w:top w:val="single" w:color="000000" w:sz="4"/>
+              <w:left w:val="single" w:color="000000" w:sz="4"/>
+              <w:bottom w:val="single" w:color="000000" w:sz="4"/>
+              <w:right w:val="single" w:color="000000" w:sz="4"/>
+            </w:tcBorders>
+            <w:tcMar>
+              <w:top w:type="dxa" w:w="60"/>
+              <w:left w:type="dxa" w:w="100"/>
+              <w:bottom w:type="dxa" w:w="60"/>
+              <w:right w:type="dxa" w:w="100"/>
+            </w:tcMar>
+            <w:vAlign w:val="center"/>
+          </w:tcPr>
+          <w:p>
+            <w:pPr>
+              <w:keepNext/>
               <w:spacing w:line="240" w:lineRule="auto"/>
               <w:jc w:val="left"/>
             </w:pPr>
@@ -2301,7 +2377,7 @@
                 <w:sz w:val="24"/>
                 <w:szCs w:val="24"/>
               </w:rPr>
-              <w:t xml:space="preserve">Seating plan, groups</w:t>
+              <w:t xml:space="preserve">Students in groups for Math</w:t>
             </w:r>
           </w:p>
         </w:tc>
@@ -2329,6 +2405,7 @@
           </w:tcPr>
           <w:p>
             <w:pPr>
+              <w:keepNext/>
               <w:spacing w:line="240" w:lineRule="auto"/>
               <w:jc w:val="left"/>
             </w:pPr>
@@ -2340,29 +2417,30 @@
                 <w:sz w:val="24"/>
                 <w:szCs w:val="24"/>
               </w:rPr>
-              <w:t xml:space="preserve">Classroom Management</w:t>
-            </w:r>
-          </w:p>
-        </w:tc>
-        <w:tc>
-          <w:tcPr>
-            <w:tcW w:type="dxa" w:w="3200"/>
-            <w:tcBorders>
-              <w:top w:val="single" w:color="000000" w:sz="4"/>
-              <w:left w:val="single" w:color="000000" w:sz="4"/>
-              <w:bottom w:val="single" w:color="000000" w:sz="4"/>
-              <w:right w:val="single" w:color="000000" w:sz="4"/>
-            </w:tcBorders>
-            <w:tcMar>
-              <w:top w:type="dxa" w:w="60"/>
-              <w:left w:type="dxa" w:w="100"/>
-              <w:bottom w:type="dxa" w:w="60"/>
-              <w:right w:type="dxa" w:w="100"/>
-            </w:tcMar>
-            <w:vAlign w:val="center"/>
-          </w:tcPr>
-          <w:p>
-            <w:pPr>
+              <w:t xml:space="preserve">Classroom Control</w:t>
+            </w:r>
+          </w:p>
+        </w:tc>
+        <w:tc>
+          <w:tcPr>
+            <w:tcW w:type="dxa" w:w="3000"/>
+            <w:tcBorders>
+              <w:top w:val="single" w:color="000000" w:sz="4"/>
+              <w:left w:val="single" w:color="000000" w:sz="4"/>
+              <w:bottom w:val="single" w:color="000000" w:sz="4"/>
+              <w:right w:val="single" w:color="000000" w:sz="4"/>
+            </w:tcBorders>
+            <w:tcMar>
+              <w:top w:type="dxa" w:w="60"/>
+              <w:left w:type="dxa" w:w="100"/>
+              <w:bottom w:type="dxa" w:w="60"/>
+              <w:right w:type="dxa" w:w="100"/>
+            </w:tcMar>
+            <w:vAlign w:val="center"/>
+          </w:tcPr>
+          <w:p>
+            <w:pPr>
+              <w:keepNext/>
               <w:spacing w:line="240" w:lineRule="auto"/>
               <w:jc w:val="left"/>
             </w:pPr>
@@ -2374,29 +2452,30 @@
                 <w:sz w:val="24"/>
                 <w:szCs w:val="24"/>
               </w:rPr>
-              <w:t xml:space="preserve">Keeping the class calm</w:t>
-            </w:r>
-          </w:p>
-        </w:tc>
-        <w:tc>
-          <w:tcPr>
-            <w:tcW w:type="dxa" w:w="3226"/>
-            <w:tcBorders>
-              <w:top w:val="single" w:color="000000" w:sz="4"/>
-              <w:left w:val="single" w:color="000000" w:sz="4"/>
-              <w:bottom w:val="single" w:color="000000" w:sz="4"/>
-              <w:right w:val="single" w:color="000000" w:sz="4"/>
-            </w:tcBorders>
-            <w:tcMar>
-              <w:top w:type="dxa" w:w="60"/>
-              <w:left w:type="dxa" w:w="100"/>
-              <w:bottom w:type="dxa" w:w="60"/>
-              <w:right w:type="dxa" w:w="100"/>
-            </w:tcMar>
-            <w:vAlign w:val="center"/>
-          </w:tcPr>
-          <w:p>
-            <w:pPr>
+              <w:t xml:space="preserve">Keeping good order in class</w:t>
+            </w:r>
+          </w:p>
+        </w:tc>
+        <w:tc>
+          <w:tcPr>
+            <w:tcW w:type="dxa" w:w="3426"/>
+            <w:tcBorders>
+              <w:top w:val="single" w:color="000000" w:sz="4"/>
+              <w:left w:val="single" w:color="000000" w:sz="4"/>
+              <w:bottom w:val="single" w:color="000000" w:sz="4"/>
+              <w:right w:val="single" w:color="000000" w:sz="4"/>
+            </w:tcBorders>
+            <w:tcMar>
+              <w:top w:type="dxa" w:w="60"/>
+              <w:left w:type="dxa" w:w="100"/>
+              <w:bottom w:type="dxa" w:w="60"/>
+              <w:right w:type="dxa" w:w="100"/>
+            </w:tcMar>
+            <w:vAlign w:val="center"/>
+          </w:tcPr>
+          <w:p>
+            <w:pPr>
+              <w:keepNext/>
               <w:spacing w:line="240" w:lineRule="auto"/>
               <w:jc w:val="left"/>
             </w:pPr>
@@ -2408,7 +2487,7 @@
                 <w:sz w:val="24"/>
                 <w:szCs w:val="24"/>
               </w:rPr>
-              <w:t xml:space="preserve">Clear rules</w:t>
+              <w:t xml:space="preserve">Raise hands before speaking</w:t>
             </w:r>
           </w:p>
         </w:tc>
@@ -2436,6 +2515,7 @@
           </w:tcPr>
           <w:p>
             <w:pPr>
+              <w:keepNext/>
               <w:spacing w:line="240" w:lineRule="auto"/>
               <w:jc w:val="left"/>
             </w:pPr>
@@ -2453,23 +2533,24 @@
         </w:tc>
         <w:tc>
           <w:tcPr>
-            <w:tcW w:type="dxa" w:w="3200"/>
-            <w:tcBorders>
-              <w:top w:val="single" w:color="000000" w:sz="4"/>
-              <w:left w:val="single" w:color="000000" w:sz="4"/>
-              <w:bottom w:val="single" w:color="000000" w:sz="4"/>
-              <w:right w:val="single" w:color="000000" w:sz="4"/>
-            </w:tcBorders>
-            <w:tcMar>
-              <w:top w:type="dxa" w:w="60"/>
-              <w:left w:type="dxa" w:w="100"/>
-              <w:bottom w:type="dxa" w:w="60"/>
-              <w:right w:type="dxa" w:w="100"/>
-            </w:tcMar>
-            <w:vAlign w:val="center"/>
-          </w:tcPr>
-          <w:p>
-            <w:pPr>
+            <w:tcW w:type="dxa" w:w="3000"/>
+            <w:tcBorders>
+              <w:top w:val="single" w:color="000000" w:sz="4"/>
+              <w:left w:val="single" w:color="000000" w:sz="4"/>
+              <w:bottom w:val="single" w:color="000000" w:sz="4"/>
+              <w:right w:val="single" w:color="000000" w:sz="4"/>
+            </w:tcBorders>
+            <w:tcMar>
+              <w:top w:type="dxa" w:w="60"/>
+              <w:left w:type="dxa" w:w="100"/>
+              <w:bottom w:type="dxa" w:w="60"/>
+              <w:right w:type="dxa" w:w="100"/>
+            </w:tcMar>
+            <w:vAlign w:val="center"/>
+          </w:tcPr>
+          <w:p>
+            <w:pPr>
+              <w:keepNext/>
               <w:spacing w:line="240" w:lineRule="auto"/>
               <w:jc w:val="left"/>
             </w:pPr>
@@ -2481,29 +2562,30 @@
                 <w:sz w:val="24"/>
                 <w:szCs w:val="24"/>
               </w:rPr>
-              <w:t xml:space="preserve">Using every minute well</w:t>
-            </w:r>
-          </w:p>
-        </w:tc>
-        <w:tc>
-          <w:tcPr>
-            <w:tcW w:type="dxa" w:w="3226"/>
-            <w:tcBorders>
-              <w:top w:val="single" w:color="000000" w:sz="4"/>
-              <w:left w:val="single" w:color="000000" w:sz="4"/>
-              <w:bottom w:val="single" w:color="000000" w:sz="4"/>
-              <w:right w:val="single" w:color="000000" w:sz="4"/>
-            </w:tcBorders>
-            <w:tcMar>
-              <w:top w:type="dxa" w:w="60"/>
-              <w:left w:type="dxa" w:w="100"/>
-              <w:bottom w:type="dxa" w:w="60"/>
-              <w:right w:type="dxa" w:w="100"/>
-            </w:tcMar>
-            <w:vAlign w:val="center"/>
-          </w:tcPr>
-          <w:p>
-            <w:pPr>
+              <w:t xml:space="preserve">Using time in a good way</w:t>
+            </w:r>
+          </w:p>
+        </w:tc>
+        <w:tc>
+          <w:tcPr>
+            <w:tcW w:type="dxa" w:w="3426"/>
+            <w:tcBorders>
+              <w:top w:val="single" w:color="000000" w:sz="4"/>
+              <w:left w:val="single" w:color="000000" w:sz="4"/>
+              <w:bottom w:val="single" w:color="000000" w:sz="4"/>
+              <w:right w:val="single" w:color="000000" w:sz="4"/>
+            </w:tcBorders>
+            <w:tcMar>
+              <w:top w:type="dxa" w:w="60"/>
+              <w:left w:type="dxa" w:w="100"/>
+              <w:bottom w:type="dxa" w:w="60"/>
+              <w:right w:type="dxa" w:w="100"/>
+            </w:tcMar>
+            <w:vAlign w:val="center"/>
+          </w:tcPr>
+          <w:p>
+            <w:pPr>
+              <w:keepNext/>
               <w:spacing w:line="240" w:lineRule="auto"/>
               <w:jc w:val="left"/>
             </w:pPr>
@@ -2515,7 +2597,7 @@
                 <w:sz w:val="24"/>
                 <w:szCs w:val="24"/>
               </w:rPr>
-              <w:t xml:space="preserve">Dividing the period</w:t>
+              <w:t xml:space="preserve">Ten minutes for Urdu reading</w:t>
             </w:r>
           </w:p>
         </w:tc>
@@ -2543,6 +2625,7 @@
           </w:tcPr>
           <w:p>
             <w:pPr>
+              <w:keepNext/>
               <w:spacing w:line="240" w:lineRule="auto"/>
               <w:jc w:val="left"/>
             </w:pPr>
@@ -2560,23 +2643,24 @@
         </w:tc>
         <w:tc>
           <w:tcPr>
-            <w:tcW w:type="dxa" w:w="3200"/>
-            <w:tcBorders>
-              <w:top w:val="single" w:color="000000" w:sz="4"/>
-              <w:left w:val="single" w:color="000000" w:sz="4"/>
-              <w:bottom w:val="single" w:color="000000" w:sz="4"/>
-              <w:right w:val="single" w:color="000000" w:sz="4"/>
-            </w:tcBorders>
-            <w:tcMar>
-              <w:top w:type="dxa" w:w="60"/>
-              <w:left w:type="dxa" w:w="100"/>
-              <w:bottom w:type="dxa" w:w="60"/>
-              <w:right w:type="dxa" w:w="100"/>
-            </w:tcMar>
-            <w:vAlign w:val="center"/>
-          </w:tcPr>
-          <w:p>
-            <w:pPr>
+            <w:tcW w:type="dxa" w:w="3000"/>
+            <w:tcBorders>
+              <w:top w:val="single" w:color="000000" w:sz="4"/>
+              <w:left w:val="single" w:color="000000" w:sz="4"/>
+              <w:bottom w:val="single" w:color="000000" w:sz="4"/>
+              <w:right w:val="single" w:color="000000" w:sz="4"/>
+            </w:tcBorders>
+            <w:tcMar>
+              <w:top w:type="dxa" w:w="60"/>
+              <w:left w:type="dxa" w:w="100"/>
+              <w:bottom w:type="dxa" w:w="60"/>
+              <w:right w:type="dxa" w:w="100"/>
+            </w:tcMar>
+            <w:vAlign w:val="center"/>
+          </w:tcPr>
+          <w:p>
+            <w:pPr>
+              <w:keepNext/>
               <w:spacing w:line="240" w:lineRule="auto"/>
               <w:jc w:val="left"/>
             </w:pPr>
@@ -2588,29 +2672,30 @@
                 <w:sz w:val="24"/>
                 <w:szCs w:val="24"/>
               </w:rPr>
-              <w:t xml:space="preserve">Sharing ideas clearly</w:t>
-            </w:r>
-          </w:p>
-        </w:tc>
-        <w:tc>
-          <w:tcPr>
-            <w:tcW w:type="dxa" w:w="3226"/>
-            <w:tcBorders>
-              <w:top w:val="single" w:color="000000" w:sz="4"/>
-              <w:left w:val="single" w:color="000000" w:sz="4"/>
-              <w:bottom w:val="single" w:color="000000" w:sz="4"/>
-              <w:right w:val="single" w:color="000000" w:sz="4"/>
-            </w:tcBorders>
-            <w:tcMar>
-              <w:top w:type="dxa" w:w="60"/>
-              <w:left w:type="dxa" w:w="100"/>
-              <w:bottom w:type="dxa" w:w="60"/>
-              <w:right w:type="dxa" w:w="100"/>
-            </w:tcMar>
-            <w:vAlign w:val="center"/>
-          </w:tcPr>
-          <w:p>
-            <w:pPr>
+              <w:t xml:space="preserve">Talking and listening in a clear way</w:t>
+            </w:r>
+          </w:p>
+        </w:tc>
+        <w:tc>
+          <w:tcPr>
+            <w:tcW w:type="dxa" w:w="3426"/>
+            <w:tcBorders>
+              <w:top w:val="single" w:color="000000" w:sz="4"/>
+              <w:left w:val="single" w:color="000000" w:sz="4"/>
+              <w:bottom w:val="single" w:color="000000" w:sz="4"/>
+              <w:right w:val="single" w:color="000000" w:sz="4"/>
+            </w:tcBorders>
+            <w:tcMar>
+              <w:top w:type="dxa" w:w="60"/>
+              <w:left w:type="dxa" w:w="100"/>
+              <w:bottom w:type="dxa" w:w="60"/>
+              <w:right w:type="dxa" w:w="100"/>
+            </w:tcMar>
+            <w:vAlign w:val="center"/>
+          </w:tcPr>
+          <w:p>
+            <w:pPr>
+              <w:keepNext/>
               <w:spacing w:line="240" w:lineRule="auto"/>
               <w:jc w:val="left"/>
             </w:pPr>
@@ -2622,7 +2707,7 @@
                 <w:sz w:val="24"/>
                 <w:szCs w:val="24"/>
               </w:rPr>
-              <w:t xml:space="preserve">Simple words, listening</w:t>
+              <w:t xml:space="preserve">Easy words in English class</w:t>
             </w:r>
           </w:p>
         </w:tc>
@@ -2650,6 +2735,7 @@
           </w:tcPr>
           <w:p>
             <w:pPr>
+              <w:keepNext w:val="false"/>
               <w:spacing w:line="240" w:lineRule="auto"/>
               <w:jc w:val="left"/>
             </w:pPr>
@@ -2661,29 +2747,30 @@
                 <w:sz w:val="24"/>
                 <w:szCs w:val="24"/>
               </w:rPr>
-              <w:t xml:space="preserve">Leadership</w:t>
-            </w:r>
-          </w:p>
-        </w:tc>
-        <w:tc>
-          <w:tcPr>
-            <w:tcW w:type="dxa" w:w="3200"/>
-            <w:tcBorders>
-              <w:top w:val="single" w:color="000000" w:sz="4"/>
-              <w:left w:val="single" w:color="000000" w:sz="4"/>
-              <w:bottom w:val="single" w:color="000000" w:sz="4"/>
-              <w:right w:val="single" w:color="000000" w:sz="4"/>
-            </w:tcBorders>
-            <w:tcMar>
-              <w:top w:type="dxa" w:w="60"/>
-              <w:left w:type="dxa" w:w="100"/>
-              <w:bottom w:type="dxa" w:w="60"/>
-              <w:right w:type="dxa" w:w="100"/>
-            </w:tcMar>
-            <w:vAlign w:val="center"/>
-          </w:tcPr>
-          <w:p>
-            <w:pPr>
+              <w:t xml:space="preserve">Motivation</w:t>
+            </w:r>
+          </w:p>
+        </w:tc>
+        <w:tc>
+          <w:tcPr>
+            <w:tcW w:type="dxa" w:w="3000"/>
+            <w:tcBorders>
+              <w:top w:val="single" w:color="000000" w:sz="4"/>
+              <w:left w:val="single" w:color="000000" w:sz="4"/>
+              <w:bottom w:val="single" w:color="000000" w:sz="4"/>
+              <w:right w:val="single" w:color="000000" w:sz="4"/>
+            </w:tcBorders>
+            <w:tcMar>
+              <w:top w:type="dxa" w:w="60"/>
+              <w:left w:type="dxa" w:w="100"/>
+              <w:bottom w:type="dxa" w:w="60"/>
+              <w:right w:type="dxa" w:w="100"/>
+            </w:tcMar>
+            <w:vAlign w:val="center"/>
+          </w:tcPr>
+          <w:p>
+            <w:pPr>
+              <w:keepNext w:val="false"/>
               <w:spacing w:line="240" w:lineRule="auto"/>
               <w:jc w:val="left"/>
             </w:pPr>
@@ -2695,29 +2782,30 @@
                 <w:sz w:val="24"/>
                 <w:szCs w:val="24"/>
               </w:rPr>
-              <w:t xml:space="preserve">Leading by example</w:t>
-            </w:r>
-          </w:p>
-        </w:tc>
-        <w:tc>
-          <w:tcPr>
-            <w:tcW w:type="dxa" w:w="3226"/>
-            <w:tcBorders>
-              <w:top w:val="single" w:color="000000" w:sz="4"/>
-              <w:left w:val="single" w:color="000000" w:sz="4"/>
-              <w:bottom w:val="single" w:color="000000" w:sz="4"/>
-              <w:right w:val="single" w:color="000000" w:sz="4"/>
-            </w:tcBorders>
-            <w:tcMar>
-              <w:top w:type="dxa" w:w="60"/>
-              <w:left w:type="dxa" w:w="100"/>
-              <w:bottom w:type="dxa" w:w="60"/>
-              <w:right w:type="dxa" w:w="100"/>
-            </w:tcMar>
-            <w:vAlign w:val="center"/>
-          </w:tcPr>
-          <w:p>
-            <w:pPr>
+              <w:t xml:space="preserve">Making students want to learn</w:t>
+            </w:r>
+          </w:p>
+        </w:tc>
+        <w:tc>
+          <w:tcPr>
+            <w:tcW w:type="dxa" w:w="3426"/>
+            <w:tcBorders>
+              <w:top w:val="single" w:color="000000" w:sz="4"/>
+              <w:left w:val="single" w:color="000000" w:sz="4"/>
+              <w:bottom w:val="single" w:color="000000" w:sz="4"/>
+              <w:right w:val="single" w:color="000000" w:sz="4"/>
+            </w:tcBorders>
+            <w:tcMar>
+              <w:top w:type="dxa" w:w="60"/>
+              <w:left w:type="dxa" w:w="100"/>
+              <w:bottom w:type="dxa" w:w="60"/>
+              <w:right w:type="dxa" w:w="100"/>
+            </w:tcMar>
+            <w:vAlign w:val="center"/>
+          </w:tcPr>
+          <w:p>
+            <w:pPr>
+              <w:keepNext w:val="false"/>
               <w:spacing w:line="240" w:lineRule="auto"/>
               <w:jc w:val="left"/>
             </w:pPr>
@@ -2729,221 +2817,7 @@
                 <w:sz w:val="24"/>
                 <w:szCs w:val="24"/>
               </w:rPr>
-              <w:t xml:space="preserve">Coming on time</w:t>
-            </w:r>
-          </w:p>
-        </w:tc>
-      </w:tr>
-      <w:tr>
-        <w:trPr>
-          <w:cantSplit/>
-        </w:trPr>
-        <w:tc>
-          <w:tcPr>
-            <w:tcW w:type="dxa" w:w="2600"/>
-            <w:tcBorders>
-              <w:top w:val="single" w:color="000000" w:sz="4"/>
-              <w:left w:val="single" w:color="000000" w:sz="4"/>
-              <w:bottom w:val="single" w:color="000000" w:sz="4"/>
-              <w:right w:val="single" w:color="000000" w:sz="4"/>
-            </w:tcBorders>
-            <w:tcMar>
-              <w:top w:type="dxa" w:w="60"/>
-              <w:left w:type="dxa" w:w="100"/>
-              <w:bottom w:type="dxa" w:w="60"/>
-              <w:right w:type="dxa" w:w="100"/>
-            </w:tcMar>
-            <w:vAlign w:val="center"/>
-          </w:tcPr>
-          <w:p>
-            <w:pPr>
-              <w:spacing w:line="240" w:lineRule="auto"/>
-              <w:jc w:val="left"/>
-            </w:pPr>
-            <w:r>
-              <w:rPr>
-                <w:rFonts w:ascii="Times New Roman" w:cs="Times New Roman" w:eastAsia="Times New Roman" w:hAnsi="Times New Roman"/>
-                <w:b/>
-                <w:bCs/>
-                <w:sz w:val="24"/>
-                <w:szCs w:val="24"/>
-              </w:rPr>
-              <w:t xml:space="preserve">Decision-Making</w:t>
-            </w:r>
-          </w:p>
-        </w:tc>
-        <w:tc>
-          <w:tcPr>
-            <w:tcW w:type="dxa" w:w="3200"/>
-            <w:tcBorders>
-              <w:top w:val="single" w:color="000000" w:sz="4"/>
-              <w:left w:val="single" w:color="000000" w:sz="4"/>
-              <w:bottom w:val="single" w:color="000000" w:sz="4"/>
-              <w:right w:val="single" w:color="000000" w:sz="4"/>
-            </w:tcBorders>
-            <w:tcMar>
-              <w:top w:type="dxa" w:w="60"/>
-              <w:left w:type="dxa" w:w="100"/>
-              <w:bottom w:type="dxa" w:w="60"/>
-              <w:right w:type="dxa" w:w="100"/>
-            </w:tcMar>
-            <w:vAlign w:val="center"/>
-          </w:tcPr>
-          <w:p>
-            <w:pPr>
-              <w:spacing w:line="240" w:lineRule="auto"/>
-              <w:jc w:val="left"/>
-            </w:pPr>
-            <w:r>
-              <w:rPr>
-                <w:rFonts w:ascii="Times New Roman" w:cs="Times New Roman" w:eastAsia="Times New Roman" w:hAnsi="Times New Roman"/>
-                <w:b w:val="false"/>
-                <w:bCs w:val="false"/>
-                <w:sz w:val="24"/>
-                <w:szCs w:val="24"/>
-              </w:rPr>
-              <w:t xml:space="preserve">Choosing the best option</w:t>
-            </w:r>
-          </w:p>
-        </w:tc>
-        <w:tc>
-          <w:tcPr>
-            <w:tcW w:type="dxa" w:w="3226"/>
-            <w:tcBorders>
-              <w:top w:val="single" w:color="000000" w:sz="4"/>
-              <w:left w:val="single" w:color="000000" w:sz="4"/>
-              <w:bottom w:val="single" w:color="000000" w:sz="4"/>
-              <w:right w:val="single" w:color="000000" w:sz="4"/>
-            </w:tcBorders>
-            <w:tcMar>
-              <w:top w:type="dxa" w:w="60"/>
-              <w:left w:type="dxa" w:w="100"/>
-              <w:bottom w:type="dxa" w:w="60"/>
-              <w:right w:type="dxa" w:w="100"/>
-            </w:tcMar>
-            <w:vAlign w:val="center"/>
-          </w:tcPr>
-          <w:p>
-            <w:pPr>
-              <w:spacing w:line="240" w:lineRule="auto"/>
-              <w:jc w:val="left"/>
-            </w:pPr>
-            <w:r>
-              <w:rPr>
-                <w:rFonts w:ascii="Times New Roman" w:cs="Times New Roman" w:eastAsia="Times New Roman" w:hAnsi="Times New Roman"/>
-                <w:b w:val="false"/>
-                <w:bCs w:val="false"/>
-                <w:sz w:val="24"/>
-                <w:szCs w:val="24"/>
-              </w:rPr>
-              <w:t xml:space="preserve">Fair decision, not in anger</w:t>
-            </w:r>
-          </w:p>
-        </w:tc>
-      </w:tr>
-      <w:tr>
-        <w:trPr>
-          <w:cantSplit/>
-        </w:trPr>
-        <w:tc>
-          <w:tcPr>
-            <w:tcW w:type="dxa" w:w="2600"/>
-            <w:tcBorders>
-              <w:top w:val="single" w:color="000000" w:sz="4"/>
-              <w:left w:val="single" w:color="000000" w:sz="4"/>
-              <w:bottom w:val="single" w:color="000000" w:sz="4"/>
-              <w:right w:val="single" w:color="000000" w:sz="4"/>
-            </w:tcBorders>
-            <w:tcMar>
-              <w:top w:type="dxa" w:w="60"/>
-              <w:left w:type="dxa" w:w="100"/>
-              <w:bottom w:type="dxa" w:w="60"/>
-              <w:right w:type="dxa" w:w="100"/>
-            </w:tcMar>
-            <w:vAlign w:val="center"/>
-          </w:tcPr>
-          <w:p>
-            <w:pPr>
-              <w:spacing w:line="240" w:lineRule="auto"/>
-              <w:jc w:val="left"/>
-            </w:pPr>
-            <w:r>
-              <w:rPr>
-                <w:rFonts w:ascii="Times New Roman" w:cs="Times New Roman" w:eastAsia="Times New Roman" w:hAnsi="Times New Roman"/>
-                <w:b/>
-                <w:bCs/>
-                <w:sz w:val="24"/>
-                <w:szCs w:val="24"/>
-              </w:rPr>
-              <w:t xml:space="preserve">Motivation</w:t>
-            </w:r>
-          </w:p>
-        </w:tc>
-        <w:tc>
-          <w:tcPr>
-            <w:tcW w:type="dxa" w:w="3200"/>
-            <w:tcBorders>
-              <w:top w:val="single" w:color="000000" w:sz="4"/>
-              <w:left w:val="single" w:color="000000" w:sz="4"/>
-              <w:bottom w:val="single" w:color="000000" w:sz="4"/>
-              <w:right w:val="single" w:color="000000" w:sz="4"/>
-            </w:tcBorders>
-            <w:tcMar>
-              <w:top w:type="dxa" w:w="60"/>
-              <w:left w:type="dxa" w:w="100"/>
-              <w:bottom w:type="dxa" w:w="60"/>
-              <w:right w:type="dxa" w:w="100"/>
-            </w:tcMar>
-            <w:vAlign w:val="center"/>
-          </w:tcPr>
-          <w:p>
-            <w:pPr>
-              <w:spacing w:line="240" w:lineRule="auto"/>
-              <w:jc w:val="left"/>
-            </w:pPr>
-            <w:r>
-              <w:rPr>
-                <w:rFonts w:ascii="Times New Roman" w:cs="Times New Roman" w:eastAsia="Times New Roman" w:hAnsi="Times New Roman"/>
-                <w:b w:val="false"/>
-                <w:bCs w:val="false"/>
-                <w:sz w:val="24"/>
-                <w:szCs w:val="24"/>
-              </w:rPr>
-              <w:t xml:space="preserve">Creating a wish to learn</w:t>
-            </w:r>
-          </w:p>
-        </w:tc>
-        <w:tc>
-          <w:tcPr>
-            <w:tcW w:type="dxa" w:w="3226"/>
-            <w:tcBorders>
-              <w:top w:val="single" w:color="000000" w:sz="4"/>
-              <w:left w:val="single" w:color="000000" w:sz="4"/>
-              <w:bottom w:val="single" w:color="000000" w:sz="4"/>
-              <w:right w:val="single" w:color="000000" w:sz="4"/>
-            </w:tcBorders>
-            <w:tcMar>
-              <w:top w:type="dxa" w:w="60"/>
-              <w:left w:type="dxa" w:w="100"/>
-              <w:bottom w:type="dxa" w:w="60"/>
-              <w:right w:type="dxa" w:w="100"/>
-            </w:tcMar>
-            <w:vAlign w:val="center"/>
-          </w:tcPr>
-          <w:p>
-            <w:pPr>
-              <w:spacing w:line="240" w:lineRule="auto"/>
-              <w:jc w:val="left"/>
-            </w:pPr>
-            <w:r>
-              <w:rPr>
-                <w:rFonts w:ascii="Times New Roman" w:cs="Times New Roman" w:eastAsia="Times New Roman" w:hAnsi="Times New Roman"/>
-                <w:b w:val="false"/>
-                <w:bCs w:val="false"/>
-                <w:sz w:val="24"/>
-                <w:szCs w:val="24"/>
-              </w:rPr>
-              <w:t xml:space="preserve">Praise and rewards</w:t>
+              <w:t xml:space="preserve">Star in the Math copy</w:t>
             </w:r>
           </w:p>
         </w:tc>
@@ -2968,6 +2842,19 @@
           <w:szCs w:val="28"/>
         </w:rPr>
         <w:t xml:space="preserve">6. PROBLEMS TEACHERS FACE</w:t>
+      </w:r>
+    </w:p>
+    <w:p>
+      <w:pPr>
+        <w:spacing w:after="140" w:line="360" w:lineRule="auto"/>
+      </w:pPr>
+      <w:r>
+        <w:rPr>
+          <w:rFonts w:ascii="Times New Roman" w:cs="Times New Roman" w:eastAsia="Times New Roman" w:hAnsi="Times New Roman"/>
+          <w:sz w:val="24"/>
+          <w:szCs w:val="24"/>
+        </w:rPr>
+        <w:t xml:space="preserve">Teachers in Pakistan face many problems. Four main problems are given below.</w:t>
       </w:r>
     </w:p>
     <w:p>
@@ -2977,15 +2864,15 @@
           <w:ilvl w:val="0"/>
           <w:numId w:val="2"/>
         </w:numPr>
-        <w:spacing w:after="60" w:line="360" w:lineRule="auto"/>
-      </w:pPr>
-      <w:r>
-        <w:rPr>
-          <w:rFonts w:ascii="Times New Roman" w:cs="Times New Roman" w:eastAsia="Times New Roman" w:hAnsi="Times New Roman"/>
-          <w:sz w:val="24"/>
-          <w:szCs w:val="24"/>
-        </w:rPr>
-        <w:t xml:space="preserve">Large classes</w:t>
+        <w:spacing w:after="40" w:line="360" w:lineRule="auto"/>
+      </w:pPr>
+      <w:r>
+        <w:rPr>
+          <w:rFonts w:ascii="Times New Roman" w:cs="Times New Roman" w:eastAsia="Times New Roman" w:hAnsi="Times New Roman"/>
+          <w:sz w:val="24"/>
+          <w:szCs w:val="24"/>
+        </w:rPr>
+        <w:t xml:space="preserve">Large classes with many students</w:t>
       </w:r>
     </w:p>
     <w:p>
@@ -2995,15 +2882,15 @@
           <w:ilvl w:val="0"/>
           <w:numId w:val="2"/>
         </w:numPr>
-        <w:spacing w:after="60" w:line="360" w:lineRule="auto"/>
-      </w:pPr>
-      <w:r>
-        <w:rPr>
-          <w:rFonts w:ascii="Times New Roman" w:cs="Times New Roman" w:eastAsia="Times New Roman" w:hAnsi="Times New Roman"/>
-          <w:sz w:val="24"/>
-          <w:szCs w:val="24"/>
-        </w:rPr>
-        <w:t xml:space="preserve">Lack of resources</w:t>
+        <w:spacing w:after="40" w:line="360" w:lineRule="auto"/>
+      </w:pPr>
+      <w:r>
+        <w:rPr>
+          <w:rFonts w:ascii="Times New Roman" w:cs="Times New Roman" w:eastAsia="Times New Roman" w:hAnsi="Times New Roman"/>
+          <w:sz w:val="24"/>
+          <w:szCs w:val="24"/>
+        </w:rPr>
+        <w:t xml:space="preserve">Not enough books and charts</w:t>
       </w:r>
     </w:p>
     <w:p>
@@ -3013,15 +2900,15 @@
           <w:ilvl w:val="0"/>
           <w:numId w:val="2"/>
         </w:numPr>
-        <w:spacing w:after="60" w:line="360" w:lineRule="auto"/>
-      </w:pPr>
-      <w:r>
-        <w:rPr>
-          <w:rFonts w:ascii="Times New Roman" w:cs="Times New Roman" w:eastAsia="Times New Roman" w:hAnsi="Times New Roman"/>
-          <w:sz w:val="24"/>
-          <w:szCs w:val="24"/>
-        </w:rPr>
-        <w:t xml:space="preserve">Extra non-teaching duties</w:t>
+        <w:spacing w:after="40" w:line="360" w:lineRule="auto"/>
+      </w:pPr>
+      <w:r>
+        <w:rPr>
+          <w:rFonts w:ascii="Times New Roman" w:cs="Times New Roman" w:eastAsia="Times New Roman" w:hAnsi="Times New Roman"/>
+          <w:sz w:val="24"/>
+          <w:szCs w:val="24"/>
+        </w:rPr>
+        <w:t xml:space="preserve">Extra work outside the class</w:t>
       </w:r>
     </w:p>
     <w:p>
@@ -3031,15 +2918,44 @@
           <w:ilvl w:val="0"/>
           <w:numId w:val="2"/>
         </w:numPr>
-        <w:spacing w:after="60" w:line="360" w:lineRule="auto"/>
-      </w:pPr>
-      <w:r>
-        <w:rPr>
-          <w:rFonts w:ascii="Times New Roman" w:cs="Times New Roman" w:eastAsia="Times New Roman" w:hAnsi="Times New Roman"/>
-          <w:sz w:val="24"/>
-          <w:szCs w:val="24"/>
-        </w:rPr>
-        <w:t xml:space="preserve">Little training in management</w:t>
+        <w:spacing w:after="40" w:line="360" w:lineRule="auto"/>
+      </w:pPr>
+      <w:r>
+        <w:rPr>
+          <w:rFonts w:ascii="Times New Roman" w:cs="Times New Roman" w:eastAsia="Times New Roman" w:hAnsi="Times New Roman"/>
+          <w:sz w:val="24"/>
+          <w:szCs w:val="24"/>
+        </w:rPr>
+        <w:t xml:space="preserve">Little training for teachers</w:t>
+      </w:r>
+    </w:p>
+    <w:p>
+      <w:pPr>
+        <w:pStyle w:val="Heading1"/>
+        <w:keepNext/>
+      </w:pPr>
+      <w:r>
+        <w:rPr>
+          <w:rFonts w:ascii="Times New Roman" w:cs="Times New Roman" w:eastAsia="Times New Roman" w:hAnsi="Times New Roman"/>
+          <w:b/>
+          <w:bCs/>
+          <w:sz w:val="28"/>
+          <w:szCs w:val="28"/>
+        </w:rPr>
+        <w:t xml:space="preserve">7. HOW TO IMPROVE MANAGEMENT SKILLS</w:t>
+      </w:r>
+    </w:p>
+    <w:p>
+      <w:pPr>
+        <w:spacing w:after="140" w:line="360" w:lineRule="auto"/>
+      </w:pPr>
+      <w:r>
+        <w:rPr>
+          <w:rFonts w:ascii="Times New Roman" w:cs="Times New Roman" w:eastAsia="Times New Roman" w:hAnsi="Times New Roman"/>
+          <w:sz w:val="24"/>
+          <w:szCs w:val="24"/>
+        </w:rPr>
+        <w:t xml:space="preserve">A teacher can improve these skills in four ways. The four ways are given below.</w:t>
       </w:r>
     </w:p>
     <w:p>
@@ -3049,31 +2965,15 @@
           <w:ilvl w:val="0"/>
           <w:numId w:val="2"/>
         </w:numPr>
-        <w:spacing w:after="60" w:line="360" w:lineRule="auto"/>
-      </w:pPr>
-      <w:r>
-        <w:rPr>
-          <w:rFonts w:ascii="Times New Roman" w:cs="Times New Roman" w:eastAsia="Times New Roman" w:hAnsi="Times New Roman"/>
-          <w:sz w:val="24"/>
-          <w:szCs w:val="24"/>
-        </w:rPr>
-        <w:t xml:space="preserve">Heavy syllabus and exam pressure</w:t>
-      </w:r>
-    </w:p>
-    <w:p>
-      <w:pPr>
-        <w:pStyle w:val="Heading1"/>
-        <w:keepNext/>
-      </w:pPr>
-      <w:r>
-        <w:rPr>
-          <w:rFonts w:ascii="Times New Roman" w:cs="Times New Roman" w:eastAsia="Times New Roman" w:hAnsi="Times New Roman"/>
-          <w:b/>
-          <w:bCs/>
-          <w:sz w:val="28"/>
-          <w:szCs w:val="28"/>
-        </w:rPr>
-        <w:t xml:space="preserve">7. HOW TO IMPROVE MANAGEMENT SKILLS</w:t>
+        <w:spacing w:after="40" w:line="360" w:lineRule="auto"/>
+      </w:pPr>
+      <w:r>
+        <w:rPr>
+          <w:rFonts w:ascii="Times New Roman" w:cs="Times New Roman" w:eastAsia="Times New Roman" w:hAnsi="Times New Roman"/>
+          <w:sz w:val="24"/>
+          <w:szCs w:val="24"/>
+        </w:rPr>
+        <w:t xml:space="preserve">Join training classes for teachers</w:t>
       </w:r>
     </w:p>
     <w:p>
@@ -3083,15 +2983,15 @@
           <w:ilvl w:val="0"/>
           <w:numId w:val="2"/>
         </w:numPr>
-        <w:spacing w:after="60" w:line="360" w:lineRule="auto"/>
-      </w:pPr>
-      <w:r>
-        <w:rPr>
-          <w:rFonts w:ascii="Times New Roman" w:cs="Times New Roman" w:eastAsia="Times New Roman" w:hAnsi="Times New Roman"/>
-          <w:sz w:val="24"/>
-          <w:szCs w:val="24"/>
-        </w:rPr>
-        <w:t xml:space="preserve">Attend training and workshops</w:t>
+        <w:spacing w:after="40" w:line="360" w:lineRule="auto"/>
+      </w:pPr>
+      <w:r>
+        <w:rPr>
+          <w:rFonts w:ascii="Times New Roman" w:cs="Times New Roman" w:eastAsia="Times New Roman" w:hAnsi="Times New Roman"/>
+          <w:sz w:val="24"/>
+          <w:szCs w:val="24"/>
+        </w:rPr>
+        <w:t xml:space="preserve">Learn from good senior teachers</w:t>
       </w:r>
     </w:p>
     <w:p>
@@ -3101,15 +3001,15 @@
           <w:ilvl w:val="0"/>
           <w:numId w:val="2"/>
         </w:numPr>
-        <w:spacing w:after="60" w:line="360" w:lineRule="auto"/>
-      </w:pPr>
-      <w:r>
-        <w:rPr>
-          <w:rFonts w:ascii="Times New Roman" w:cs="Times New Roman" w:eastAsia="Times New Roman" w:hAnsi="Times New Roman"/>
-          <w:sz w:val="24"/>
-          <w:szCs w:val="24"/>
-        </w:rPr>
-        <w:t xml:space="preserve">Learn from senior teachers</w:t>
+        <w:spacing w:after="40" w:line="360" w:lineRule="auto"/>
+      </w:pPr>
+      <w:r>
+        <w:rPr>
+          <w:rFonts w:ascii="Times New Roman" w:cs="Times New Roman" w:eastAsia="Times New Roman" w:hAnsi="Times New Roman"/>
+          <w:sz w:val="24"/>
+          <w:szCs w:val="24"/>
+        </w:rPr>
+        <w:t xml:space="preserve">Plan every lesson before class</w:t>
       </w:r>
     </w:p>
     <w:p>
@@ -3119,51 +3019,15 @@
           <w:ilvl w:val="0"/>
           <w:numId w:val="2"/>
         </w:numPr>
-        <w:spacing w:after="60" w:line="360" w:lineRule="auto"/>
-      </w:pPr>
-      <w:r>
-        <w:rPr>
-          <w:rFonts w:ascii="Times New Roman" w:cs="Times New Roman" w:eastAsia="Times New Roman" w:hAnsi="Times New Roman"/>
-          <w:sz w:val="24"/>
-          <w:szCs w:val="24"/>
-        </w:rPr>
-        <w:t xml:space="preserve">Think after each class about what went well and what to change</w:t>
-      </w:r>
-    </w:p>
-    <w:p>
-      <w:pPr>
-        <w:pStyle w:val="ListParagraph"/>
-        <w:numPr>
-          <w:ilvl w:val="0"/>
-          <w:numId w:val="2"/>
-        </w:numPr>
-        <w:spacing w:after="60" w:line="360" w:lineRule="auto"/>
-      </w:pPr>
-      <w:r>
-        <w:rPr>
-          <w:rFonts w:ascii="Times New Roman" w:cs="Times New Roman" w:eastAsia="Times New Roman" w:hAnsi="Times New Roman"/>
-          <w:sz w:val="24"/>
-          <w:szCs w:val="24"/>
-        </w:rPr>
-        <w:t xml:space="preserve">Make clear rules and routines</w:t>
-      </w:r>
-    </w:p>
-    <w:p>
-      <w:pPr>
-        <w:pStyle w:val="ListParagraph"/>
-        <w:numPr>
-          <w:ilvl w:val="0"/>
-          <w:numId w:val="2"/>
-        </w:numPr>
-        <w:spacing w:after="60" w:line="360" w:lineRule="auto"/>
-      </w:pPr>
-      <w:r>
-        <w:rPr>
-          <w:rFonts w:ascii="Times New Roman" w:cs="Times New Roman" w:eastAsia="Times New Roman" w:hAnsi="Times New Roman"/>
-          <w:sz w:val="24"/>
-          <w:szCs w:val="24"/>
-        </w:rPr>
-        <w:t xml:space="preserve">Use a daily planner and timetable</w:t>
+        <w:spacing w:after="40" w:line="360" w:lineRule="auto"/>
+      </w:pPr>
+      <w:r>
+        <w:rPr>
+          <w:rFonts w:ascii="Times New Roman" w:cs="Times New Roman" w:eastAsia="Times New Roman" w:hAnsi="Times New Roman"/>
+          <w:sz w:val="24"/>
+          <w:szCs w:val="24"/>
+        </w:rPr>
+        <w:t xml:space="preserve">Read books about teaching</w:t>
       </w:r>
     </w:p>
     <w:p>
@@ -3192,7 +3056,7 @@
           <w:sz w:val="24"/>
           <w:szCs w:val="24"/>
         </w:rPr>
-        <w:t xml:space="preserve">A teacher is the manager of the classroom. Skills like planning, organizing, classroom management, time management, communication, leadership, decision-making and motivation help the teacher do this job well. These skills can be learned through training and practice. When a teacher manages well, students learn better and the school runs smoothly.</w:t>
+        <w:t xml:space="preserve">Every teacher is the manager of her class. She needs planning, organizing and classroom control skills. She also needs time management, communication and motivation skills. With these six skills, her students learn better.</w:t>
       </w:r>
     </w:p>
     <w:p>
@@ -3242,20 +3106,6 @@
           <w:szCs w:val="24"/>
         </w:rPr>
         <w:t xml:space="preserve">Katz, R. L. (1955). Skills of an effective administrator. Harvard Business Review, 33(1), 33-42.</w:t>
-      </w:r>
-    </w:p>
-    <w:p>
-      <w:pPr>
-        <w:spacing w:after="120" w:line="360" w:lineRule="auto"/>
-        <w:ind w:left="720" w:hanging="720"/>
-      </w:pPr>
-      <w:r>
-        <w:rPr>
-          <w:rFonts w:ascii="Times New Roman" w:cs="Times New Roman" w:eastAsia="Times New Roman" w:hAnsi="Times New Roman"/>
-          <w:sz w:val="24"/>
-          <w:szCs w:val="24"/>
-        </w:rPr>
-        <w:t xml:space="preserve">Kounin, J. S. (1970). Discipline and group management in classrooms. Holt, Rinehart and Winston.</w:t>
       </w:r>
     </w:p>
     <w:sectPr>
